--- a/docs/report/SpecTwin_Technical_Report.docx
+++ b/docs/report/SpecTwin_Technical_Report.docx
@@ -476,6 +476,30 @@
       </w:r>
     </w:p>
     <w:p>
+      <w:pPr>
+        <w:pStyle w:val="ListText"/>
+        <w:numPr>
+          <w:ilvl w:val="0"/>
+          <w:numId w:val="2"/>
+        </w:numPr>
+      </w:pPr>
+      <w:r>
+        <w:t xml:space="preserve">A diagram-only generation pipeline, diagram editing in three synchronised editors, and engine comparison.</w:t>
+      </w:r>
+    </w:p>
+    <w:p>
+      <w:pPr>
+        <w:pStyle w:val="ListText"/>
+        <w:numPr>
+          <w:ilvl w:val="0"/>
+          <w:numId w:val="2"/>
+        </w:numPr>
+      </w:pPr>
+      <w:r>
+        <w:t xml:space="preserve">Export of SRS documents and diagrams in standard formats, and containerised deployment with Docker Compose.</w:t>
+      </w:r>
+    </w:p>
+    <w:p>
       <w:r>
         <w:t xml:space="preserve">The system focuses on functional requirements, non-functional requirements and the static domain model (class diagrams). Behavioural UML diagrams such as sequence or activity diagrams, requirement prioritisation and direct code generation are outside the current scope and can be added in future work.</w:t>
       </w:r>
@@ -1523,10 +1547,10 @@
           <w:b/>
           <w:bCs/>
         </w:rPr>
-        <w:t xml:space="preserve">Requirement and class model generation:</w:t>
-      </w:r>
-      <w:r>
-        <w:t xml:space="preserve"> The system must produce functional and non-functional requirements and a valid UML class model.</w:t>
+        <w:t xml:space="preserve">SRS generation:</w:t>
+      </w:r>
+      <w:r>
+        <w:t xml:space="preserve"> The system must generate an IEEE-style SRS document from the approved stages.</w:t>
       </w:r>
     </w:p>
     <w:p>
@@ -1542,23 +1566,10 @@
           <w:b/>
           <w:bCs/>
         </w:rPr>
-        <w:t xml:space="preserve">SRS and diagram publishing:</w:t>
-      </w:r>
-      <w:r>
-        <w:t xml:space="preserve"> On completion the system must publish an SRS document and a draw.io class diagram linked to the run.</w:t>
-      </w:r>
-    </w:p>
-    <w:p>
-      <w:pPr>
-        <w:pStyle w:val="Heading2"/>
-      </w:pPr>
-      <w:r>
-        <w:t xml:space="preserve">2.2 Expected Requirements</w:t>
-      </w:r>
-    </w:p>
-    <w:p>
-      <w:r>
-        <w:t xml:space="preserve">These requirements are not always stated explicitly by users but are expected for the system to be usable.</w:t>
+        <w:t xml:space="preserve">Class diagram generation:</w:t>
+      </w:r>
+      <w:r>
+        <w:t xml:space="preserve"> The system must generate a UML class diagram, both inside the SRS pipeline and directly from text in the Class Modeler.</w:t>
       </w:r>
     </w:p>
     <w:p>
@@ -1574,10 +1585,10 @@
           <w:b/>
           <w:bCs/>
         </w:rPr>
-        <w:t xml:space="preserve">Validation of artifacts:</w:t>
-      </w:r>
-      <w:r>
-        <w:t xml:space="preserve"> Class models must use valid relationship types, directions and multiplicities, and the draw.io XML must match the approved class model.</w:t>
+        <w:t xml:space="preserve">Diagram editing:</w:t>
+      </w:r>
+      <w:r>
+        <w:t xml:space="preserve"> The user must be able to edit classes, attributes, methods, enumerations and relationships, and save each change as a new version.</w:t>
       </w:r>
     </w:p>
     <w:p>
@@ -1593,10 +1604,10 @@
           <w:b/>
           <w:bCs/>
         </w:rPr>
-        <w:t xml:space="preserve">Optimistic concurrency:</w:t>
-      </w:r>
-      <w:r>
-        <w:t xml:space="preserve"> Saves and approvals must carry the version the user loaded and be rejected if someone else changed the stage in the meantime.</w:t>
+        <w:t xml:space="preserve">Export:</w:t>
+      </w:r>
+      <w:r>
+        <w:t xml:space="preserve"> SRS documents must be exportable as Markdown and PDF, and diagrams as draw.io XML, PNG, JPEG and SVG.</w:t>
       </w:r>
     </w:p>
     <w:p>
@@ -1612,10 +1623,10 @@
           <w:b/>
           <w:bCs/>
         </w:rPr>
-        <w:t xml:space="preserve">Version history:</w:t>
-      </w:r>
-      <w:r>
-        <w:t xml:space="preserve"> Stage revisions and diagram versions must be kept, not overwritten.</w:t>
+        <w:t xml:space="preserve">Requirement and class model generation:</w:t>
+      </w:r>
+      <w:r>
+        <w:t xml:space="preserve"> The system must produce functional and non-functional requirements and a valid UML class model.</w:t>
       </w:r>
     </w:p>
     <w:p>
@@ -1631,10 +1642,23 @@
           <w:b/>
           <w:bCs/>
         </w:rPr>
-        <w:t xml:space="preserve">Role-based access control:</w:t>
-      </w:r>
-      <w:r>
-        <w:t xml:space="preserve"> Every product API must be scoped to a workspace and checked against the caller's membership and role.</w:t>
+        <w:t xml:space="preserve">SRS and diagram publishing:</w:t>
+      </w:r>
+      <w:r>
+        <w:t xml:space="preserve"> On completion the system must publish an SRS document and a draw.io class diagram linked to the run.</w:t>
+      </w:r>
+    </w:p>
+    <w:p>
+      <w:pPr>
+        <w:pStyle w:val="Heading2"/>
+      </w:pPr>
+      <w:r>
+        <w:t xml:space="preserve">2.2 Expected Requirements</w:t>
+      </w:r>
+    </w:p>
+    <w:p>
+      <w:r>
+        <w:t xml:space="preserve">These requirements are not always stated explicitly by users but are expected for the system to be usable.</w:t>
       </w:r>
     </w:p>
     <w:p>
@@ -1650,10 +1674,10 @@
           <w:b/>
           <w:bCs/>
         </w:rPr>
-        <w:t xml:space="preserve">Export:</w:t>
-      </w:r>
-      <w:r>
-        <w:t xml:space="preserve"> SRS documents and diagrams must be exportable (Markdown and draw.io XML).</w:t>
+        <w:t xml:space="preserve">Validation of artifacts:</w:t>
+      </w:r>
+      <w:r>
+        <w:t xml:space="preserve"> Class models must use valid relationship types, directions and multiplicities, and the draw.io XML must match the approved class model.</w:t>
       </w:r>
     </w:p>
     <w:p>
@@ -1669,10 +1693,10 @@
           <w:b/>
           <w:bCs/>
         </w:rPr>
-        <w:t xml:space="preserve">Secure handling of secrets:</w:t>
-      </w:r>
-      <w:r>
-        <w:t xml:space="preserve"> User AI provider keys must be encrypted at rest and never returned to the client.</w:t>
+        <w:t xml:space="preserve">Optimistic concurrency:</w:t>
+      </w:r>
+      <w:r>
+        <w:t xml:space="preserve"> Saves and approvals must carry the version the user loaded and be rejected if someone else changed the stage in the meantime.</w:t>
       </w:r>
     </w:p>
     <w:p>
@@ -1688,23 +1712,10 @@
           <w:b/>
           <w:bCs/>
         </w:rPr>
-        <w:t xml:space="preserve">Usable interface:</w:t>
-      </w:r>
-      <w:r>
-        <w:t xml:space="preserve"> The interface must show run status, stage status and progress clearly, with readable error messages.</w:t>
-      </w:r>
-    </w:p>
-    <w:p>
-      <w:pPr>
-        <w:pStyle w:val="Heading2"/>
-      </w:pPr>
-      <w:r>
-        <w:t xml:space="preserve">2.3 Exciting Requirements</w:t>
-      </w:r>
-    </w:p>
-    <w:p>
-      <w:r>
-        <w:t xml:space="preserve">These features go beyond user expectations and add significant value.</w:t>
+        <w:t xml:space="preserve">Version history:</w:t>
+      </w:r>
+      <w:r>
+        <w:t xml:space="preserve"> Stage revisions and diagram versions must be kept, not overwritten.</w:t>
       </w:r>
     </w:p>
     <w:p>
@@ -1720,10 +1731,10 @@
           <w:b/>
           <w:bCs/>
         </w:rPr>
-        <w:t xml:space="preserve">Multiple interchangeable engines:</w:t>
-      </w:r>
-      <w:r>
-        <w:t xml:space="preserve"> The same pipeline can be driven by a rule engine, a local Ollama model, a hosted model or the user's own OpenAI, Anthropic or Gemini key.</w:t>
+        <w:t xml:space="preserve">Role-based access control:</w:t>
+      </w:r>
+      <w:r>
+        <w:t xml:space="preserve"> Every product API must be scoped to a workspace and checked against the caller's membership and role.</w:t>
       </w:r>
     </w:p>
     <w:p>
@@ -1739,10 +1750,10 @@
           <w:b/>
           <w:bCs/>
         </w:rPr>
-        <w:t xml:space="preserve">Correction memory (RAG):</w:t>
-      </w:r>
-      <w:r>
-        <w:t xml:space="preserve"> Fixes made to AI output are embedded, stored and retrieved for similar inputs, so the AI engines learn from users.</w:t>
+        <w:t xml:space="preserve">Secure handling of secrets:</w:t>
+      </w:r>
+      <w:r>
+        <w:t xml:space="preserve"> User AI provider keys must be encrypted at rest and never returned to the client.</w:t>
       </w:r>
     </w:p>
     <w:p>
@@ -1758,10 +1769,23 @@
           <w:b/>
           <w:bCs/>
         </w:rPr>
-        <w:t xml:space="preserve">Class Modeler with explanations:</w:t>
-      </w:r>
-      <w:r>
-        <w:t xml:space="preserve"> A standalone tool applies Abbott's textual analysis and shows why each noun became a class, an attribute or was rejected.</w:t>
+        <w:t xml:space="preserve">Usable interface:</w:t>
+      </w:r>
+      <w:r>
+        <w:t xml:space="preserve"> The interface must show run status, stage status and progress clearly, with readable error messages.</w:t>
+      </w:r>
+    </w:p>
+    <w:p>
+      <w:pPr>
+        <w:pStyle w:val="Heading2"/>
+      </w:pPr>
+      <w:r>
+        <w:t xml:space="preserve">2.3 Exciting Requirements</w:t>
+      </w:r>
+    </w:p>
+    <w:p>
+      <w:r>
+        <w:t xml:space="preserve">These features go beyond user expectations and add significant value.</w:t>
       </w:r>
     </w:p>
     <w:p>
@@ -1777,10 +1801,10 @@
           <w:b/>
           <w:bCs/>
         </w:rPr>
-        <w:t xml:space="preserve">One model, three editors:</w:t>
-      </w:r>
-      <w:r>
-        <w:t xml:space="preserve"> The class model can be edited as structured fields, in draw.io, or on an interactive canvas, and all views stay in sync.</w:t>
+        <w:t xml:space="preserve">Multiple interchangeable engines:</w:t>
+      </w:r>
+      <w:r>
+        <w:t xml:space="preserve"> The same pipeline can be driven by a rule engine, a local Ollama model, a hosted model or the user's own OpenAI, Anthropic or Gemini key.</w:t>
       </w:r>
     </w:p>
     <w:p>
@@ -1796,10 +1820,10 @@
           <w:b/>
           <w:bCs/>
         </w:rPr>
-        <w:t xml:space="preserve">Traceability matrix:</w:t>
-      </w:r>
-      <w:r>
-        <w:t xml:space="preserve"> The SRS links each requirement to the classes that implement it.</w:t>
+        <w:t xml:space="preserve">Correction memory (RAG):</w:t>
+      </w:r>
+      <w:r>
+        <w:t xml:space="preserve"> Fixes made to AI output are embedded, stored and retrieved for similar inputs, so the AI engines learn from users.</w:t>
       </w:r>
     </w:p>
     <w:p>
@@ -1815,10 +1839,2151 @@
           <w:b/>
           <w:bCs/>
         </w:rPr>
+        <w:t xml:space="preserve">Class Modeler with explanations:</w:t>
+      </w:r>
+      <w:r>
+        <w:t xml:space="preserve"> A standalone tool applies Abbott's textual analysis and shows why each noun became a class, an attribute or was rejected.</w:t>
+      </w:r>
+    </w:p>
+    <w:p>
+      <w:pPr>
+        <w:pStyle w:val="ListText"/>
+        <w:numPr>
+          <w:ilvl w:val="0"/>
+          <w:numId w:val="2"/>
+        </w:numPr>
+      </w:pPr>
+      <w:r>
+        <w:rPr>
+          <w:b/>
+          <w:bCs/>
+        </w:rPr>
+        <w:t xml:space="preserve">One model, three editors:</w:t>
+      </w:r>
+      <w:r>
+        <w:t xml:space="preserve"> The class model can be edited as structured fields, in draw.io, or on an interactive canvas, and all views stay in sync.</w:t>
+      </w:r>
+    </w:p>
+    <w:p>
+      <w:pPr>
+        <w:pStyle w:val="ListText"/>
+        <w:numPr>
+          <w:ilvl w:val="0"/>
+          <w:numId w:val="2"/>
+        </w:numPr>
+      </w:pPr>
+      <w:r>
+        <w:rPr>
+          <w:b/>
+          <w:bCs/>
+        </w:rPr>
+        <w:t xml:space="preserve">Traceability matrix:</w:t>
+      </w:r>
+      <w:r>
+        <w:t xml:space="preserve"> The SRS links each requirement to the classes that implement it.</w:t>
+      </w:r>
+    </w:p>
+    <w:p>
+      <w:pPr>
+        <w:pStyle w:val="ListText"/>
+        <w:numPr>
+          <w:ilvl w:val="0"/>
+          <w:numId w:val="2"/>
+        </w:numPr>
+      </w:pPr>
+      <w:r>
+        <w:rPr>
+          <w:b/>
+          <w:bCs/>
+        </w:rPr>
         <w:t xml:space="preserve">Offline and free operation:</w:t>
       </w:r>
       <w:r>
         <w:t xml:space="preserve"> The rule engine and local models work without any paid service.</w:t>
+      </w:r>
+    </w:p>
+    <w:p>
+      <w:pPr>
+        <w:pStyle w:val="ListText"/>
+        <w:numPr>
+          <w:ilvl w:val="0"/>
+          <w:numId w:val="2"/>
+        </w:numPr>
+      </w:pPr>
+      <w:r>
+        <w:rPr>
+          <w:b/>
+          <w:bCs/>
+        </w:rPr>
+        <w:t xml:space="preserve">Engine comparison:</w:t>
+      </w:r>
+      <w:r>
+        <w:t xml:space="preserve"> Two engines can be run on the same text and compared side by side with class, member and relationship agreement scores.</w:t>
+      </w:r>
+    </w:p>
+    <w:p>
+      <w:pPr>
+        <w:pStyle w:val="ListText"/>
+        <w:numPr>
+          <w:ilvl w:val="0"/>
+          <w:numId w:val="2"/>
+        </w:numPr>
+      </w:pPr>
+      <w:r>
+        <w:rPr>
+          <w:b/>
+          <w:bCs/>
+        </w:rPr>
+        <w:t xml:space="preserve">Step-by-step explanation:</w:t>
+      </w:r>
+      <w:r>
+        <w:t xml:space="preserve"> The Class Modeler explains every modeling decision.</w:t>
+      </w:r>
+    </w:p>
+    <w:p>
+      <w:pPr>
+        <w:pStyle w:val="Heading2"/>
+      </w:pPr>
+      <w:r>
+        <w:t xml:space="preserve">2.4 Feature List</w:t>
+      </w:r>
+    </w:p>
+    <w:p>
+      <w:r>
+        <w:t xml:space="preserve">The complete list of features implemented in the system is summarised below.</w:t>
+      </w:r>
+    </w:p>
+    <w:tbl>
+      <w:tblPr>
+        <w:tblW w:type="dxa" w:w="9360"/>
+        <w:tblBorders>
+          <w:top w:val="single" w:color="auto" w:sz="4"/>
+          <w:left w:val="single" w:color="auto" w:sz="4"/>
+          <w:bottom w:val="single" w:color="auto" w:sz="4"/>
+          <w:right w:val="single" w:color="auto" w:sz="4"/>
+          <w:insideH w:val="single" w:color="auto" w:sz="4"/>
+          <w:insideV w:val="single" w:color="auto" w:sz="4"/>
+        </w:tblBorders>
+      </w:tblPr>
+      <w:tblGrid>
+        <w:gridCol w:w="900"/>
+        <w:gridCol w:w="2800"/>
+        <w:gridCol w:w="5660"/>
+      </w:tblGrid>
+      <w:tr>
+        <w:trPr>
+          <w:tblHeader/>
+        </w:trPr>
+        <w:tc>
+          <w:tcPr>
+            <w:tcW w:type="dxa" w:w="900"/>
+            <w:tcBorders>
+              <w:top w:val="single" w:color="808080" w:sz="4"/>
+              <w:left w:val="single" w:color="808080" w:sz="4"/>
+              <w:bottom w:val="single" w:color="808080" w:sz="4"/>
+              <w:right w:val="single" w:color="808080" w:sz="4"/>
+            </w:tcBorders>
+            <w:shd w:fill="D9E2F3" w:val="clear"/>
+            <w:tcMar>
+              <w:top w:type="dxa" w:w="60"/>
+              <w:left w:type="dxa" w:w="100"/>
+              <w:bottom w:type="dxa" w:w="60"/>
+              <w:right w:type="dxa" w:w="100"/>
+            </w:tcMar>
+            <w:vAlign w:val="top"/>
+          </w:tcPr>
+          <w:p>
+            <w:pPr>
+              <w:pStyle w:val="TableText"/>
+            </w:pPr>
+            <w:r>
+              <w:rPr>
+                <w:b/>
+                <w:bCs/>
+              </w:rPr>
+              <w:t xml:space="preserve">ID</w:t>
+            </w:r>
+          </w:p>
+        </w:tc>
+        <w:tc>
+          <w:tcPr>
+            <w:tcW w:type="dxa" w:w="2800"/>
+            <w:tcBorders>
+              <w:top w:val="single" w:color="808080" w:sz="4"/>
+              <w:left w:val="single" w:color="808080" w:sz="4"/>
+              <w:bottom w:val="single" w:color="808080" w:sz="4"/>
+              <w:right w:val="single" w:color="808080" w:sz="4"/>
+            </w:tcBorders>
+            <w:shd w:fill="D9E2F3" w:val="clear"/>
+            <w:tcMar>
+              <w:top w:type="dxa" w:w="60"/>
+              <w:left w:type="dxa" w:w="100"/>
+              <w:bottom w:type="dxa" w:w="60"/>
+              <w:right w:type="dxa" w:w="100"/>
+            </w:tcMar>
+            <w:vAlign w:val="top"/>
+          </w:tcPr>
+          <w:p>
+            <w:pPr>
+              <w:pStyle w:val="TableText"/>
+            </w:pPr>
+            <w:r>
+              <w:rPr>
+                <w:b/>
+                <w:bCs/>
+              </w:rPr>
+              <w:t xml:space="preserve">Feature</w:t>
+            </w:r>
+          </w:p>
+        </w:tc>
+        <w:tc>
+          <w:tcPr>
+            <w:tcW w:type="dxa" w:w="5660"/>
+            <w:tcBorders>
+              <w:top w:val="single" w:color="808080" w:sz="4"/>
+              <w:left w:val="single" w:color="808080" w:sz="4"/>
+              <w:bottom w:val="single" w:color="808080" w:sz="4"/>
+              <w:right w:val="single" w:color="808080" w:sz="4"/>
+            </w:tcBorders>
+            <w:shd w:fill="D9E2F3" w:val="clear"/>
+            <w:tcMar>
+              <w:top w:type="dxa" w:w="60"/>
+              <w:left w:type="dxa" w:w="100"/>
+              <w:bottom w:type="dxa" w:w="60"/>
+              <w:right w:type="dxa" w:w="100"/>
+            </w:tcMar>
+            <w:vAlign w:val="top"/>
+          </w:tcPr>
+          <w:p>
+            <w:pPr>
+              <w:pStyle w:val="TableText"/>
+            </w:pPr>
+            <w:r>
+              <w:rPr>
+                <w:b/>
+                <w:bCs/>
+              </w:rPr>
+              <w:t xml:space="preserve">Description</w:t>
+            </w:r>
+          </w:p>
+        </w:tc>
+      </w:tr>
+      <w:tr>
+        <w:trPr>
+          <w:cantSplit/>
+        </w:trPr>
+        <w:tc>
+          <w:tcPr>
+            <w:tcW w:type="dxa" w:w="900"/>
+            <w:tcBorders>
+              <w:top w:val="single" w:color="808080" w:sz="4"/>
+              <w:left w:val="single" w:color="808080" w:sz="4"/>
+              <w:bottom w:val="single" w:color="808080" w:sz="4"/>
+              <w:right w:val="single" w:color="808080" w:sz="4"/>
+            </w:tcBorders>
+            <w:tcMar>
+              <w:top w:type="dxa" w:w="60"/>
+              <w:left w:type="dxa" w:w="100"/>
+              <w:bottom w:type="dxa" w:w="60"/>
+              <w:right w:type="dxa" w:w="100"/>
+            </w:tcMar>
+            <w:vAlign w:val="top"/>
+          </w:tcPr>
+          <w:p>
+            <w:pPr>
+              <w:pStyle w:val="TableText"/>
+            </w:pPr>
+            <w:r>
+              <w:t xml:space="preserve">F1</w:t>
+            </w:r>
+          </w:p>
+        </w:tc>
+        <w:tc>
+          <w:tcPr>
+            <w:tcW w:type="dxa" w:w="2800"/>
+            <w:tcBorders>
+              <w:top w:val="single" w:color="808080" w:sz="4"/>
+              <w:left w:val="single" w:color="808080" w:sz="4"/>
+              <w:bottom w:val="single" w:color="808080" w:sz="4"/>
+              <w:right w:val="single" w:color="808080" w:sz="4"/>
+            </w:tcBorders>
+            <w:tcMar>
+              <w:top w:type="dxa" w:w="60"/>
+              <w:left w:type="dxa" w:w="100"/>
+              <w:bottom w:type="dxa" w:w="60"/>
+              <w:right w:type="dxa" w:w="100"/>
+            </w:tcMar>
+            <w:vAlign w:val="top"/>
+          </w:tcPr>
+          <w:p>
+            <w:pPr>
+              <w:pStyle w:val="TableText"/>
+            </w:pPr>
+            <w:r>
+              <w:t xml:space="preserve">User authentication</w:t>
+            </w:r>
+          </w:p>
+        </w:tc>
+        <w:tc>
+          <w:tcPr>
+            <w:tcW w:type="dxa" w:w="5660"/>
+            <w:tcBorders>
+              <w:top w:val="single" w:color="808080" w:sz="4"/>
+              <w:left w:val="single" w:color="808080" w:sz="4"/>
+              <w:bottom w:val="single" w:color="808080" w:sz="4"/>
+              <w:right w:val="single" w:color="808080" w:sz="4"/>
+            </w:tcBorders>
+            <w:tcMar>
+              <w:top w:type="dxa" w:w="60"/>
+              <w:left w:type="dxa" w:w="100"/>
+              <w:bottom w:type="dxa" w:w="60"/>
+              <w:right w:type="dxa" w:w="100"/>
+            </w:tcMar>
+            <w:vAlign w:val="top"/>
+          </w:tcPr>
+          <w:p>
+            <w:pPr>
+              <w:pStyle w:val="TableText"/>
+            </w:pPr>
+            <w:r>
+              <w:t xml:space="preserve">Register, email verification code, login, logout, forgot and reset password</w:t>
+            </w:r>
+          </w:p>
+        </w:tc>
+      </w:tr>
+      <w:tr>
+        <w:trPr>
+          <w:cantSplit/>
+        </w:trPr>
+        <w:tc>
+          <w:tcPr>
+            <w:tcW w:type="dxa" w:w="900"/>
+            <w:tcBorders>
+              <w:top w:val="single" w:color="808080" w:sz="4"/>
+              <w:left w:val="single" w:color="808080" w:sz="4"/>
+              <w:bottom w:val="single" w:color="808080" w:sz="4"/>
+              <w:right w:val="single" w:color="808080" w:sz="4"/>
+            </w:tcBorders>
+            <w:tcMar>
+              <w:top w:type="dxa" w:w="60"/>
+              <w:left w:type="dxa" w:w="100"/>
+              <w:bottom w:type="dxa" w:w="60"/>
+              <w:right w:type="dxa" w:w="100"/>
+            </w:tcMar>
+            <w:vAlign w:val="top"/>
+          </w:tcPr>
+          <w:p>
+            <w:pPr>
+              <w:pStyle w:val="TableText"/>
+            </w:pPr>
+            <w:r>
+              <w:t xml:space="preserve">F2</w:t>
+            </w:r>
+          </w:p>
+        </w:tc>
+        <w:tc>
+          <w:tcPr>
+            <w:tcW w:type="dxa" w:w="2800"/>
+            <w:tcBorders>
+              <w:top w:val="single" w:color="808080" w:sz="4"/>
+              <w:left w:val="single" w:color="808080" w:sz="4"/>
+              <w:bottom w:val="single" w:color="808080" w:sz="4"/>
+              <w:right w:val="single" w:color="808080" w:sz="4"/>
+            </w:tcBorders>
+            <w:tcMar>
+              <w:top w:type="dxa" w:w="60"/>
+              <w:left w:type="dxa" w:w="100"/>
+              <w:bottom w:type="dxa" w:w="60"/>
+              <w:right w:type="dxa" w:w="100"/>
+            </w:tcMar>
+            <w:vAlign w:val="top"/>
+          </w:tcPr>
+          <w:p>
+            <w:pPr>
+              <w:pStyle w:val="TableText"/>
+            </w:pPr>
+            <w:r>
+              <w:t xml:space="preserve">Workspaces and members</w:t>
+            </w:r>
+          </w:p>
+        </w:tc>
+        <w:tc>
+          <w:tcPr>
+            <w:tcW w:type="dxa" w:w="5660"/>
+            <w:tcBorders>
+              <w:top w:val="single" w:color="808080" w:sz="4"/>
+              <w:left w:val="single" w:color="808080" w:sz="4"/>
+              <w:bottom w:val="single" w:color="808080" w:sz="4"/>
+              <w:right w:val="single" w:color="808080" w:sz="4"/>
+            </w:tcBorders>
+            <w:tcMar>
+              <w:top w:type="dxa" w:w="60"/>
+              <w:left w:type="dxa" w:w="100"/>
+              <w:bottom w:type="dxa" w:w="60"/>
+              <w:right w:type="dxa" w:w="100"/>
+            </w:tcMar>
+            <w:vAlign w:val="top"/>
+          </w:tcPr>
+          <w:p>
+            <w:pPr>
+              <w:pStyle w:val="TableText"/>
+            </w:pPr>
+            <w:r>
+              <w:t xml:space="preserve">Personal and organisation workspaces; invite members; owner, admin, member and viewer roles</w:t>
+            </w:r>
+          </w:p>
+        </w:tc>
+      </w:tr>
+      <w:tr>
+        <w:trPr>
+          <w:cantSplit/>
+        </w:trPr>
+        <w:tc>
+          <w:tcPr>
+            <w:tcW w:type="dxa" w:w="900"/>
+            <w:tcBorders>
+              <w:top w:val="single" w:color="808080" w:sz="4"/>
+              <w:left w:val="single" w:color="808080" w:sz="4"/>
+              <w:bottom w:val="single" w:color="808080" w:sz="4"/>
+              <w:right w:val="single" w:color="808080" w:sz="4"/>
+            </w:tcBorders>
+            <w:tcMar>
+              <w:top w:type="dxa" w:w="60"/>
+              <w:left w:type="dxa" w:w="100"/>
+              <w:bottom w:type="dxa" w:w="60"/>
+              <w:right w:type="dxa" w:w="100"/>
+            </w:tcMar>
+            <w:vAlign w:val="top"/>
+          </w:tcPr>
+          <w:p>
+            <w:pPr>
+              <w:pStyle w:val="TableText"/>
+            </w:pPr>
+            <w:r>
+              <w:t xml:space="preserve">F3</w:t>
+            </w:r>
+          </w:p>
+        </w:tc>
+        <w:tc>
+          <w:tcPr>
+            <w:tcW w:type="dxa" w:w="2800"/>
+            <w:tcBorders>
+              <w:top w:val="single" w:color="808080" w:sz="4"/>
+              <w:left w:val="single" w:color="808080" w:sz="4"/>
+              <w:bottom w:val="single" w:color="808080" w:sz="4"/>
+              <w:right w:val="single" w:color="808080" w:sz="4"/>
+            </w:tcBorders>
+            <w:tcMar>
+              <w:top w:type="dxa" w:w="60"/>
+              <w:left w:type="dxa" w:w="100"/>
+              <w:bottom w:type="dxa" w:w="60"/>
+              <w:right w:type="dxa" w:w="100"/>
+            </w:tcMar>
+            <w:vAlign w:val="top"/>
+          </w:tcPr>
+          <w:p>
+            <w:pPr>
+              <w:pStyle w:val="TableText"/>
+            </w:pPr>
+            <w:r>
+              <w:t xml:space="preserve">Project management</w:t>
+            </w:r>
+          </w:p>
+        </w:tc>
+        <w:tc>
+          <w:tcPr>
+            <w:tcW w:type="dxa" w:w="5660"/>
+            <w:tcBorders>
+              <w:top w:val="single" w:color="808080" w:sz="4"/>
+              <w:left w:val="single" w:color="808080" w:sz="4"/>
+              <w:bottom w:val="single" w:color="808080" w:sz="4"/>
+              <w:right w:val="single" w:color="808080" w:sz="4"/>
+            </w:tcBorders>
+            <w:tcMar>
+              <w:top w:type="dxa" w:w="60"/>
+              <w:left w:type="dxa" w:w="100"/>
+              <w:bottom w:type="dxa" w:w="60"/>
+              <w:right w:type="dxa" w:w="100"/>
+            </w:tcMar>
+            <w:vAlign w:val="top"/>
+          </w:tcPr>
+          <w:p>
+            <w:pPr>
+              <w:pStyle w:val="TableText"/>
+            </w:pPr>
+            <w:r>
+              <w:t xml:space="preserve">Create, edit, archive and list projects</w:t>
+            </w:r>
+          </w:p>
+        </w:tc>
+      </w:tr>
+      <w:tr>
+        <w:trPr>
+          <w:cantSplit/>
+        </w:trPr>
+        <w:tc>
+          <w:tcPr>
+            <w:tcW w:type="dxa" w:w="900"/>
+            <w:tcBorders>
+              <w:top w:val="single" w:color="808080" w:sz="4"/>
+              <w:left w:val="single" w:color="808080" w:sz="4"/>
+              <w:bottom w:val="single" w:color="808080" w:sz="4"/>
+              <w:right w:val="single" w:color="808080" w:sz="4"/>
+            </w:tcBorders>
+            <w:tcMar>
+              <w:top w:type="dxa" w:w="60"/>
+              <w:left w:type="dxa" w:w="100"/>
+              <w:bottom w:type="dxa" w:w="60"/>
+              <w:right w:type="dxa" w:w="100"/>
+            </w:tcMar>
+            <w:vAlign w:val="top"/>
+          </w:tcPr>
+          <w:p>
+            <w:pPr>
+              <w:pStyle w:val="TableText"/>
+            </w:pPr>
+            <w:r>
+              <w:t xml:space="preserve">F4</w:t>
+            </w:r>
+          </w:p>
+        </w:tc>
+        <w:tc>
+          <w:tcPr>
+            <w:tcW w:type="dxa" w:w="2800"/>
+            <w:tcBorders>
+              <w:top w:val="single" w:color="808080" w:sz="4"/>
+              <w:left w:val="single" w:color="808080" w:sz="4"/>
+              <w:bottom w:val="single" w:color="808080" w:sz="4"/>
+              <w:right w:val="single" w:color="808080" w:sz="4"/>
+            </w:tcBorders>
+            <w:tcMar>
+              <w:top w:type="dxa" w:w="60"/>
+              <w:left w:type="dxa" w:w="100"/>
+              <w:bottom w:type="dxa" w:w="60"/>
+              <w:right w:type="dxa" w:w="100"/>
+            </w:tcMar>
+            <w:vAlign w:val="top"/>
+          </w:tcPr>
+          <w:p>
+            <w:pPr>
+              <w:pStyle w:val="TableText"/>
+            </w:pPr>
+            <w:r>
+              <w:t xml:space="preserve">SRS generation pipeline</w:t>
+            </w:r>
+          </w:p>
+        </w:tc>
+        <w:tc>
+          <w:tcPr>
+            <w:tcW w:type="dxa" w:w="5660"/>
+            <w:tcBorders>
+              <w:top w:val="single" w:color="808080" w:sz="4"/>
+              <w:left w:val="single" w:color="808080" w:sz="4"/>
+              <w:bottom w:val="single" w:color="808080" w:sz="4"/>
+              <w:right w:val="single" w:color="808080" w:sz="4"/>
+            </w:tcBorders>
+            <w:tcMar>
+              <w:top w:type="dxa" w:w="60"/>
+              <w:left w:type="dxa" w:w="100"/>
+              <w:bottom w:type="dxa" w:w="60"/>
+              <w:right w:type="dxa" w:w="100"/>
+            </w:tcMar>
+            <w:vAlign w:val="top"/>
+          </w:tcPr>
+          <w:p>
+            <w:pPr>
+              <w:pStyle w:val="TableText"/>
+            </w:pPr>
+            <w:r>
+              <w:t xml:space="preserve">Six reviewed stages from description to draw.io XML with four engines</w:t>
+            </w:r>
+          </w:p>
+        </w:tc>
+      </w:tr>
+      <w:tr>
+        <w:trPr>
+          <w:cantSplit/>
+        </w:trPr>
+        <w:tc>
+          <w:tcPr>
+            <w:tcW w:type="dxa" w:w="900"/>
+            <w:tcBorders>
+              <w:top w:val="single" w:color="808080" w:sz="4"/>
+              <w:left w:val="single" w:color="808080" w:sz="4"/>
+              <w:bottom w:val="single" w:color="808080" w:sz="4"/>
+              <w:right w:val="single" w:color="808080" w:sz="4"/>
+            </w:tcBorders>
+            <w:tcMar>
+              <w:top w:type="dxa" w:w="60"/>
+              <w:left w:type="dxa" w:w="100"/>
+              <w:bottom w:type="dxa" w:w="60"/>
+              <w:right w:type="dxa" w:w="100"/>
+            </w:tcMar>
+            <w:vAlign w:val="top"/>
+          </w:tcPr>
+          <w:p>
+            <w:pPr>
+              <w:pStyle w:val="TableText"/>
+            </w:pPr>
+            <w:r>
+              <w:t xml:space="preserve">F5</w:t>
+            </w:r>
+          </w:p>
+        </w:tc>
+        <w:tc>
+          <w:tcPr>
+            <w:tcW w:type="dxa" w:w="2800"/>
+            <w:tcBorders>
+              <w:top w:val="single" w:color="808080" w:sz="4"/>
+              <w:left w:val="single" w:color="808080" w:sz="4"/>
+              <w:bottom w:val="single" w:color="808080" w:sz="4"/>
+              <w:right w:val="single" w:color="808080" w:sz="4"/>
+            </w:tcBorders>
+            <w:tcMar>
+              <w:top w:type="dxa" w:w="60"/>
+              <w:left w:type="dxa" w:w="100"/>
+              <w:bottom w:type="dxa" w:w="60"/>
+              <w:right w:type="dxa" w:w="100"/>
+            </w:tcMar>
+            <w:vAlign w:val="top"/>
+          </w:tcPr>
+          <w:p>
+            <w:pPr>
+              <w:pStyle w:val="TableText"/>
+            </w:pPr>
+            <w:r>
+              <w:t xml:space="preserve">Clarification questions</w:t>
+            </w:r>
+          </w:p>
+        </w:tc>
+        <w:tc>
+          <w:tcPr>
+            <w:tcW w:type="dxa" w:w="5660"/>
+            <w:tcBorders>
+              <w:top w:val="single" w:color="808080" w:sz="4"/>
+              <w:left w:val="single" w:color="808080" w:sz="4"/>
+              <w:bottom w:val="single" w:color="808080" w:sz="4"/>
+              <w:right w:val="single" w:color="808080" w:sz="4"/>
+            </w:tcBorders>
+            <w:tcMar>
+              <w:top w:type="dxa" w:w="60"/>
+              <w:left w:type="dxa" w:w="100"/>
+              <w:bottom w:type="dxa" w:w="60"/>
+              <w:right w:type="dxa" w:w="100"/>
+            </w:tcMar>
+            <w:vAlign w:val="top"/>
+          </w:tcPr>
+          <w:p>
+            <w:pPr>
+              <w:pStyle w:val="TableText"/>
+            </w:pPr>
+            <w:r>
+              <w:t xml:space="preserve">Nine categories of questions with source sentence and target fact slot</w:t>
+            </w:r>
+          </w:p>
+        </w:tc>
+      </w:tr>
+      <w:tr>
+        <w:trPr>
+          <w:cantSplit/>
+        </w:trPr>
+        <w:tc>
+          <w:tcPr>
+            <w:tcW w:type="dxa" w:w="900"/>
+            <w:tcBorders>
+              <w:top w:val="single" w:color="808080" w:sz="4"/>
+              <w:left w:val="single" w:color="808080" w:sz="4"/>
+              <w:bottom w:val="single" w:color="808080" w:sz="4"/>
+              <w:right w:val="single" w:color="808080" w:sz="4"/>
+            </w:tcBorders>
+            <w:tcMar>
+              <w:top w:type="dxa" w:w="60"/>
+              <w:left w:type="dxa" w:w="100"/>
+              <w:bottom w:type="dxa" w:w="60"/>
+              <w:right w:type="dxa" w:w="100"/>
+            </w:tcMar>
+            <w:vAlign w:val="top"/>
+          </w:tcPr>
+          <w:p>
+            <w:pPr>
+              <w:pStyle w:val="TableText"/>
+            </w:pPr>
+            <w:r>
+              <w:t xml:space="preserve">F6</w:t>
+            </w:r>
+          </w:p>
+        </w:tc>
+        <w:tc>
+          <w:tcPr>
+            <w:tcW w:type="dxa" w:w="2800"/>
+            <w:tcBorders>
+              <w:top w:val="single" w:color="808080" w:sz="4"/>
+              <w:left w:val="single" w:color="808080" w:sz="4"/>
+              <w:bottom w:val="single" w:color="808080" w:sz="4"/>
+              <w:right w:val="single" w:color="808080" w:sz="4"/>
+            </w:tcBorders>
+            <w:tcMar>
+              <w:top w:type="dxa" w:w="60"/>
+              <w:left w:type="dxa" w:w="100"/>
+              <w:bottom w:type="dxa" w:w="60"/>
+              <w:right w:type="dxa" w:w="100"/>
+            </w:tcMar>
+            <w:vAlign w:val="top"/>
+          </w:tcPr>
+          <w:p>
+            <w:pPr>
+              <w:pStyle w:val="TableText"/>
+            </w:pPr>
+            <w:r>
+              <w:t xml:space="preserve">Requirement generation</w:t>
+            </w:r>
+          </w:p>
+        </w:tc>
+        <w:tc>
+          <w:tcPr>
+            <w:tcW w:type="dxa" w:w="5660"/>
+            <w:tcBorders>
+              <w:top w:val="single" w:color="808080" w:sz="4"/>
+              <w:left w:val="single" w:color="808080" w:sz="4"/>
+              <w:bottom w:val="single" w:color="808080" w:sz="4"/>
+              <w:right w:val="single" w:color="808080" w:sz="4"/>
+            </w:tcBorders>
+            <w:tcMar>
+              <w:top w:type="dxa" w:w="60"/>
+              <w:left w:type="dxa" w:w="100"/>
+              <w:bottom w:type="dxa" w:w="60"/>
+              <w:right w:type="dxa" w:w="100"/>
+            </w:tcMar>
+            <w:vAlign w:val="top"/>
+          </w:tcPr>
+          <w:p>
+            <w:pPr>
+              <w:pStyle w:val="TableText"/>
+            </w:pPr>
+            <w:r>
+              <w:t xml:space="preserve">Functional and non-functional requirements with actor, action and object</w:t>
+            </w:r>
+          </w:p>
+        </w:tc>
+      </w:tr>
+      <w:tr>
+        <w:trPr>
+          <w:cantSplit/>
+        </w:trPr>
+        <w:tc>
+          <w:tcPr>
+            <w:tcW w:type="dxa" w:w="900"/>
+            <w:tcBorders>
+              <w:top w:val="single" w:color="808080" w:sz="4"/>
+              <w:left w:val="single" w:color="808080" w:sz="4"/>
+              <w:bottom w:val="single" w:color="808080" w:sz="4"/>
+              <w:right w:val="single" w:color="808080" w:sz="4"/>
+            </w:tcBorders>
+            <w:tcMar>
+              <w:top w:type="dxa" w:w="60"/>
+              <w:left w:type="dxa" w:w="100"/>
+              <w:bottom w:type="dxa" w:w="60"/>
+              <w:right w:type="dxa" w:w="100"/>
+            </w:tcMar>
+            <w:vAlign w:val="top"/>
+          </w:tcPr>
+          <w:p>
+            <w:pPr>
+              <w:pStyle w:val="TableText"/>
+            </w:pPr>
+            <w:r>
+              <w:t xml:space="preserve">F7</w:t>
+            </w:r>
+          </w:p>
+        </w:tc>
+        <w:tc>
+          <w:tcPr>
+            <w:tcW w:type="dxa" w:w="2800"/>
+            <w:tcBorders>
+              <w:top w:val="single" w:color="808080" w:sz="4"/>
+              <w:left w:val="single" w:color="808080" w:sz="4"/>
+              <w:bottom w:val="single" w:color="808080" w:sz="4"/>
+              <w:right w:val="single" w:color="808080" w:sz="4"/>
+            </w:tcBorders>
+            <w:tcMar>
+              <w:top w:type="dxa" w:w="60"/>
+              <w:left w:type="dxa" w:w="100"/>
+              <w:bottom w:type="dxa" w:w="60"/>
+              <w:right w:type="dxa" w:w="100"/>
+            </w:tcMar>
+            <w:vAlign w:val="top"/>
+          </w:tcPr>
+          <w:p>
+            <w:pPr>
+              <w:pStyle w:val="TableText"/>
+            </w:pPr>
+            <w:r>
+              <w:t xml:space="preserve">Stage review and versioning</w:t>
+            </w:r>
+          </w:p>
+        </w:tc>
+        <w:tc>
+          <w:tcPr>
+            <w:tcW w:type="dxa" w:w="5660"/>
+            <w:tcBorders>
+              <w:top w:val="single" w:color="808080" w:sz="4"/>
+              <w:left w:val="single" w:color="808080" w:sz="4"/>
+              <w:bottom w:val="single" w:color="808080" w:sz="4"/>
+              <w:right w:val="single" w:color="808080" w:sz="4"/>
+            </w:tcBorders>
+            <w:tcMar>
+              <w:top w:type="dxa" w:w="60"/>
+              <w:left w:type="dxa" w:w="100"/>
+              <w:bottom w:type="dxa" w:w="60"/>
+              <w:right w:type="dxa" w:w="100"/>
+            </w:tcMar>
+            <w:vAlign w:val="top"/>
+          </w:tcPr>
+          <w:p>
+            <w:pPr>
+              <w:pStyle w:val="TableText"/>
+            </w:pPr>
+            <w:r>
+              <w:t xml:space="preserve">Edit, approve, reopen; every change is a version; later stages marked stale</w:t>
+            </w:r>
+          </w:p>
+        </w:tc>
+      </w:tr>
+      <w:tr>
+        <w:trPr>
+          <w:cantSplit/>
+        </w:trPr>
+        <w:tc>
+          <w:tcPr>
+            <w:tcW w:type="dxa" w:w="900"/>
+            <w:tcBorders>
+              <w:top w:val="single" w:color="808080" w:sz="4"/>
+              <w:left w:val="single" w:color="808080" w:sz="4"/>
+              <w:bottom w:val="single" w:color="808080" w:sz="4"/>
+              <w:right w:val="single" w:color="808080" w:sz="4"/>
+            </w:tcBorders>
+            <w:tcMar>
+              <w:top w:type="dxa" w:w="60"/>
+              <w:left w:type="dxa" w:w="100"/>
+              <w:bottom w:type="dxa" w:w="60"/>
+              <w:right w:type="dxa" w:w="100"/>
+            </w:tcMar>
+            <w:vAlign w:val="top"/>
+          </w:tcPr>
+          <w:p>
+            <w:pPr>
+              <w:pStyle w:val="TableText"/>
+            </w:pPr>
+            <w:r>
+              <w:t xml:space="preserve">F8</w:t>
+            </w:r>
+          </w:p>
+        </w:tc>
+        <w:tc>
+          <w:tcPr>
+            <w:tcW w:type="dxa" w:w="2800"/>
+            <w:tcBorders>
+              <w:top w:val="single" w:color="808080" w:sz="4"/>
+              <w:left w:val="single" w:color="808080" w:sz="4"/>
+              <w:bottom w:val="single" w:color="808080" w:sz="4"/>
+              <w:right w:val="single" w:color="808080" w:sz="4"/>
+            </w:tcBorders>
+            <w:tcMar>
+              <w:top w:type="dxa" w:w="60"/>
+              <w:left w:type="dxa" w:w="100"/>
+              <w:bottom w:type="dxa" w:w="60"/>
+              <w:right w:type="dxa" w:w="100"/>
+            </w:tcMar>
+            <w:vAlign w:val="top"/>
+          </w:tcPr>
+          <w:p>
+            <w:pPr>
+              <w:pStyle w:val="TableText"/>
+            </w:pPr>
+            <w:r>
+              <w:t xml:space="preserve">SRS document publishing</w:t>
+            </w:r>
+          </w:p>
+        </w:tc>
+        <w:tc>
+          <w:tcPr>
+            <w:tcW w:type="dxa" w:w="5660"/>
+            <w:tcBorders>
+              <w:top w:val="single" w:color="808080" w:sz="4"/>
+              <w:left w:val="single" w:color="808080" w:sz="4"/>
+              <w:bottom w:val="single" w:color="808080" w:sz="4"/>
+              <w:right w:val="single" w:color="808080" w:sz="4"/>
+            </w:tcBorders>
+            <w:tcMar>
+              <w:top w:type="dxa" w:w="60"/>
+              <w:left w:type="dxa" w:w="100"/>
+              <w:bottom w:type="dxa" w:w="60"/>
+              <w:right w:type="dxa" w:w="100"/>
+            </w:tcMar>
+            <w:vAlign w:val="top"/>
+          </w:tcPr>
+          <w:p>
+            <w:pPr>
+              <w:pStyle w:val="TableText"/>
+            </w:pPr>
+            <w:r>
+              <w:t xml:space="preserve">IEEE-style SRS with traceability matrix, linked to the diagram</w:t>
+            </w:r>
+          </w:p>
+        </w:tc>
+      </w:tr>
+      <w:tr>
+        <w:trPr>
+          <w:cantSplit/>
+        </w:trPr>
+        <w:tc>
+          <w:tcPr>
+            <w:tcW w:type="dxa" w:w="900"/>
+            <w:tcBorders>
+              <w:top w:val="single" w:color="808080" w:sz="4"/>
+              <w:left w:val="single" w:color="808080" w:sz="4"/>
+              <w:bottom w:val="single" w:color="808080" w:sz="4"/>
+              <w:right w:val="single" w:color="808080" w:sz="4"/>
+            </w:tcBorders>
+            <w:tcMar>
+              <w:top w:type="dxa" w:w="60"/>
+              <w:left w:type="dxa" w:w="100"/>
+              <w:bottom w:type="dxa" w:w="60"/>
+              <w:right w:type="dxa" w:w="100"/>
+            </w:tcMar>
+            <w:vAlign w:val="top"/>
+          </w:tcPr>
+          <w:p>
+            <w:pPr>
+              <w:pStyle w:val="TableText"/>
+            </w:pPr>
+            <w:r>
+              <w:t xml:space="preserve">F9</w:t>
+            </w:r>
+          </w:p>
+        </w:tc>
+        <w:tc>
+          <w:tcPr>
+            <w:tcW w:type="dxa" w:w="2800"/>
+            <w:tcBorders>
+              <w:top w:val="single" w:color="808080" w:sz="4"/>
+              <w:left w:val="single" w:color="808080" w:sz="4"/>
+              <w:bottom w:val="single" w:color="808080" w:sz="4"/>
+              <w:right w:val="single" w:color="808080" w:sz="4"/>
+            </w:tcBorders>
+            <w:tcMar>
+              <w:top w:type="dxa" w:w="60"/>
+              <w:left w:type="dxa" w:w="100"/>
+              <w:bottom w:type="dxa" w:w="60"/>
+              <w:right w:type="dxa" w:w="100"/>
+            </w:tcMar>
+            <w:vAlign w:val="top"/>
+          </w:tcPr>
+          <w:p>
+            <w:pPr>
+              <w:pStyle w:val="TableText"/>
+            </w:pPr>
+            <w:r>
+              <w:t xml:space="preserve">Class diagram generation</w:t>
+            </w:r>
+          </w:p>
+        </w:tc>
+        <w:tc>
+          <w:tcPr>
+            <w:tcW w:type="dxa" w:w="5660"/>
+            <w:tcBorders>
+              <w:top w:val="single" w:color="808080" w:sz="4"/>
+              <w:left w:val="single" w:color="808080" w:sz="4"/>
+              <w:bottom w:val="single" w:color="808080" w:sz="4"/>
+              <w:right w:val="single" w:color="808080" w:sz="4"/>
+            </w:tcBorders>
+            <w:tcMar>
+              <w:top w:type="dxa" w:w="60"/>
+              <w:left w:type="dxa" w:w="100"/>
+              <w:bottom w:type="dxa" w:w="60"/>
+              <w:right w:type="dxa" w:w="100"/>
+            </w:tcMar>
+            <w:vAlign w:val="top"/>
+          </w:tcPr>
+          <w:p>
+            <w:pPr>
+              <w:pStyle w:val="TableText"/>
+            </w:pPr>
+            <w:r>
+              <w:t xml:space="preserve">Validated class model and draw.io diagram from the pipeline or the Class Modeler</w:t>
+            </w:r>
+          </w:p>
+        </w:tc>
+      </w:tr>
+      <w:tr>
+        <w:trPr>
+          <w:cantSplit/>
+        </w:trPr>
+        <w:tc>
+          <w:tcPr>
+            <w:tcW w:type="dxa" w:w="900"/>
+            <w:tcBorders>
+              <w:top w:val="single" w:color="808080" w:sz="4"/>
+              <w:left w:val="single" w:color="808080" w:sz="4"/>
+              <w:bottom w:val="single" w:color="808080" w:sz="4"/>
+              <w:right w:val="single" w:color="808080" w:sz="4"/>
+            </w:tcBorders>
+            <w:tcMar>
+              <w:top w:type="dxa" w:w="60"/>
+              <w:left w:type="dxa" w:w="100"/>
+              <w:bottom w:type="dxa" w:w="60"/>
+              <w:right w:type="dxa" w:w="100"/>
+            </w:tcMar>
+            <w:vAlign w:val="top"/>
+          </w:tcPr>
+          <w:p>
+            <w:pPr>
+              <w:pStyle w:val="TableText"/>
+            </w:pPr>
+            <w:r>
+              <w:t xml:space="preserve">F10</w:t>
+            </w:r>
+          </w:p>
+        </w:tc>
+        <w:tc>
+          <w:tcPr>
+            <w:tcW w:type="dxa" w:w="2800"/>
+            <w:tcBorders>
+              <w:top w:val="single" w:color="808080" w:sz="4"/>
+              <w:left w:val="single" w:color="808080" w:sz="4"/>
+              <w:bottom w:val="single" w:color="808080" w:sz="4"/>
+              <w:right w:val="single" w:color="808080" w:sz="4"/>
+            </w:tcBorders>
+            <w:tcMar>
+              <w:top w:type="dxa" w:w="60"/>
+              <w:left w:type="dxa" w:w="100"/>
+              <w:bottom w:type="dxa" w:w="60"/>
+              <w:right w:type="dxa" w:w="100"/>
+            </w:tcMar>
+            <w:vAlign w:val="top"/>
+          </w:tcPr>
+          <w:p>
+            <w:pPr>
+              <w:pStyle w:val="TableText"/>
+            </w:pPr>
+            <w:r>
+              <w:t xml:space="preserve">Diagram-only pipeline</w:t>
+            </w:r>
+          </w:p>
+        </w:tc>
+        <w:tc>
+          <w:tcPr>
+            <w:tcW w:type="dxa" w:w="5660"/>
+            <w:tcBorders>
+              <w:top w:val="single" w:color="808080" w:sz="4"/>
+              <w:left w:val="single" w:color="808080" w:sz="4"/>
+              <w:bottom w:val="single" w:color="808080" w:sz="4"/>
+              <w:right w:val="single" w:color="808080" w:sz="4"/>
+            </w:tcBorders>
+            <w:tcMar>
+              <w:top w:type="dxa" w:w="60"/>
+              <w:left w:type="dxa" w:w="100"/>
+              <w:bottom w:type="dxa" w:w="60"/>
+              <w:right w:type="dxa" w:w="100"/>
+            </w:tcMar>
+            <w:vAlign w:val="top"/>
+          </w:tcPr>
+          <w:p>
+            <w:pPr>
+              <w:pStyle w:val="TableText"/>
+            </w:pPr>
+            <w:r>
+              <w:t xml:space="preserve">Class Modeler: text to class diagram with rule-based, local LLM or hosted AI engines</w:t>
+            </w:r>
+          </w:p>
+        </w:tc>
+      </w:tr>
+      <w:tr>
+        <w:trPr>
+          <w:cantSplit/>
+        </w:trPr>
+        <w:tc>
+          <w:tcPr>
+            <w:tcW w:type="dxa" w:w="900"/>
+            <w:tcBorders>
+              <w:top w:val="single" w:color="808080" w:sz="4"/>
+              <w:left w:val="single" w:color="808080" w:sz="4"/>
+              <w:bottom w:val="single" w:color="808080" w:sz="4"/>
+              <w:right w:val="single" w:color="808080" w:sz="4"/>
+            </w:tcBorders>
+            <w:tcMar>
+              <w:top w:type="dxa" w:w="60"/>
+              <w:left w:type="dxa" w:w="100"/>
+              <w:bottom w:type="dxa" w:w="60"/>
+              <w:right w:type="dxa" w:w="100"/>
+            </w:tcMar>
+            <w:vAlign w:val="top"/>
+          </w:tcPr>
+          <w:p>
+            <w:pPr>
+              <w:pStyle w:val="TableText"/>
+            </w:pPr>
+            <w:r>
+              <w:t xml:space="preserve">F11</w:t>
+            </w:r>
+          </w:p>
+        </w:tc>
+        <w:tc>
+          <w:tcPr>
+            <w:tcW w:type="dxa" w:w="2800"/>
+            <w:tcBorders>
+              <w:top w:val="single" w:color="808080" w:sz="4"/>
+              <w:left w:val="single" w:color="808080" w:sz="4"/>
+              <w:bottom w:val="single" w:color="808080" w:sz="4"/>
+              <w:right w:val="single" w:color="808080" w:sz="4"/>
+            </w:tcBorders>
+            <w:tcMar>
+              <w:top w:type="dxa" w:w="60"/>
+              <w:left w:type="dxa" w:w="100"/>
+              <w:bottom w:type="dxa" w:w="60"/>
+              <w:right w:type="dxa" w:w="100"/>
+            </w:tcMar>
+            <w:vAlign w:val="top"/>
+          </w:tcPr>
+          <w:p>
+            <w:pPr>
+              <w:pStyle w:val="TableText"/>
+            </w:pPr>
+            <w:r>
+              <w:t xml:space="preserve">Step-by-step breakdown</w:t>
+            </w:r>
+          </w:p>
+        </w:tc>
+        <w:tc>
+          <w:tcPr>
+            <w:tcW w:type="dxa" w:w="5660"/>
+            <w:tcBorders>
+              <w:top w:val="single" w:color="808080" w:sz="4"/>
+              <w:left w:val="single" w:color="808080" w:sz="4"/>
+              <w:bottom w:val="single" w:color="808080" w:sz="4"/>
+              <w:right w:val="single" w:color="808080" w:sz="4"/>
+            </w:tcBorders>
+            <w:tcMar>
+              <w:top w:type="dxa" w:w="60"/>
+              <w:left w:type="dxa" w:w="100"/>
+              <w:bottom w:type="dxa" w:w="60"/>
+              <w:right w:type="dxa" w:w="100"/>
+            </w:tcMar>
+            <w:vAlign w:val="top"/>
+          </w:tcPr>
+          <w:p>
+            <w:pPr>
+              <w:pStyle w:val="TableText"/>
+            </w:pPr>
+            <w:r>
+              <w:t xml:space="preserve">Noun and verb analysis explaining each class, attribute, method and relationship</w:t>
+            </w:r>
+          </w:p>
+        </w:tc>
+      </w:tr>
+      <w:tr>
+        <w:trPr>
+          <w:cantSplit/>
+        </w:trPr>
+        <w:tc>
+          <w:tcPr>
+            <w:tcW w:type="dxa" w:w="900"/>
+            <w:tcBorders>
+              <w:top w:val="single" w:color="808080" w:sz="4"/>
+              <w:left w:val="single" w:color="808080" w:sz="4"/>
+              <w:bottom w:val="single" w:color="808080" w:sz="4"/>
+              <w:right w:val="single" w:color="808080" w:sz="4"/>
+            </w:tcBorders>
+            <w:tcMar>
+              <w:top w:type="dxa" w:w="60"/>
+              <w:left w:type="dxa" w:w="100"/>
+              <w:bottom w:type="dxa" w:w="60"/>
+              <w:right w:type="dxa" w:w="100"/>
+            </w:tcMar>
+            <w:vAlign w:val="top"/>
+          </w:tcPr>
+          <w:p>
+            <w:pPr>
+              <w:pStyle w:val="TableText"/>
+            </w:pPr>
+            <w:r>
+              <w:t xml:space="preserve">F12</w:t>
+            </w:r>
+          </w:p>
+        </w:tc>
+        <w:tc>
+          <w:tcPr>
+            <w:tcW w:type="dxa" w:w="2800"/>
+            <w:tcBorders>
+              <w:top w:val="single" w:color="808080" w:sz="4"/>
+              <w:left w:val="single" w:color="808080" w:sz="4"/>
+              <w:bottom w:val="single" w:color="808080" w:sz="4"/>
+              <w:right w:val="single" w:color="808080" w:sz="4"/>
+            </w:tcBorders>
+            <w:tcMar>
+              <w:top w:type="dxa" w:w="60"/>
+              <w:left w:type="dxa" w:w="100"/>
+              <w:bottom w:type="dxa" w:w="60"/>
+              <w:right w:type="dxa" w:w="100"/>
+            </w:tcMar>
+            <w:vAlign w:val="top"/>
+          </w:tcPr>
+          <w:p>
+            <w:pPr>
+              <w:pStyle w:val="TableText"/>
+            </w:pPr>
+            <w:r>
+              <w:t xml:space="preserve">Diagram editing</w:t>
+            </w:r>
+          </w:p>
+        </w:tc>
+        <w:tc>
+          <w:tcPr>
+            <w:tcW w:type="dxa" w:w="5660"/>
+            <w:tcBorders>
+              <w:top w:val="single" w:color="808080" w:sz="4"/>
+              <w:left w:val="single" w:color="808080" w:sz="4"/>
+              <w:bottom w:val="single" w:color="808080" w:sz="4"/>
+              <w:right w:val="single" w:color="808080" w:sz="4"/>
+            </w:tcBorders>
+            <w:tcMar>
+              <w:top w:type="dxa" w:w="60"/>
+              <w:left w:type="dxa" w:w="100"/>
+              <w:bottom w:type="dxa" w:w="60"/>
+              <w:right w:type="dxa" w:w="100"/>
+            </w:tcMar>
+            <w:vAlign w:val="top"/>
+          </w:tcPr>
+          <w:p>
+            <w:pPr>
+              <w:pStyle w:val="TableText"/>
+            </w:pPr>
+            <w:r>
+              <w:t xml:space="preserve">Classes tab, embedded draw.io editor and interactive canvas, kept in sync</w:t>
+            </w:r>
+          </w:p>
+        </w:tc>
+      </w:tr>
+      <w:tr>
+        <w:trPr>
+          <w:cantSplit/>
+        </w:trPr>
+        <w:tc>
+          <w:tcPr>
+            <w:tcW w:type="dxa" w:w="900"/>
+            <w:tcBorders>
+              <w:top w:val="single" w:color="808080" w:sz="4"/>
+              <w:left w:val="single" w:color="808080" w:sz="4"/>
+              <w:bottom w:val="single" w:color="808080" w:sz="4"/>
+              <w:right w:val="single" w:color="808080" w:sz="4"/>
+            </w:tcBorders>
+            <w:tcMar>
+              <w:top w:type="dxa" w:w="60"/>
+              <w:left w:type="dxa" w:w="100"/>
+              <w:bottom w:type="dxa" w:w="60"/>
+              <w:right w:type="dxa" w:w="100"/>
+            </w:tcMar>
+            <w:vAlign w:val="top"/>
+          </w:tcPr>
+          <w:p>
+            <w:pPr>
+              <w:pStyle w:val="TableText"/>
+            </w:pPr>
+            <w:r>
+              <w:t xml:space="preserve">F13</w:t>
+            </w:r>
+          </w:p>
+        </w:tc>
+        <w:tc>
+          <w:tcPr>
+            <w:tcW w:type="dxa" w:w="2800"/>
+            <w:tcBorders>
+              <w:top w:val="single" w:color="808080" w:sz="4"/>
+              <w:left w:val="single" w:color="808080" w:sz="4"/>
+              <w:bottom w:val="single" w:color="808080" w:sz="4"/>
+              <w:right w:val="single" w:color="808080" w:sz="4"/>
+            </w:tcBorders>
+            <w:tcMar>
+              <w:top w:type="dxa" w:w="60"/>
+              <w:left w:type="dxa" w:w="100"/>
+              <w:bottom w:type="dxa" w:w="60"/>
+              <w:right w:type="dxa" w:w="100"/>
+            </w:tcMar>
+            <w:vAlign w:val="top"/>
+          </w:tcPr>
+          <w:p>
+            <w:pPr>
+              <w:pStyle w:val="TableText"/>
+            </w:pPr>
+            <w:r>
+              <w:t xml:space="preserve">Diagram versioning</w:t>
+            </w:r>
+          </w:p>
+        </w:tc>
+        <w:tc>
+          <w:tcPr>
+            <w:tcW w:type="dxa" w:w="5660"/>
+            <w:tcBorders>
+              <w:top w:val="single" w:color="808080" w:sz="4"/>
+              <w:left w:val="single" w:color="808080" w:sz="4"/>
+              <w:bottom w:val="single" w:color="808080" w:sz="4"/>
+              <w:right w:val="single" w:color="808080" w:sz="4"/>
+            </w:tcBorders>
+            <w:tcMar>
+              <w:top w:type="dxa" w:w="60"/>
+              <w:left w:type="dxa" w:w="100"/>
+              <w:bottom w:type="dxa" w:w="60"/>
+              <w:right w:type="dxa" w:w="100"/>
+            </w:tcMar>
+            <w:vAlign w:val="top"/>
+          </w:tcPr>
+          <w:p>
+            <w:pPr>
+              <w:pStyle w:val="TableText"/>
+            </w:pPr>
+            <w:r>
+              <w:t xml:space="preserve">Every save is a new version; history and preview of older versions</w:t>
+            </w:r>
+          </w:p>
+        </w:tc>
+      </w:tr>
+      <w:tr>
+        <w:trPr>
+          <w:cantSplit/>
+        </w:trPr>
+        <w:tc>
+          <w:tcPr>
+            <w:tcW w:type="dxa" w:w="900"/>
+            <w:tcBorders>
+              <w:top w:val="single" w:color="808080" w:sz="4"/>
+              <w:left w:val="single" w:color="808080" w:sz="4"/>
+              <w:bottom w:val="single" w:color="808080" w:sz="4"/>
+              <w:right w:val="single" w:color="808080" w:sz="4"/>
+            </w:tcBorders>
+            <w:tcMar>
+              <w:top w:type="dxa" w:w="60"/>
+              <w:left w:type="dxa" w:w="100"/>
+              <w:bottom w:type="dxa" w:w="60"/>
+              <w:right w:type="dxa" w:w="100"/>
+            </w:tcMar>
+            <w:vAlign w:val="top"/>
+          </w:tcPr>
+          <w:p>
+            <w:pPr>
+              <w:pStyle w:val="TableText"/>
+            </w:pPr>
+            <w:r>
+              <w:t xml:space="preserve">F14</w:t>
+            </w:r>
+          </w:p>
+        </w:tc>
+        <w:tc>
+          <w:tcPr>
+            <w:tcW w:type="dxa" w:w="2800"/>
+            <w:tcBorders>
+              <w:top w:val="single" w:color="808080" w:sz="4"/>
+              <w:left w:val="single" w:color="808080" w:sz="4"/>
+              <w:bottom w:val="single" w:color="808080" w:sz="4"/>
+              <w:right w:val="single" w:color="808080" w:sz="4"/>
+            </w:tcBorders>
+            <w:tcMar>
+              <w:top w:type="dxa" w:w="60"/>
+              <w:left w:type="dxa" w:w="100"/>
+              <w:bottom w:type="dxa" w:w="60"/>
+              <w:right w:type="dxa" w:w="100"/>
+            </w:tcMar>
+            <w:vAlign w:val="top"/>
+          </w:tcPr>
+          <w:p>
+            <w:pPr>
+              <w:pStyle w:val="TableText"/>
+            </w:pPr>
+            <w:r>
+              <w:t xml:space="preserve">Engine comparison</w:t>
+            </w:r>
+          </w:p>
+        </w:tc>
+        <w:tc>
+          <w:tcPr>
+            <w:tcW w:type="dxa" w:w="5660"/>
+            <w:tcBorders>
+              <w:top w:val="single" w:color="808080" w:sz="4"/>
+              <w:left w:val="single" w:color="808080" w:sz="4"/>
+              <w:bottom w:val="single" w:color="808080" w:sz="4"/>
+              <w:right w:val="single" w:color="808080" w:sz="4"/>
+            </w:tcBorders>
+            <w:tcMar>
+              <w:top w:type="dxa" w:w="60"/>
+              <w:left w:type="dxa" w:w="100"/>
+              <w:bottom w:type="dxa" w:w="60"/>
+              <w:right w:type="dxa" w:w="100"/>
+            </w:tcMar>
+            <w:vAlign w:val="top"/>
+          </w:tcPr>
+          <w:p>
+            <w:pPr>
+              <w:pStyle w:val="TableText"/>
+            </w:pPr>
+            <w:r>
+              <w:t xml:space="preserve">Side-by-side comparison with Jaccard agreement scores</w:t>
+            </w:r>
+          </w:p>
+        </w:tc>
+      </w:tr>
+      <w:tr>
+        <w:trPr>
+          <w:cantSplit/>
+        </w:trPr>
+        <w:tc>
+          <w:tcPr>
+            <w:tcW w:type="dxa" w:w="900"/>
+            <w:tcBorders>
+              <w:top w:val="single" w:color="808080" w:sz="4"/>
+              <w:left w:val="single" w:color="808080" w:sz="4"/>
+              <w:bottom w:val="single" w:color="808080" w:sz="4"/>
+              <w:right w:val="single" w:color="808080" w:sz="4"/>
+            </w:tcBorders>
+            <w:tcMar>
+              <w:top w:type="dxa" w:w="60"/>
+              <w:left w:type="dxa" w:w="100"/>
+              <w:bottom w:type="dxa" w:w="60"/>
+              <w:right w:type="dxa" w:w="100"/>
+            </w:tcMar>
+            <w:vAlign w:val="top"/>
+          </w:tcPr>
+          <w:p>
+            <w:pPr>
+              <w:pStyle w:val="TableText"/>
+            </w:pPr>
+            <w:r>
+              <w:t xml:space="preserve">F15</w:t>
+            </w:r>
+          </w:p>
+        </w:tc>
+        <w:tc>
+          <w:tcPr>
+            <w:tcW w:type="dxa" w:w="2800"/>
+            <w:tcBorders>
+              <w:top w:val="single" w:color="808080" w:sz="4"/>
+              <w:left w:val="single" w:color="808080" w:sz="4"/>
+              <w:bottom w:val="single" w:color="808080" w:sz="4"/>
+              <w:right w:val="single" w:color="808080" w:sz="4"/>
+            </w:tcBorders>
+            <w:tcMar>
+              <w:top w:type="dxa" w:w="60"/>
+              <w:left w:type="dxa" w:w="100"/>
+              <w:bottom w:type="dxa" w:w="60"/>
+              <w:right w:type="dxa" w:w="100"/>
+            </w:tcMar>
+            <w:vAlign w:val="top"/>
+          </w:tcPr>
+          <w:p>
+            <w:pPr>
+              <w:pStyle w:val="TableText"/>
+            </w:pPr>
+            <w:r>
+              <w:t xml:space="preserve">Export</w:t>
+            </w:r>
+          </w:p>
+        </w:tc>
+        <w:tc>
+          <w:tcPr>
+            <w:tcW w:type="dxa" w:w="5660"/>
+            <w:tcBorders>
+              <w:top w:val="single" w:color="808080" w:sz="4"/>
+              <w:left w:val="single" w:color="808080" w:sz="4"/>
+              <w:bottom w:val="single" w:color="808080" w:sz="4"/>
+              <w:right w:val="single" w:color="808080" w:sz="4"/>
+            </w:tcBorders>
+            <w:tcMar>
+              <w:top w:type="dxa" w:w="60"/>
+              <w:left w:type="dxa" w:w="100"/>
+              <w:bottom w:type="dxa" w:w="60"/>
+              <w:right w:type="dxa" w:w="100"/>
+            </w:tcMar>
+            <w:vAlign w:val="top"/>
+          </w:tcPr>
+          <w:p>
+            <w:pPr>
+              <w:pStyle w:val="TableText"/>
+            </w:pPr>
+            <w:r>
+              <w:t xml:space="preserve">SRS as Markdown or PDF; diagrams as .drawio XML, PNG, JPEG or SVG</w:t>
+            </w:r>
+          </w:p>
+        </w:tc>
+      </w:tr>
+      <w:tr>
+        <w:trPr>
+          <w:cantSplit/>
+        </w:trPr>
+        <w:tc>
+          <w:tcPr>
+            <w:tcW w:type="dxa" w:w="900"/>
+            <w:tcBorders>
+              <w:top w:val="single" w:color="808080" w:sz="4"/>
+              <w:left w:val="single" w:color="808080" w:sz="4"/>
+              <w:bottom w:val="single" w:color="808080" w:sz="4"/>
+              <w:right w:val="single" w:color="808080" w:sz="4"/>
+            </w:tcBorders>
+            <w:tcMar>
+              <w:top w:type="dxa" w:w="60"/>
+              <w:left w:type="dxa" w:w="100"/>
+              <w:bottom w:type="dxa" w:w="60"/>
+              <w:right w:type="dxa" w:w="100"/>
+            </w:tcMar>
+            <w:vAlign w:val="top"/>
+          </w:tcPr>
+          <w:p>
+            <w:pPr>
+              <w:pStyle w:val="TableText"/>
+            </w:pPr>
+            <w:r>
+              <w:t xml:space="preserve">F16</w:t>
+            </w:r>
+          </w:p>
+        </w:tc>
+        <w:tc>
+          <w:tcPr>
+            <w:tcW w:type="dxa" w:w="2800"/>
+            <w:tcBorders>
+              <w:top w:val="single" w:color="808080" w:sz="4"/>
+              <w:left w:val="single" w:color="808080" w:sz="4"/>
+              <w:bottom w:val="single" w:color="808080" w:sz="4"/>
+              <w:right w:val="single" w:color="808080" w:sz="4"/>
+            </w:tcBorders>
+            <w:tcMar>
+              <w:top w:type="dxa" w:w="60"/>
+              <w:left w:type="dxa" w:w="100"/>
+              <w:bottom w:type="dxa" w:w="60"/>
+              <w:right w:type="dxa" w:w="100"/>
+            </w:tcMar>
+            <w:vAlign w:val="top"/>
+          </w:tcPr>
+          <w:p>
+            <w:pPr>
+              <w:pStyle w:val="TableText"/>
+            </w:pPr>
+            <w:r>
+              <w:t xml:space="preserve">SRS document editing</w:t>
+            </w:r>
+          </w:p>
+        </w:tc>
+        <w:tc>
+          <w:tcPr>
+            <w:tcW w:type="dxa" w:w="5660"/>
+            <w:tcBorders>
+              <w:top w:val="single" w:color="808080" w:sz="4"/>
+              <w:left w:val="single" w:color="808080" w:sz="4"/>
+              <w:bottom w:val="single" w:color="808080" w:sz="4"/>
+              <w:right w:val="single" w:color="808080" w:sz="4"/>
+            </w:tcBorders>
+            <w:tcMar>
+              <w:top w:type="dxa" w:w="60"/>
+              <w:left w:type="dxa" w:w="100"/>
+              <w:bottom w:type="dxa" w:w="60"/>
+              <w:right w:type="dxa" w:w="100"/>
+            </w:tcMar>
+            <w:vAlign w:val="top"/>
+          </w:tcPr>
+          <w:p>
+            <w:pPr>
+              <w:pStyle w:val="TableText"/>
+            </w:pPr>
+            <w:r>
+              <w:t xml:space="preserve">View, edit, archive and re-publish documents</w:t>
+            </w:r>
+          </w:p>
+        </w:tc>
+      </w:tr>
+      <w:tr>
+        <w:trPr>
+          <w:cantSplit/>
+        </w:trPr>
+        <w:tc>
+          <w:tcPr>
+            <w:tcW w:type="dxa" w:w="900"/>
+            <w:tcBorders>
+              <w:top w:val="single" w:color="808080" w:sz="4"/>
+              <w:left w:val="single" w:color="808080" w:sz="4"/>
+              <w:bottom w:val="single" w:color="808080" w:sz="4"/>
+              <w:right w:val="single" w:color="808080" w:sz="4"/>
+            </w:tcBorders>
+            <w:tcMar>
+              <w:top w:type="dxa" w:w="60"/>
+              <w:left w:type="dxa" w:w="100"/>
+              <w:bottom w:type="dxa" w:w="60"/>
+              <w:right w:type="dxa" w:w="100"/>
+            </w:tcMar>
+            <w:vAlign w:val="top"/>
+          </w:tcPr>
+          <w:p>
+            <w:pPr>
+              <w:pStyle w:val="TableText"/>
+            </w:pPr>
+            <w:r>
+              <w:t xml:space="preserve">F17</w:t>
+            </w:r>
+          </w:p>
+        </w:tc>
+        <w:tc>
+          <w:tcPr>
+            <w:tcW w:type="dxa" w:w="2800"/>
+            <w:tcBorders>
+              <w:top w:val="single" w:color="808080" w:sz="4"/>
+              <w:left w:val="single" w:color="808080" w:sz="4"/>
+              <w:bottom w:val="single" w:color="808080" w:sz="4"/>
+              <w:right w:val="single" w:color="808080" w:sz="4"/>
+            </w:tcBorders>
+            <w:tcMar>
+              <w:top w:type="dxa" w:w="60"/>
+              <w:left w:type="dxa" w:w="100"/>
+              <w:bottom w:type="dxa" w:w="60"/>
+              <w:right w:type="dxa" w:w="100"/>
+            </w:tcMar>
+            <w:vAlign w:val="top"/>
+          </w:tcPr>
+          <w:p>
+            <w:pPr>
+              <w:pStyle w:val="TableText"/>
+            </w:pPr>
+            <w:r>
+              <w:t xml:space="preserve">Multiple AI engines</w:t>
+            </w:r>
+          </w:p>
+        </w:tc>
+        <w:tc>
+          <w:tcPr>
+            <w:tcW w:type="dxa" w:w="5660"/>
+            <w:tcBorders>
+              <w:top w:val="single" w:color="808080" w:sz="4"/>
+              <w:left w:val="single" w:color="808080" w:sz="4"/>
+              <w:bottom w:val="single" w:color="808080" w:sz="4"/>
+              <w:right w:val="single" w:color="808080" w:sz="4"/>
+            </w:tcBorders>
+            <w:tcMar>
+              <w:top w:type="dxa" w:w="60"/>
+              <w:left w:type="dxa" w:w="100"/>
+              <w:bottom w:type="dxa" w:w="60"/>
+              <w:right w:type="dxa" w:w="100"/>
+            </w:tcMar>
+            <w:vAlign w:val="top"/>
+          </w:tcPr>
+          <w:p>
+            <w:pPr>
+              <w:pStyle w:val="TableText"/>
+            </w:pPr>
+            <w:r>
+              <w:t xml:space="preserve">Ollama, hosted AI, BYOK (OpenAI, Anthropic, Gemini) and experimental SrsGen</w:t>
+            </w:r>
+          </w:p>
+        </w:tc>
+      </w:tr>
+      <w:tr>
+        <w:trPr>
+          <w:cantSplit/>
+        </w:trPr>
+        <w:tc>
+          <w:tcPr>
+            <w:tcW w:type="dxa" w:w="900"/>
+            <w:tcBorders>
+              <w:top w:val="single" w:color="808080" w:sz="4"/>
+              <w:left w:val="single" w:color="808080" w:sz="4"/>
+              <w:bottom w:val="single" w:color="808080" w:sz="4"/>
+              <w:right w:val="single" w:color="808080" w:sz="4"/>
+            </w:tcBorders>
+            <w:tcMar>
+              <w:top w:type="dxa" w:w="60"/>
+              <w:left w:type="dxa" w:w="100"/>
+              <w:bottom w:type="dxa" w:w="60"/>
+              <w:right w:type="dxa" w:w="100"/>
+            </w:tcMar>
+            <w:vAlign w:val="top"/>
+          </w:tcPr>
+          <w:p>
+            <w:pPr>
+              <w:pStyle w:val="TableText"/>
+            </w:pPr>
+            <w:r>
+              <w:t xml:space="preserve">F18</w:t>
+            </w:r>
+          </w:p>
+        </w:tc>
+        <w:tc>
+          <w:tcPr>
+            <w:tcW w:type="dxa" w:w="2800"/>
+            <w:tcBorders>
+              <w:top w:val="single" w:color="808080" w:sz="4"/>
+              <w:left w:val="single" w:color="808080" w:sz="4"/>
+              <w:bottom w:val="single" w:color="808080" w:sz="4"/>
+              <w:right w:val="single" w:color="808080" w:sz="4"/>
+            </w:tcBorders>
+            <w:tcMar>
+              <w:top w:type="dxa" w:w="60"/>
+              <w:left w:type="dxa" w:w="100"/>
+              <w:bottom w:type="dxa" w:w="60"/>
+              <w:right w:type="dxa" w:w="100"/>
+            </w:tcMar>
+            <w:vAlign w:val="top"/>
+          </w:tcPr>
+          <w:p>
+            <w:pPr>
+              <w:pStyle w:val="TableText"/>
+            </w:pPr>
+            <w:r>
+              <w:t xml:space="preserve">AI provider settings</w:t>
+            </w:r>
+          </w:p>
+        </w:tc>
+        <w:tc>
+          <w:tcPr>
+            <w:tcW w:type="dxa" w:w="5660"/>
+            <w:tcBorders>
+              <w:top w:val="single" w:color="808080" w:sz="4"/>
+              <w:left w:val="single" w:color="808080" w:sz="4"/>
+              <w:bottom w:val="single" w:color="808080" w:sz="4"/>
+              <w:right w:val="single" w:color="808080" w:sz="4"/>
+            </w:tcBorders>
+            <w:tcMar>
+              <w:top w:type="dxa" w:w="60"/>
+              <w:left w:type="dxa" w:w="100"/>
+              <w:bottom w:type="dxa" w:w="60"/>
+              <w:right w:type="dxa" w:w="100"/>
+            </w:tcMar>
+            <w:vAlign w:val="top"/>
+          </w:tcPr>
+          <w:p>
+            <w:pPr>
+              <w:pStyle w:val="TableText"/>
+            </w:pPr>
+            <w:r>
+              <w:t xml:space="preserve">Add, test, select model and delete encrypted provider keys</w:t>
+            </w:r>
+          </w:p>
+        </w:tc>
+      </w:tr>
+      <w:tr>
+        <w:trPr>
+          <w:cantSplit/>
+        </w:trPr>
+        <w:tc>
+          <w:tcPr>
+            <w:tcW w:type="dxa" w:w="900"/>
+            <w:tcBorders>
+              <w:top w:val="single" w:color="808080" w:sz="4"/>
+              <w:left w:val="single" w:color="808080" w:sz="4"/>
+              <w:bottom w:val="single" w:color="808080" w:sz="4"/>
+              <w:right w:val="single" w:color="808080" w:sz="4"/>
+            </w:tcBorders>
+            <w:tcMar>
+              <w:top w:type="dxa" w:w="60"/>
+              <w:left w:type="dxa" w:w="100"/>
+              <w:bottom w:type="dxa" w:w="60"/>
+              <w:right w:type="dxa" w:w="100"/>
+            </w:tcMar>
+            <w:vAlign w:val="top"/>
+          </w:tcPr>
+          <w:p>
+            <w:pPr>
+              <w:pStyle w:val="TableText"/>
+            </w:pPr>
+            <w:r>
+              <w:t xml:space="preserve">F19</w:t>
+            </w:r>
+          </w:p>
+        </w:tc>
+        <w:tc>
+          <w:tcPr>
+            <w:tcW w:type="dxa" w:w="2800"/>
+            <w:tcBorders>
+              <w:top w:val="single" w:color="808080" w:sz="4"/>
+              <w:left w:val="single" w:color="808080" w:sz="4"/>
+              <w:bottom w:val="single" w:color="808080" w:sz="4"/>
+              <w:right w:val="single" w:color="808080" w:sz="4"/>
+            </w:tcBorders>
+            <w:tcMar>
+              <w:top w:type="dxa" w:w="60"/>
+              <w:left w:type="dxa" w:w="100"/>
+              <w:bottom w:type="dxa" w:w="60"/>
+              <w:right w:type="dxa" w:w="100"/>
+            </w:tcMar>
+            <w:vAlign w:val="top"/>
+          </w:tcPr>
+          <w:p>
+            <w:pPr>
+              <w:pStyle w:val="TableText"/>
+            </w:pPr>
+            <w:r>
+              <w:t xml:space="preserve">Correction memory (RAG)</w:t>
+            </w:r>
+          </w:p>
+        </w:tc>
+        <w:tc>
+          <w:tcPr>
+            <w:tcW w:type="dxa" w:w="5660"/>
+            <w:tcBorders>
+              <w:top w:val="single" w:color="808080" w:sz="4"/>
+              <w:left w:val="single" w:color="808080" w:sz="4"/>
+              <w:bottom w:val="single" w:color="808080" w:sz="4"/>
+              <w:right w:val="single" w:color="808080" w:sz="4"/>
+            </w:tcBorders>
+            <w:tcMar>
+              <w:top w:type="dxa" w:w="60"/>
+              <w:left w:type="dxa" w:w="100"/>
+              <w:bottom w:type="dxa" w:w="60"/>
+              <w:right w:type="dxa" w:w="100"/>
+            </w:tcMar>
+            <w:vAlign w:val="top"/>
+          </w:tcPr>
+          <w:p>
+            <w:pPr>
+              <w:pStyle w:val="TableText"/>
+            </w:pPr>
+            <w:r>
+              <w:t xml:space="preserve">AI engines learn from user fixes through retrieved past corrections</w:t>
+            </w:r>
+          </w:p>
+        </w:tc>
+      </w:tr>
+      <w:tr>
+        <w:trPr>
+          <w:cantSplit/>
+        </w:trPr>
+        <w:tc>
+          <w:tcPr>
+            <w:tcW w:type="dxa" w:w="900"/>
+            <w:tcBorders>
+              <w:top w:val="single" w:color="808080" w:sz="4"/>
+              <w:left w:val="single" w:color="808080" w:sz="4"/>
+              <w:bottom w:val="single" w:color="808080" w:sz="4"/>
+              <w:right w:val="single" w:color="808080" w:sz="4"/>
+            </w:tcBorders>
+            <w:tcMar>
+              <w:top w:type="dxa" w:w="60"/>
+              <w:left w:type="dxa" w:w="100"/>
+              <w:bottom w:type="dxa" w:w="60"/>
+              <w:right w:type="dxa" w:w="100"/>
+            </w:tcMar>
+            <w:vAlign w:val="top"/>
+          </w:tcPr>
+          <w:p>
+            <w:pPr>
+              <w:pStyle w:val="TableText"/>
+            </w:pPr>
+            <w:r>
+              <w:t xml:space="preserve">F20</w:t>
+            </w:r>
+          </w:p>
+        </w:tc>
+        <w:tc>
+          <w:tcPr>
+            <w:tcW w:type="dxa" w:w="2800"/>
+            <w:tcBorders>
+              <w:top w:val="single" w:color="808080" w:sz="4"/>
+              <w:left w:val="single" w:color="808080" w:sz="4"/>
+              <w:bottom w:val="single" w:color="808080" w:sz="4"/>
+              <w:right w:val="single" w:color="808080" w:sz="4"/>
+            </w:tcBorders>
+            <w:tcMar>
+              <w:top w:type="dxa" w:w="60"/>
+              <w:left w:type="dxa" w:w="100"/>
+              <w:bottom w:type="dxa" w:w="60"/>
+              <w:right w:type="dxa" w:w="100"/>
+            </w:tcMar>
+            <w:vAlign w:val="top"/>
+          </w:tcPr>
+          <w:p>
+            <w:pPr>
+              <w:pStyle w:val="TableText"/>
+            </w:pPr>
+            <w:r>
+              <w:t xml:space="preserve">Workspace search</w:t>
+            </w:r>
+          </w:p>
+        </w:tc>
+        <w:tc>
+          <w:tcPr>
+            <w:tcW w:type="dxa" w:w="5660"/>
+            <w:tcBorders>
+              <w:top w:val="single" w:color="808080" w:sz="4"/>
+              <w:left w:val="single" w:color="808080" w:sz="4"/>
+              <w:bottom w:val="single" w:color="808080" w:sz="4"/>
+              <w:right w:val="single" w:color="808080" w:sz="4"/>
+            </w:tcBorders>
+            <w:tcMar>
+              <w:top w:type="dxa" w:w="60"/>
+              <w:left w:type="dxa" w:w="100"/>
+              <w:bottom w:type="dxa" w:w="60"/>
+              <w:right w:type="dxa" w:w="100"/>
+            </w:tcMar>
+            <w:vAlign w:val="top"/>
+          </w:tcPr>
+          <w:p>
+            <w:pPr>
+              <w:pStyle w:val="TableText"/>
+            </w:pPr>
+            <w:r>
+              <w:t xml:space="preserve">Search projects, runs, documents and diagrams in a workspace</w:t>
+            </w:r>
+          </w:p>
+        </w:tc>
+      </w:tr>
+      <w:tr>
+        <w:trPr>
+          <w:cantSplit/>
+        </w:trPr>
+        <w:tc>
+          <w:tcPr>
+            <w:tcW w:type="dxa" w:w="900"/>
+            <w:tcBorders>
+              <w:top w:val="single" w:color="808080" w:sz="4"/>
+              <w:left w:val="single" w:color="808080" w:sz="4"/>
+              <w:bottom w:val="single" w:color="808080" w:sz="4"/>
+              <w:right w:val="single" w:color="808080" w:sz="4"/>
+            </w:tcBorders>
+            <w:tcMar>
+              <w:top w:type="dxa" w:w="60"/>
+              <w:left w:type="dxa" w:w="100"/>
+              <w:bottom w:type="dxa" w:w="60"/>
+              <w:right w:type="dxa" w:w="100"/>
+            </w:tcMar>
+            <w:vAlign w:val="top"/>
+          </w:tcPr>
+          <w:p>
+            <w:pPr>
+              <w:pStyle w:val="TableText"/>
+            </w:pPr>
+            <w:r>
+              <w:t xml:space="preserve">F21</w:t>
+            </w:r>
+          </w:p>
+        </w:tc>
+        <w:tc>
+          <w:tcPr>
+            <w:tcW w:type="dxa" w:w="2800"/>
+            <w:tcBorders>
+              <w:top w:val="single" w:color="808080" w:sz="4"/>
+              <w:left w:val="single" w:color="808080" w:sz="4"/>
+              <w:bottom w:val="single" w:color="808080" w:sz="4"/>
+              <w:right w:val="single" w:color="808080" w:sz="4"/>
+            </w:tcBorders>
+            <w:tcMar>
+              <w:top w:type="dxa" w:w="60"/>
+              <w:left w:type="dxa" w:w="100"/>
+              <w:bottom w:type="dxa" w:w="60"/>
+              <w:right w:type="dxa" w:w="100"/>
+            </w:tcMar>
+            <w:vAlign w:val="top"/>
+          </w:tcPr>
+          <w:p>
+            <w:pPr>
+              <w:pStyle w:val="TableText"/>
+            </w:pPr>
+            <w:r>
+              <w:t xml:space="preserve">Dashboard</w:t>
+            </w:r>
+          </w:p>
+        </w:tc>
+        <w:tc>
+          <w:tcPr>
+            <w:tcW w:type="dxa" w:w="5660"/>
+            <w:tcBorders>
+              <w:top w:val="single" w:color="808080" w:sz="4"/>
+              <w:left w:val="single" w:color="808080" w:sz="4"/>
+              <w:bottom w:val="single" w:color="808080" w:sz="4"/>
+              <w:right w:val="single" w:color="808080" w:sz="4"/>
+            </w:tcBorders>
+            <w:tcMar>
+              <w:top w:type="dxa" w:w="60"/>
+              <w:left w:type="dxa" w:w="100"/>
+              <w:bottom w:type="dxa" w:w="60"/>
+              <w:right w:type="dxa" w:w="100"/>
+            </w:tcMar>
+            <w:vAlign w:val="top"/>
+          </w:tcPr>
+          <w:p>
+            <w:pPr>
+              <w:pStyle w:val="TableText"/>
+            </w:pPr>
+            <w:r>
+              <w:t xml:space="preserve">Overview of recent projects, runs, documents and diagrams</w:t>
+            </w:r>
+          </w:p>
+        </w:tc>
+      </w:tr>
+      <w:tr>
+        <w:trPr>
+          <w:cantSplit/>
+        </w:trPr>
+        <w:tc>
+          <w:tcPr>
+            <w:tcW w:type="dxa" w:w="900"/>
+            <w:tcBorders>
+              <w:top w:val="single" w:color="808080" w:sz="4"/>
+              <w:left w:val="single" w:color="808080" w:sz="4"/>
+              <w:bottom w:val="single" w:color="808080" w:sz="4"/>
+              <w:right w:val="single" w:color="808080" w:sz="4"/>
+            </w:tcBorders>
+            <w:tcMar>
+              <w:top w:type="dxa" w:w="60"/>
+              <w:left w:type="dxa" w:w="100"/>
+              <w:bottom w:type="dxa" w:w="60"/>
+              <w:right w:type="dxa" w:w="100"/>
+            </w:tcMar>
+            <w:vAlign w:val="top"/>
+          </w:tcPr>
+          <w:p>
+            <w:pPr>
+              <w:pStyle w:val="TableText"/>
+            </w:pPr>
+            <w:r>
+              <w:t xml:space="preserve">F22</w:t>
+            </w:r>
+          </w:p>
+        </w:tc>
+        <w:tc>
+          <w:tcPr>
+            <w:tcW w:type="dxa" w:w="2800"/>
+            <w:tcBorders>
+              <w:top w:val="single" w:color="808080" w:sz="4"/>
+              <w:left w:val="single" w:color="808080" w:sz="4"/>
+              <w:bottom w:val="single" w:color="808080" w:sz="4"/>
+              <w:right w:val="single" w:color="808080" w:sz="4"/>
+            </w:tcBorders>
+            <w:tcMar>
+              <w:top w:type="dxa" w:w="60"/>
+              <w:left w:type="dxa" w:w="100"/>
+              <w:bottom w:type="dxa" w:w="60"/>
+              <w:right w:type="dxa" w:w="100"/>
+            </w:tcMar>
+            <w:vAlign w:val="top"/>
+          </w:tcPr>
+          <w:p>
+            <w:pPr>
+              <w:pStyle w:val="TableText"/>
+            </w:pPr>
+            <w:r>
+              <w:t xml:space="preserve">Admin console</w:t>
+            </w:r>
+          </w:p>
+        </w:tc>
+        <w:tc>
+          <w:tcPr>
+            <w:tcW w:type="dxa" w:w="5660"/>
+            <w:tcBorders>
+              <w:top w:val="single" w:color="808080" w:sz="4"/>
+              <w:left w:val="single" w:color="808080" w:sz="4"/>
+              <w:bottom w:val="single" w:color="808080" w:sz="4"/>
+              <w:right w:val="single" w:color="808080" w:sz="4"/>
+            </w:tcBorders>
+            <w:tcMar>
+              <w:top w:type="dxa" w:w="60"/>
+              <w:left w:type="dxa" w:w="100"/>
+              <w:bottom w:type="dxa" w:w="60"/>
+              <w:right w:type="dxa" w:w="100"/>
+            </w:tcMar>
+            <w:vAlign w:val="top"/>
+          </w:tcPr>
+          <w:p>
+            <w:pPr>
+              <w:pStyle w:val="TableText"/>
+            </w:pPr>
+            <w:r>
+              <w:t xml:space="preserve">Platform overview, users, workspaces, LLM calls, prompt templates, audit logs, settings</w:t>
+            </w:r>
+          </w:p>
+        </w:tc>
+      </w:tr>
+      <w:tr>
+        <w:trPr>
+          <w:cantSplit/>
+        </w:trPr>
+        <w:tc>
+          <w:tcPr>
+            <w:tcW w:type="dxa" w:w="900"/>
+            <w:tcBorders>
+              <w:top w:val="single" w:color="808080" w:sz="4"/>
+              <w:left w:val="single" w:color="808080" w:sz="4"/>
+              <w:bottom w:val="single" w:color="808080" w:sz="4"/>
+              <w:right w:val="single" w:color="808080" w:sz="4"/>
+            </w:tcBorders>
+            <w:tcMar>
+              <w:top w:type="dxa" w:w="60"/>
+              <w:left w:type="dxa" w:w="100"/>
+              <w:bottom w:type="dxa" w:w="60"/>
+              <w:right w:type="dxa" w:w="100"/>
+            </w:tcMar>
+            <w:vAlign w:val="top"/>
+          </w:tcPr>
+          <w:p>
+            <w:pPr>
+              <w:pStyle w:val="TableText"/>
+            </w:pPr>
+            <w:r>
+              <w:t xml:space="preserve">F23</w:t>
+            </w:r>
+          </w:p>
+        </w:tc>
+        <w:tc>
+          <w:tcPr>
+            <w:tcW w:type="dxa" w:w="2800"/>
+            <w:tcBorders>
+              <w:top w:val="single" w:color="808080" w:sz="4"/>
+              <w:left w:val="single" w:color="808080" w:sz="4"/>
+              <w:bottom w:val="single" w:color="808080" w:sz="4"/>
+              <w:right w:val="single" w:color="808080" w:sz="4"/>
+            </w:tcBorders>
+            <w:tcMar>
+              <w:top w:type="dxa" w:w="60"/>
+              <w:left w:type="dxa" w:w="100"/>
+              <w:bottom w:type="dxa" w:w="60"/>
+              <w:right w:type="dxa" w:w="100"/>
+            </w:tcMar>
+            <w:vAlign w:val="top"/>
+          </w:tcPr>
+          <w:p>
+            <w:pPr>
+              <w:pStyle w:val="TableText"/>
+            </w:pPr>
+            <w:r>
+              <w:t xml:space="preserve">Containerised deployment</w:t>
+            </w:r>
+          </w:p>
+        </w:tc>
+        <w:tc>
+          <w:tcPr>
+            <w:tcW w:type="dxa" w:w="5660"/>
+            <w:tcBorders>
+              <w:top w:val="single" w:color="808080" w:sz="4"/>
+              <w:left w:val="single" w:color="808080" w:sz="4"/>
+              <w:bottom w:val="single" w:color="808080" w:sz="4"/>
+              <w:right w:val="single" w:color="808080" w:sz="4"/>
+            </w:tcBorders>
+            <w:tcMar>
+              <w:top w:type="dxa" w:w="60"/>
+              <w:left w:type="dxa" w:w="100"/>
+              <w:bottom w:type="dxa" w:w="60"/>
+              <w:right w:type="dxa" w:w="100"/>
+            </w:tcMar>
+            <w:vAlign w:val="top"/>
+          </w:tcPr>
+          <w:p>
+            <w:pPr>
+              <w:pStyle w:val="TableText"/>
+            </w:pPr>
+            <w:r>
+              <w:t xml:space="preserve">Docker Compose with PostgreSQL, backend, frontend and optional Ollama</w:t>
+            </w:r>
+          </w:p>
+        </w:tc>
+      </w:tr>
+    </w:tbl>
+    <w:p>
+      <w:pPr>
+        <w:pStyle w:val="Caption"/>
+      </w:pPr>
+      <w:r>
+        <w:t xml:space="preserve">Table 2: Feature list</w:t>
       </w:r>
     </w:p>
     <w:p>
@@ -10064,7 +12229,7 @@
         <w:pStyle w:val="Caption"/>
       </w:pPr>
       <w:r>
-        <w:t xml:space="preserve">Table 2: Data object identification</w:t>
+        <w:t xml:space="preserve">Table 3: Data object identification</w:t>
       </w:r>
     </w:p>
     <w:p>
@@ -13294,7 +15459,7 @@
         <w:pStyle w:val="Caption"/>
       </w:pPr>
       <w:r>
-        <w:t xml:space="preserve">Table 3: Schema table</w:t>
+        <w:t xml:space="preserve">Table 4: Schema table</w:t>
       </w:r>
     </w:p>
     <w:p>
@@ -15311,7 +17476,7 @@
         <w:pStyle w:val="Caption"/>
       </w:pPr>
       <w:r>
-        <w:t xml:space="preserve">Table 4: Entity relationships</w:t>
+        <w:t xml:space="preserve">Table 5: Entity relationships</w:t>
       </w:r>
     </w:p>
     <w:p>
@@ -15849,7 +18014,7 @@
         <w:pStyle w:val="Caption"/>
       </w:pPr>
       <w:r>
-        <w:t xml:space="preserve">Table 5: AuthService</w:t>
+        <w:t xml:space="preserve">Table 6: AuthService</w:t>
       </w:r>
     </w:p>
     <w:tbl>
@@ -16276,7 +18441,7 @@
         <w:pStyle w:val="Caption"/>
       </w:pPr>
       <w:r>
-        <w:t xml:space="preserve">Table 6: WorkspaceService</w:t>
+        <w:t xml:space="preserve">Table 7: WorkspaceService</w:t>
       </w:r>
     </w:p>
     <w:tbl>
@@ -16659,7 +18824,7 @@
         <w:pStyle w:val="Caption"/>
       </w:pPr>
       <w:r>
-        <w:t xml:space="preserve">Table 7: ProjectService</w:t>
+        <w:t xml:space="preserve">Table 8: ProjectService</w:t>
       </w:r>
     </w:p>
     <w:tbl>
@@ -17178,7 +19343,7 @@
         <w:pStyle w:val="Caption"/>
       </w:pPr>
       <w:r>
-        <w:t xml:space="preserve">Table 8: GenerationPipelineService</w:t>
+        <w:t xml:space="preserve">Table 9: GenerationPipelineService</w:t>
       </w:r>
     </w:p>
     <w:tbl>
@@ -17697,7 +19862,7 @@
         <w:pStyle w:val="Caption"/>
       </w:pPr>
       <w:r>
-        <w:t xml:space="preserve">Table 9: RuleEnginePipeline</w:t>
+        <w:t xml:space="preserve">Table 10: RuleEnginePipeline</w:t>
       </w:r>
     </w:p>
     <w:tbl>
@@ -18136,7 +20301,7 @@
         <w:pStyle w:val="Caption"/>
       </w:pPr>
       <w:r>
-        <w:t xml:space="preserve">Table 10: LlmClient (OllamaClient, HostedAiClient, External Provider Clients, SrsGenClient)</w:t>
+        <w:t xml:space="preserve">Table 11: LlmClient (OllamaClient, HostedAiClient, External Provider Clients, SrsGenClient)</w:t>
       </w:r>
     </w:p>
     <w:tbl>
@@ -18551,7 +20716,7 @@
         <w:pStyle w:val="Caption"/>
       </w:pPr>
       <w:r>
-        <w:t xml:space="preserve">Table 11: ClassModelerService</w:t>
+        <w:t xml:space="preserve">Table 12: ClassModelerService</w:t>
       </w:r>
     </w:p>
     <w:tbl>
@@ -18990,7 +21155,7 @@
         <w:pStyle w:val="Caption"/>
       </w:pPr>
       <w:r>
-        <w:t xml:space="preserve">Table 12: RagService</w:t>
+        <w:t xml:space="preserve">Table 13: RagService</w:t>
       </w:r>
     </w:p>
     <w:tbl>
@@ -19405,7 +21570,7 @@
         <w:pStyle w:val="Caption"/>
       </w:pPr>
       <w:r>
-        <w:t xml:space="preserve">Table 13: SrsService and SrsDocumentBuilder</w:t>
+        <w:t xml:space="preserve">Table 14: SrsService and SrsDocumentBuilder</w:t>
       </w:r>
     </w:p>
     <w:tbl>
@@ -19824,7 +21989,7 @@
         <w:pStyle w:val="Caption"/>
       </w:pPr>
       <w:r>
-        <w:t xml:space="preserve">Table 14: DiagramService</w:t>
+        <w:t xml:space="preserve">Table 15: DiagramService</w:t>
       </w:r>
     </w:p>
     <w:tbl>
@@ -20239,7 +22404,7 @@
         <w:pStyle w:val="Caption"/>
       </w:pPr>
       <w:r>
-        <w:t xml:space="preserve">Table 15: AiSettingsService</w:t>
+        <w:t xml:space="preserve">Table 16: AiSettingsService</w:t>
       </w:r>
     </w:p>
     <w:tbl>
@@ -20690,7 +22855,7 @@
         <w:pStyle w:val="Caption"/>
       </w:pPr>
       <w:r>
-        <w:t xml:space="preserve">Table 16: AdminService</w:t>
+        <w:t xml:space="preserve">Table 17: AdminService</w:t>
       </w:r>
     </w:p>
     <w:p>
@@ -21205,7 +23370,7 @@
         <w:pStyle w:val="Caption"/>
       </w:pPr>
       <w:r>
-        <w:t xml:space="preserve">Table 17: Stage revision states</w:t>
+        <w:t xml:space="preserve">Table 18: Stage revision states</w:t>
       </w:r>
     </w:p>
     <w:p>
@@ -22372,13 +24537,241 @@
           </w:p>
         </w:tc>
       </w:tr>
+      <w:tr>
+        <w:trPr>
+          <w:cantSplit/>
+        </w:trPr>
+        <w:tc>
+          <w:tcPr>
+            <w:tcW w:type="dxa" w:w="3200"/>
+            <w:tcBorders>
+              <w:top w:val="single" w:color="808080" w:sz="4"/>
+              <w:left w:val="single" w:color="808080" w:sz="4"/>
+              <w:bottom w:val="single" w:color="808080" w:sz="4"/>
+              <w:right w:val="single" w:color="808080" w:sz="4"/>
+            </w:tcBorders>
+            <w:tcMar>
+              <w:top w:type="dxa" w:w="60"/>
+              <w:left w:type="dxa" w:w="100"/>
+              <w:bottom w:type="dxa" w:w="60"/>
+              <w:right w:type="dxa" w:w="100"/>
+            </w:tcMar>
+            <w:vAlign w:val="top"/>
+          </w:tcPr>
+          <w:p>
+            <w:pPr>
+              <w:pStyle w:val="TableText"/>
+            </w:pPr>
+            <w:r>
+              <w:t xml:space="preserve">Diagram editing</w:t>
+            </w:r>
+          </w:p>
+        </w:tc>
+        <w:tc>
+          <w:tcPr>
+            <w:tcW w:type="dxa" w:w="6160"/>
+            <w:tcBorders>
+              <w:top w:val="single" w:color="808080" w:sz="4"/>
+              <w:left w:val="single" w:color="808080" w:sz="4"/>
+              <w:bottom w:val="single" w:color="808080" w:sz="4"/>
+              <w:right w:val="single" w:color="808080" w:sz="4"/>
+            </w:tcBorders>
+            <w:tcMar>
+              <w:top w:type="dxa" w:w="60"/>
+              <w:left w:type="dxa" w:w="100"/>
+              <w:bottom w:type="dxa" w:w="60"/>
+              <w:right w:type="dxa" w:w="100"/>
+            </w:tcMar>
+            <w:vAlign w:val="top"/>
+          </w:tcPr>
+          <w:p>
+            <w:pPr>
+              <w:pStyle w:val="TableText"/>
+            </w:pPr>
+            <w:r>
+              <w:t xml:space="preserve">Classes tab, DrawioEmbed (drawioXml.ts, drawioModel.ts), ClassDiagramCanvas, DiagramService</w:t>
+            </w:r>
+          </w:p>
+        </w:tc>
+      </w:tr>
+      <w:tr>
+        <w:trPr>
+          <w:cantSplit/>
+        </w:trPr>
+        <w:tc>
+          <w:tcPr>
+            <w:tcW w:type="dxa" w:w="3200"/>
+            <w:tcBorders>
+              <w:top w:val="single" w:color="808080" w:sz="4"/>
+              <w:left w:val="single" w:color="808080" w:sz="4"/>
+              <w:bottom w:val="single" w:color="808080" w:sz="4"/>
+              <w:right w:val="single" w:color="808080" w:sz="4"/>
+            </w:tcBorders>
+            <w:tcMar>
+              <w:top w:type="dxa" w:w="60"/>
+              <w:left w:type="dxa" w:w="100"/>
+              <w:bottom w:type="dxa" w:w="60"/>
+              <w:right w:type="dxa" w:w="100"/>
+            </w:tcMar>
+            <w:vAlign w:val="top"/>
+          </w:tcPr>
+          <w:p>
+            <w:pPr>
+              <w:pStyle w:val="TableText"/>
+            </w:pPr>
+            <w:r>
+              <w:t xml:space="preserve">Engine comparison</w:t>
+            </w:r>
+          </w:p>
+        </w:tc>
+        <w:tc>
+          <w:tcPr>
+            <w:tcW w:type="dxa" w:w="6160"/>
+            <w:tcBorders>
+              <w:top w:val="single" w:color="808080" w:sz="4"/>
+              <w:left w:val="single" w:color="808080" w:sz="4"/>
+              <w:bottom w:val="single" w:color="808080" w:sz="4"/>
+              <w:right w:val="single" w:color="808080" w:sz="4"/>
+            </w:tcBorders>
+            <w:tcMar>
+              <w:top w:type="dxa" w:w="60"/>
+              <w:left w:type="dxa" w:w="100"/>
+              <w:bottom w:type="dxa" w:w="60"/>
+              <w:right w:type="dxa" w:w="100"/>
+            </w:tcMar>
+            <w:vAlign w:val="top"/>
+          </w:tcPr>
+          <w:p>
+            <w:pPr>
+              <w:pStyle w:val="TableText"/>
+            </w:pPr>
+            <w:r>
+              <w:t xml:space="preserve">CompareView (Jaccard agreement), ClassModelerService</w:t>
+            </w:r>
+          </w:p>
+        </w:tc>
+      </w:tr>
+      <w:tr>
+        <w:trPr>
+          <w:cantSplit/>
+        </w:trPr>
+        <w:tc>
+          <w:tcPr>
+            <w:tcW w:type="dxa" w:w="3200"/>
+            <w:tcBorders>
+              <w:top w:val="single" w:color="808080" w:sz="4"/>
+              <w:left w:val="single" w:color="808080" w:sz="4"/>
+              <w:bottom w:val="single" w:color="808080" w:sz="4"/>
+              <w:right w:val="single" w:color="808080" w:sz="4"/>
+            </w:tcBorders>
+            <w:tcMar>
+              <w:top w:type="dxa" w:w="60"/>
+              <w:left w:type="dxa" w:w="100"/>
+              <w:bottom w:type="dxa" w:w="60"/>
+              <w:right w:type="dxa" w:w="100"/>
+            </w:tcMar>
+            <w:vAlign w:val="top"/>
+          </w:tcPr>
+          <w:p>
+            <w:pPr>
+              <w:pStyle w:val="TableText"/>
+            </w:pPr>
+            <w:r>
+              <w:t xml:space="preserve">Export</w:t>
+            </w:r>
+          </w:p>
+        </w:tc>
+        <w:tc>
+          <w:tcPr>
+            <w:tcW w:type="dxa" w:w="6160"/>
+            <w:tcBorders>
+              <w:top w:val="single" w:color="808080" w:sz="4"/>
+              <w:left w:val="single" w:color="808080" w:sz="4"/>
+              <w:bottom w:val="single" w:color="808080" w:sz="4"/>
+              <w:right w:val="single" w:color="808080" w:sz="4"/>
+            </w:tcBorders>
+            <w:tcMar>
+              <w:top w:type="dxa" w:w="60"/>
+              <w:left w:type="dxa" w:w="100"/>
+              <w:bottom w:type="dxa" w:w="60"/>
+              <w:right w:type="dxa" w:w="100"/>
+            </w:tcMar>
+            <w:vAlign w:val="top"/>
+          </w:tcPr>
+          <w:p>
+            <w:pPr>
+              <w:pStyle w:val="TableText"/>
+            </w:pPr>
+            <w:r>
+              <w:t xml:space="preserve">SRS and diagram export endpoints, exportImage.ts, download helpers, draw.io export</w:t>
+            </w:r>
+          </w:p>
+        </w:tc>
+      </w:tr>
+      <w:tr>
+        <w:trPr>
+          <w:cantSplit/>
+        </w:trPr>
+        <w:tc>
+          <w:tcPr>
+            <w:tcW w:type="dxa" w:w="3200"/>
+            <w:tcBorders>
+              <w:top w:val="single" w:color="808080" w:sz="4"/>
+              <w:left w:val="single" w:color="808080" w:sz="4"/>
+              <w:bottom w:val="single" w:color="808080" w:sz="4"/>
+              <w:right w:val="single" w:color="808080" w:sz="4"/>
+            </w:tcBorders>
+            <w:tcMar>
+              <w:top w:type="dxa" w:w="60"/>
+              <w:left w:type="dxa" w:w="100"/>
+              <w:bottom w:type="dxa" w:w="60"/>
+              <w:right w:type="dxa" w:w="100"/>
+            </w:tcMar>
+            <w:vAlign w:val="top"/>
+          </w:tcPr>
+          <w:p>
+            <w:pPr>
+              <w:pStyle w:val="TableText"/>
+            </w:pPr>
+            <w:r>
+              <w:t xml:space="preserve">Deployment</w:t>
+            </w:r>
+          </w:p>
+        </w:tc>
+        <w:tc>
+          <w:tcPr>
+            <w:tcW w:type="dxa" w:w="6160"/>
+            <w:tcBorders>
+              <w:top w:val="single" w:color="808080" w:sz="4"/>
+              <w:left w:val="single" w:color="808080" w:sz="4"/>
+              <w:bottom w:val="single" w:color="808080" w:sz="4"/>
+              <w:right w:val="single" w:color="808080" w:sz="4"/>
+            </w:tcBorders>
+            <w:tcMar>
+              <w:top w:type="dxa" w:w="60"/>
+              <w:left w:type="dxa" w:w="100"/>
+              <w:bottom w:type="dxa" w:w="60"/>
+              <w:right w:type="dxa" w:w="100"/>
+            </w:tcMar>
+            <w:vAlign w:val="top"/>
+          </w:tcPr>
+          <w:p>
+            <w:pPr>
+              <w:pStyle w:val="TableText"/>
+            </w:pPr>
+            <w:r>
+              <w:t xml:space="preserve">Dockerfiles, docker-compose.yml, nginx.conf, docker-entrypoint.sh</w:t>
+            </w:r>
+          </w:p>
+        </w:tc>
+      </w:tr>
     </w:tbl>
     <w:p>
       <w:pPr>
         <w:pStyle w:val="Caption"/>
       </w:pPr>
       <w:r>
-        <w:t xml:space="preserve">Table 18: Requirements-to-components mapping</w:t>
+        <w:t xml:space="preserve">Table 19: Requirements-to-components mapping</w:t>
       </w:r>
     </w:p>
     <w:p>
@@ -22387,12 +24780,12 @@
         <w:pageBreakBefore/>
       </w:pPr>
       <w:r>
-        <w:t xml:space="preserve">9. Preliminary Test Plan</w:t>
-      </w:r>
-    </w:p>
-    <w:p>
-      <w:r>
-        <w:t xml:space="preserve">This chapter gives a high-level description of the testing goals and the major features of SpecTwin to be tested. Backend tests are written with pytest and include unit tests (rule pipeline, OOP modeler with evaluation case sets, SRS document builder, Ollama task helpers, hosted and LLM clients, RAG) and integration tests (auth, workspaces, projects, diagrams, generation modes, class modeler and admin APIs). The frontend is checked with ESLint and a production build.</w:t>
+        <w:t xml:space="preserve">9. Rule-Based Engine</w:t>
+      </w:r>
+    </w:p>
+    <w:p>
+      <w:r>
+        <w:t xml:space="preserve">The rule-based engine is the deterministic heart of SpecTwin. It runs fully offline, needs no AI service and always produces the same output for the same input. It is driven by two kinds of versioned resources: JSON dictionaries (backend/app/dictionaries/v1) that hold the vocabulary, and rule definitions (backend/app/rules/v1/rules.json) that name each decision. Every generated artifact records the dictionaryVersionId and ruleVersionId, and every fact, question and requirement records the rule ID that produced it, so each result can be explained and reproduced.</w:t>
       </w:r>
     </w:p>
     <w:p>
@@ -22400,7 +24793,268 @@
         <w:pStyle w:val="Heading2"/>
       </w:pPr>
       <w:r>
-        <w:t xml:space="preserve">9.1 High-Level Description of Testing Goals</w:t>
+        <w:t xml:space="preserve">9.1 How the Rule-Based Pipeline Works</w:t>
+      </w:r>
+    </w:p>
+    <w:p>
+      <w:pPr>
+        <w:keepNext/>
+        <w:keepLines/>
+        <w:pBdr>
+          <w:top w:val="dashed" w:color="7F7F7F" w:sz="8" w:space="8"/>
+          <w:bottom w:val="dashed" w:color="7F7F7F" w:sz="8" w:space="8"/>
+          <w:left w:val="dashed" w:color="7F7F7F" w:sz="8" w:space="8"/>
+          <w:right w:val="dashed" w:color="7F7F7F" w:sz="8" w:space="8"/>
+        </w:pBdr>
+        <w:shd w:fill="F2F2F2" w:val="clear"/>
+        <w:spacing w:after="0" w:before="240"/>
+        <w:jc w:val="center"/>
+      </w:pPr>
+      <w:r>
+        <w:rPr>
+          <w:b/>
+          <w:bCs/>
+          <w:color w:val="595959"/>
+        </w:rPr>
+        <w:br/>
+        <w:br/>
+        <w:t xml:space="preserve">[ Insert Figure 17 here ]</w:t>
+      </w:r>
+      <w:r>
+        <w:rPr>
+          <w:i/>
+          <w:iCs/>
+          <w:color w:val="7F7F7F"/>
+          <w:sz w:val="22"/>
+          <w:szCs w:val="22"/>
+        </w:rPr>
+        <w:br/>
+        <w:t xml:space="preserve">Mermaid: "Figure 17" in SpecTwin_Diagrams.md</w:t>
+      </w:r>
+      <w:r>
+        <w:br/>
+        <w:br/>
+        <w:t xml:space="preserve"/>
+      </w:r>
+    </w:p>
+    <w:p>
+      <w:pPr>
+        <w:pStyle w:val="Caption"/>
+      </w:pPr>
+      <w:r>
+        <w:t xml:space="preserve">Figure 17: Rule-Based Engine Pipeline and Rules</w:t>
+      </w:r>
+    </w:p>
+    <w:p>
+      <w:pPr>
+        <w:pStyle w:val="ListText"/>
+        <w:numPr>
+          <w:ilvl w:val="0"/>
+          <w:numId w:val="5"/>
+        </w:numPr>
+      </w:pPr>
+      <w:r>
+        <w:rPr>
+          <w:b/>
+          <w:bCs/>
+        </w:rPr>
+        <w:t xml:space="preserve">Normalise</w:t>
+      </w:r>
+      <w:r>
+        <w:t xml:space="preserve"> the raw text (Unicode, punctuation, contractions, whitespace).</w:t>
+      </w:r>
+    </w:p>
+    <w:p>
+      <w:pPr>
+        <w:pStyle w:val="ListText"/>
+        <w:numPr>
+          <w:ilvl w:val="0"/>
+          <w:numId w:val="5"/>
+        </w:numPr>
+      </w:pPr>
+      <w:r>
+        <w:rPr>
+          <w:b/>
+          <w:bCs/>
+        </w:rPr>
+        <w:t xml:space="preserve">Split</w:t>
+      </w:r>
+      <w:r>
+        <w:t xml:space="preserve"> it into sentences and then clauses, keeping offsets back to the source text.</w:t>
+      </w:r>
+    </w:p>
+    <w:p>
+      <w:pPr>
+        <w:pStyle w:val="ListText"/>
+        <w:numPr>
+          <w:ilvl w:val="0"/>
+          <w:numId w:val="5"/>
+        </w:numPr>
+      </w:pPr>
+      <w:r>
+        <w:rPr>
+          <w:b/>
+          <w:bCs/>
+        </w:rPr>
+        <w:t xml:space="preserve">Extract facts</w:t>
+      </w:r>
+      <w:r>
+        <w:t xml:space="preserve">: for each clause find the actor, action and object, plus modality, negation, condition and quantity.</w:t>
+      </w:r>
+    </w:p>
+    <w:p>
+      <w:pPr>
+        <w:pStyle w:val="ListText"/>
+        <w:numPr>
+          <w:ilvl w:val="0"/>
+          <w:numId w:val="5"/>
+        </w:numPr>
+      </w:pPr>
+      <w:r>
+        <w:rPr>
+          <w:b/>
+          <w:bCs/>
+        </w:rPr>
+        <w:t xml:space="preserve">Generate clarification questions</w:t>
+      </w:r>
+      <w:r>
+        <w:t xml:space="preserve"> for missing slots, vague words, ambiguous pronouns and conflicting rules.</w:t>
+      </w:r>
+    </w:p>
+    <w:p>
+      <w:pPr>
+        <w:pStyle w:val="ListText"/>
+        <w:numPr>
+          <w:ilvl w:val="0"/>
+          <w:numId w:val="5"/>
+        </w:numPr>
+      </w:pPr>
+      <w:r>
+        <w:rPr>
+          <w:b/>
+          <w:bCs/>
+        </w:rPr>
+        <w:t xml:space="preserve">Apply answers</w:t>
+      </w:r>
+      <w:r>
+        <w:t xml:space="preserve">: each answer is written into the fact slot its question named.</w:t>
+      </w:r>
+    </w:p>
+    <w:p>
+      <w:pPr>
+        <w:pStyle w:val="ListText"/>
+        <w:numPr>
+          <w:ilvl w:val="0"/>
+          <w:numId w:val="5"/>
+        </w:numPr>
+      </w:pPr>
+      <w:r>
+        <w:rPr>
+          <w:b/>
+          <w:bCs/>
+        </w:rPr>
+        <w:t xml:space="preserve">Write the final story</w:t>
+      </w:r>
+      <w:r>
+        <w:t xml:space="preserve">: one atomic sentence per fact.</w:t>
+      </w:r>
+    </w:p>
+    <w:p>
+      <w:pPr>
+        <w:pStyle w:val="ListText"/>
+        <w:numPr>
+          <w:ilvl w:val="0"/>
+          <w:numId w:val="5"/>
+        </w:numPr>
+      </w:pPr>
+      <w:r>
+        <w:rPr>
+          <w:b/>
+          <w:bCs/>
+        </w:rPr>
+        <w:t xml:space="preserve">Generate requirements</w:t>
+      </w:r>
+      <w:r>
+        <w:t xml:space="preserve">: functional requirements from facts, non-functional requirements from NFR keywords.</w:t>
+      </w:r>
+    </w:p>
+    <w:p>
+      <w:pPr>
+        <w:pStyle w:val="ListText"/>
+        <w:numPr>
+          <w:ilvl w:val="0"/>
+          <w:numId w:val="5"/>
+        </w:numPr>
+      </w:pPr>
+      <w:r>
+        <w:rPr>
+          <w:b/>
+          <w:bCs/>
+        </w:rPr>
+        <w:t xml:space="preserve">Build the class model</w:t>
+      </w:r>
+      <w:r>
+        <w:t xml:space="preserve"> by scoring candidates, folding attributes, adding methods and relationships.</w:t>
+      </w:r>
+    </w:p>
+    <w:p>
+      <w:pPr>
+        <w:pStyle w:val="ListText"/>
+        <w:numPr>
+          <w:ilvl w:val="0"/>
+          <w:numId w:val="5"/>
+        </w:numPr>
+      </w:pPr>
+      <w:r>
+        <w:rPr>
+          <w:b/>
+          <w:bCs/>
+        </w:rPr>
+        <w:t xml:space="preserve">Validate</w:t>
+      </w:r>
+      <w:r>
+        <w:t xml:space="preserve"> the model, </w:t>
+      </w:r>
+      <w:r>
+        <w:rPr>
+          <w:b/>
+          <w:bCs/>
+        </w:rPr>
+        <w:t xml:space="preserve">render</w:t>
+      </w:r>
+      <w:r>
+        <w:t xml:space="preserve"> the draw.io XML with UML styles and </w:t>
+      </w:r>
+      <w:r>
+        <w:rPr>
+          <w:b/>
+          <w:bCs/>
+        </w:rPr>
+        <w:t xml:space="preserve">validate</w:t>
+      </w:r>
+      <w:r>
+        <w:t xml:space="preserve"> the XML against the model.</w:t>
+      </w:r>
+    </w:p>
+    <w:p>
+      <w:pPr>
+        <w:pStyle w:val="Heading2"/>
+      </w:pPr>
+      <w:r>
+        <w:t xml:space="preserve">9.2 Rules by Stage</w:t>
+      </w:r>
+    </w:p>
+    <w:p>
+      <w:r>
+        <w:t xml:space="preserve">The rules used by the engine are listed below, grouped by the stage in which they run.</w:t>
+      </w:r>
+    </w:p>
+    <w:p>
+      <w:pPr>
+        <w:pStyle w:val="Heading3"/>
+      </w:pPr>
+      <w:r>
+        <w:t xml:space="preserve">Text normalisation</w:t>
       </w:r>
     </w:p>
     <w:p>
@@ -22416,10 +25070,10 @@
           <w:b/>
           <w:bCs/>
         </w:rPr>
-        <w:t xml:space="preserve">To verify that the system meets its functional requirements</w:t>
-      </w:r>
-      <w:r>
-        <w:t xml:space="preserve">, including authentication, workspaces, the generation pipeline, publishing and the Class Modeler.</w:t>
+        <w:t xml:space="preserve">TXT_UNICODE_NFKC_001:</w:t>
+      </w:r>
+      <w:r>
+        <w:t xml:space="preserve"> Normalise all Unicode characters with NFKC so look-alike characters become one form.</w:t>
       </w:r>
     </w:p>
     <w:p>
@@ -22435,10 +25089,10 @@
           <w:b/>
           <w:bCs/>
         </w:rPr>
-        <w:t xml:space="preserve">To validate the rule engine</w:t>
-      </w:r>
-      <w:r>
-        <w:t xml:space="preserve">, ensuring correct normalisation, sentence and clause splitting, fact extraction and clarification detection.</w:t>
+        <w:t xml:space="preserve">TXT_PUNCTUATION_ASCII_001:</w:t>
+      </w:r>
+      <w:r>
+        <w:t xml:space="preserve"> Replace smart quotes, dashes and other typographic punctuation with plain ASCII.</w:t>
       </w:r>
     </w:p>
     <w:p>
@@ -22454,10 +25108,10 @@
           <w:b/>
           <w:bCs/>
         </w:rPr>
-        <w:t xml:space="preserve">To validate the generated class models</w:t>
-      </w:r>
-      <w:r>
-        <w:t xml:space="preserve">, checking that classes, attributes, methods, relationships and multiplicities match the expected answers of the evaluation cases.</w:t>
+        <w:t xml:space="preserve">TXT_CONTRACTION_EXPAND_001:</w:t>
+      </w:r>
+      <w:r>
+        <w:t xml:space="preserve"> Expand contractions ("can't" to "cannot", "it's" to "it is") so modals and negation are visible.</w:t>
       </w:r>
     </w:p>
     <w:p>
@@ -22473,10 +25127,18 @@
           <w:b/>
           <w:bCs/>
         </w:rPr>
-        <w:t xml:space="preserve">To ensure the stage life cycle is enforced</w:t>
-      </w:r>
-      <w:r>
-        <w:t xml:space="preserve">, including version checks, approval gates, reopening and stale-marking.</w:t>
+        <w:t xml:space="preserve">TXT_WHITESPACE_COLLAPSE_001:</w:t>
+      </w:r>
+      <w:r>
+        <w:t xml:space="preserve"> Collapse repeated spaces, tabs and line breaks deterministically.</w:t>
+      </w:r>
+    </w:p>
+    <w:p>
+      <w:pPr>
+        <w:pStyle w:val="Heading3"/>
+      </w:pPr>
+      <w:r>
+        <w:t xml:space="preserve">Sentence and clause splitting</w:t>
       </w:r>
     </w:p>
     <w:p>
@@ -22492,10 +25154,10 @@
           <w:b/>
           <w:bCs/>
         </w:rPr>
-        <w:t xml:space="preserve">To verify the AI engines</w:t>
-      </w:r>
-      <w:r>
-        <w:t xml:space="preserve">, ensuring that malformed or truncated model output is repaired, split and retried, or rejected with a clear error.</w:t>
+        <w:t xml:space="preserve">SPL_SENTENCE_TERMINATOR_001:</w:t>
+      </w:r>
+      <w:r>
+        <w:t xml:space="preserve"> Split sentences on fixed terminators (. ! ?) while protecting abbreviations such as "e.g." and "etc.".</w:t>
       </w:r>
     </w:p>
     <w:p>
@@ -22511,10 +25173,10 @@
           <w:b/>
           <w:bCs/>
         </w:rPr>
-        <w:t xml:space="preserve">To verify the correction memory</w:t>
-      </w:r>
-      <w:r>
-        <w:t xml:space="preserve">, ensuring that corrections are captured and retrieved only for the same workspace, stage and embedder.</w:t>
+        <w:t xml:space="preserve">SPL_CLAUSE_COMMA_CONJUNCTION_001:</w:t>
+      </w:r>
+      <w:r>
+        <w:t xml:space="preserve"> Split a sentence into clauses on commas, semicolons and dictionary conjunctions (and, or, but, then, as well as, followed by), but only when each part looks like a full predicate.</w:t>
       </w:r>
     </w:p>
     <w:p>
@@ -22530,10 +25192,10 @@
           <w:b/>
           <w:bCs/>
         </w:rPr>
-        <w:t xml:space="preserve">To ensure correct access control</w:t>
-      </w:r>
-      <w:r>
-        <w:t xml:space="preserve">, so that users can only reach data in workspaces they belong to, with the right role.</w:t>
+        <w:t xml:space="preserve">TOK_WORD_001:</w:t>
+      </w:r>
+      <w:r>
+        <w:t xml:space="preserve"> Tokenise each clause into alphanumeric words with their source offsets, so every fact points back to the exact text.</w:t>
       </w:r>
     </w:p>
     <w:p>
@@ -22549,10 +25211,18 @@
           <w:b/>
           <w:bCs/>
         </w:rPr>
-        <w:t xml:space="preserve">To ensure the published SRS document and diagram</w:t>
-      </w:r>
-      <w:r>
-        <w:t xml:space="preserve"> are complete, consistent with the approved stages, and versioned correctly.</w:t>
+        <w:t xml:space="preserve">NAR_BUSINESS_INTENT_001:</w:t>
+      </w:r>
+      <w:r>
+        <w:t xml:space="preserve"> Convert narrative business sentences ("we need to know their name") into actor-action-object form using the business narrative patterns, mapping "I/we" to the narrative actor.</w:t>
+      </w:r>
+    </w:p>
+    <w:p>
+      <w:pPr>
+        <w:pStyle w:val="Heading3"/>
+      </w:pPr>
+      <w:r>
+        <w:t xml:space="preserve">Fact extraction (actor, action, object)</w:t>
       </w:r>
     </w:p>
     <w:p>
@@ -22568,6 +25238,5181 @@
           <w:b/>
           <w:bCs/>
         </w:rPr>
+        <w:t xml:space="preserve">EXT_ACTION_ALIAS_001:</w:t>
+      </w:r>
+      <w:r>
+        <w:t xml:space="preserve"> Map known verb forms to a canonical action using the action alias dictionaries ("creates", "created" to "create").</w:t>
+      </w:r>
+    </w:p>
+    <w:p>
+      <w:pPr>
+        <w:pStyle w:val="ListText"/>
+        <w:numPr>
+          <w:ilvl w:val="0"/>
+          <w:numId w:val="2"/>
+        </w:numPr>
+      </w:pPr>
+      <w:r>
+        <w:rPr>
+          <w:b/>
+          <w:bCs/>
+        </w:rPr>
+        <w:t xml:space="preserve">EXT_ACTION_COMMON_VERB_001:</w:t>
+      </w:r>
+      <w:r>
+        <w:t xml:space="preserve"> Accept a word as an action if its base form is in the common verbs list (386 verbs), including regular -s/-ed/-ing forms and irregular verbs.</w:t>
+      </w:r>
+    </w:p>
+    <w:p>
+      <w:pPr>
+        <w:pStyle w:val="ListText"/>
+        <w:numPr>
+          <w:ilvl w:val="0"/>
+          <w:numId w:val="2"/>
+        </w:numPr>
+      </w:pPr>
+      <w:r>
+        <w:rPr>
+          <w:b/>
+          <w:bCs/>
+        </w:rPr>
+        <w:t xml:space="preserve">EXT_ACTION_PHRASAL_VERB_001:</w:t>
+      </w:r>
+      <w:r>
+        <w:t xml:space="preserve"> Absorb phrasal particles into the action ("log in" to "login", "sign out" to "logout").</w:t>
+      </w:r>
+    </w:p>
+    <w:p>
+      <w:pPr>
+        <w:pStyle w:val="ListText"/>
+        <w:numPr>
+          <w:ilvl w:val="0"/>
+          <w:numId w:val="2"/>
+        </w:numPr>
+      </w:pPr>
+      <w:r>
+        <w:rPr>
+          <w:b/>
+          <w:bCs/>
+        </w:rPr>
+        <w:t xml:space="preserve">EXT_PRESENT_TENSE_ACTION_001:</w:t>
+      </w:r>
+      <w:r>
+        <w:t xml:space="preserve"> Extract "Actor verbs Object" in simple present tense ("The librarian approves each loan").</w:t>
+      </w:r>
+    </w:p>
+    <w:p>
+      <w:pPr>
+        <w:pStyle w:val="ListText"/>
+        <w:numPr>
+          <w:ilvl w:val="0"/>
+          <w:numId w:val="2"/>
+        </w:numPr>
+      </w:pPr>
+      <w:r>
+        <w:rPr>
+          <w:b/>
+          <w:bCs/>
+        </w:rPr>
+        <w:t xml:space="preserve">EXT_POSITIONAL_ACTION_001:</w:t>
+      </w:r>
+      <w:r>
+        <w:t xml:space="preserve"> Fall back to positional extraction: subject before the modal or verb is the actor, the noun phrase after it is the object.</w:t>
+      </w:r>
+    </w:p>
+    <w:p>
+      <w:pPr>
+        <w:pStyle w:val="ListText"/>
+        <w:numPr>
+          <w:ilvl w:val="0"/>
+          <w:numId w:val="2"/>
+        </w:numPr>
+      </w:pPr>
+      <w:r>
+        <w:rPr>
+          <w:b/>
+          <w:bCs/>
+        </w:rPr>
+        <w:t xml:space="preserve">EXT_PASSIVE_OBJECT_ACTION_001:</w:t>
+      </w:r>
+      <w:r>
+        <w:t xml:space="preserve"> Extract passive voice without an agent ("Orders are approved") as object + action with a missing actor.</w:t>
+      </w:r>
+    </w:p>
+    <w:p>
+      <w:pPr>
+        <w:pStyle w:val="ListText"/>
+        <w:numPr>
+          <w:ilvl w:val="0"/>
+          <w:numId w:val="2"/>
+        </w:numPr>
+      </w:pPr>
+      <w:r>
+        <w:rPr>
+          <w:b/>
+          <w:bCs/>
+        </w:rPr>
+        <w:t xml:space="preserve">EXT_PASSIVE_WITH_AGENT_001:</w:t>
+      </w:r>
+      <w:r>
+        <w:t xml:space="preserve"> Extract passive voice with an agent ("Orders are approved by the manager") and swap the agent into the actor slot.</w:t>
+      </w:r>
+    </w:p>
+    <w:p>
+      <w:pPr>
+        <w:pStyle w:val="ListText"/>
+        <w:numPr>
+          <w:ilvl w:val="0"/>
+          <w:numId w:val="2"/>
+        </w:numPr>
+      </w:pPr>
+      <w:r>
+        <w:rPr>
+          <w:b/>
+          <w:bCs/>
+        </w:rPr>
+        <w:t xml:space="preserve">EXT_AND_JOINED_VERB_LIST_001:</w:t>
+      </w:r>
+      <w:r>
+        <w:t xml:space="preserve"> Expand coordinated verbs and objects ("create and delete posts") into one fact per action-object pair.</w:t>
+      </w:r>
+    </w:p>
+    <w:p>
+      <w:pPr>
+        <w:pStyle w:val="ListText"/>
+        <w:numPr>
+          <w:ilvl w:val="0"/>
+          <w:numId w:val="2"/>
+        </w:numPr>
+      </w:pPr>
+      <w:r>
+        <w:rPr>
+          <w:b/>
+          <w:bCs/>
+        </w:rPr>
+        <w:t xml:space="preserve">EXT_ONLY_ACTOR_CAN_ACTION_OBJECT_001:</w:t>
+      </w:r>
+      <w:r>
+        <w:t xml:space="preserve"> Read "Only X can do Y" as a restriction fact plus a business rule.</w:t>
+      </w:r>
+    </w:p>
+    <w:p>
+      <w:pPr>
+        <w:pStyle w:val="ListText"/>
+        <w:numPr>
+          <w:ilvl w:val="0"/>
+          <w:numId w:val="2"/>
+        </w:numPr>
+      </w:pPr>
+      <w:r>
+        <w:rPr>
+          <w:b/>
+          <w:bCs/>
+        </w:rPr>
+        <w:t xml:space="preserve">EXT_SYSTEM_GRANTS_ACTOR_ACTION_OBJECT_001:</w:t>
+      </w:r>
+      <w:r>
+        <w:t xml:space="preserve"> Read "The system allows X to do Y" as a fact with X as the actor.</w:t>
+      </w:r>
+    </w:p>
+    <w:p>
+      <w:pPr>
+        <w:pStyle w:val="ListText"/>
+        <w:numPr>
+          <w:ilvl w:val="0"/>
+          <w:numId w:val="2"/>
+        </w:numPr>
+      </w:pPr>
+      <w:r>
+        <w:rPr>
+          <w:b/>
+          <w:bCs/>
+        </w:rPr>
+        <w:t xml:space="preserve">EXT_UNKNOWN_ACTION_001 / EXT_NO_ACTION_001:</w:t>
+      </w:r>
+      <w:r>
+        <w:t xml:space="preserve"> Mark a fact with a warning when the verb is not recognised or no verb is found, so a clarification can be asked.</w:t>
+      </w:r>
+    </w:p>
+    <w:p>
+      <w:pPr>
+        <w:pStyle w:val="ListText"/>
+        <w:numPr>
+          <w:ilvl w:val="0"/>
+          <w:numId w:val="2"/>
+        </w:numPr>
+      </w:pPr>
+      <w:r>
+        <w:rPr>
+          <w:b/>
+          <w:bCs/>
+        </w:rPr>
+        <w:t xml:space="preserve">Modality and negation:</w:t>
+      </w:r>
+      <w:r>
+        <w:t xml:space="preserve"> Classify each fact as obligation (must, shall, has to), permission (can, may) or prohibition (must not, cannot) from the modal dictionaries.</w:t>
+      </w:r>
+    </w:p>
+    <w:p>
+      <w:pPr>
+        <w:pStyle w:val="ListText"/>
+        <w:numPr>
+          <w:ilvl w:val="0"/>
+          <w:numId w:val="2"/>
+        </w:numPr>
+      </w:pPr>
+      <w:r>
+        <w:rPr>
+          <w:b/>
+          <w:bCs/>
+        </w:rPr>
+        <w:t xml:space="preserve">Conditions and quantities:</w:t>
+      </w:r>
+      <w:r>
+        <w:t xml:space="preserve"> Attach conditions from conditional markers (if, when, unless, once, in case) and quantities from quantifiers and number words.</w:t>
+      </w:r>
+    </w:p>
+    <w:p>
+      <w:pPr>
+        <w:pStyle w:val="Heading3"/>
+      </w:pPr>
+      <w:r>
+        <w:t xml:space="preserve">Clarification questions</w:t>
+      </w:r>
+    </w:p>
+    <w:p>
+      <w:pPr>
+        <w:pStyle w:val="ListText"/>
+        <w:numPr>
+          <w:ilvl w:val="0"/>
+          <w:numId w:val="2"/>
+        </w:numPr>
+      </w:pPr>
+      <w:r>
+        <w:rPr>
+          <w:b/>
+          <w:bCs/>
+        </w:rPr>
+        <w:t xml:space="preserve">CLR_MISSING_ACTOR_001:</w:t>
+      </w:r>
+      <w:r>
+        <w:t xml:space="preserve"> Ask "Who performs this action?" when a fact has an action and object but no actor.</w:t>
+      </w:r>
+    </w:p>
+    <w:p>
+      <w:pPr>
+        <w:pStyle w:val="ListText"/>
+        <w:numPr>
+          <w:ilvl w:val="0"/>
+          <w:numId w:val="2"/>
+        </w:numPr>
+      </w:pPr>
+      <w:r>
+        <w:rPr>
+          <w:b/>
+          <w:bCs/>
+        </w:rPr>
+        <w:t xml:space="preserve">CLR_MISSING_OBJECT_001:</w:t>
+      </w:r>
+      <w:r>
+        <w:t xml:space="preserve"> Ask what is acted on when a fact has an actor and action but no object.</w:t>
+      </w:r>
+    </w:p>
+    <w:p>
+      <w:pPr>
+        <w:pStyle w:val="ListText"/>
+        <w:numPr>
+          <w:ilvl w:val="0"/>
+          <w:numId w:val="2"/>
+        </w:numPr>
+      </w:pPr>
+      <w:r>
+        <w:rPr>
+          <w:b/>
+          <w:bCs/>
+        </w:rPr>
+        <w:t xml:space="preserve">CLR_MISSING_ACTION_001:</w:t>
+      </w:r>
+      <w:r>
+        <w:t xml:space="preserve"> Ask what the actor does when a fact has an actor and object but no action.</w:t>
+      </w:r>
+    </w:p>
+    <w:p>
+      <w:pPr>
+        <w:pStyle w:val="ListText"/>
+        <w:numPr>
+          <w:ilvl w:val="0"/>
+          <w:numId w:val="2"/>
+        </w:numPr>
+      </w:pPr>
+      <w:r>
+        <w:rPr>
+          <w:b/>
+          <w:bCs/>
+        </w:rPr>
+        <w:t xml:space="preserve">CLR_UNKNOWN_ACTION_001:</w:t>
+      </w:r>
+      <w:r>
+        <w:t xml:space="preserve"> Ask for a clearer verb when the action word is not in any dictionary.</w:t>
+      </w:r>
+    </w:p>
+    <w:p>
+      <w:pPr>
+        <w:pStyle w:val="ListText"/>
+        <w:numPr>
+          <w:ilvl w:val="0"/>
+          <w:numId w:val="2"/>
+        </w:numPr>
+      </w:pPr>
+      <w:r>
+        <w:rPr>
+          <w:b/>
+          <w:bCs/>
+        </w:rPr>
+        <w:t xml:space="preserve">CLR_AMBIGUOUS_PRONOUN_001:</w:t>
+      </w:r>
+      <w:r>
+        <w:t xml:space="preserve"> Ask which entity a pronoun (he, she, they, it, this) refers to when more than one is possible.</w:t>
+      </w:r>
+    </w:p>
+    <w:p>
+      <w:pPr>
+        <w:pStyle w:val="ListText"/>
+        <w:numPr>
+          <w:ilvl w:val="0"/>
+          <w:numId w:val="2"/>
+        </w:numPr>
+      </w:pPr>
+      <w:r>
+        <w:rPr>
+          <w:b/>
+          <w:bCs/>
+        </w:rPr>
+        <w:t xml:space="preserve">CLR_VAGUE_NFR_TARGET_001:</w:t>
+      </w:r>
+      <w:r>
+        <w:t xml:space="preserve"> Ask for a measurable target when an NFR keyword (fast, secure, available) has no number.</w:t>
+      </w:r>
+    </w:p>
+    <w:p>
+      <w:pPr>
+        <w:pStyle w:val="ListText"/>
+        <w:numPr>
+          <w:ilvl w:val="0"/>
+          <w:numId w:val="2"/>
+        </w:numPr>
+      </w:pPr>
+      <w:r>
+        <w:rPr>
+          <w:b/>
+          <w:bCs/>
+        </w:rPr>
+        <w:t xml:space="preserve">CLR_VAGUE_QUANTIFIER_001:</w:t>
+      </w:r>
+      <w:r>
+        <w:t xml:space="preserve"> Ask for a concrete number when a vague quantifier (some, several, a few, many, multiple, various) is used.</w:t>
+      </w:r>
+    </w:p>
+    <w:p>
+      <w:pPr>
+        <w:pStyle w:val="ListText"/>
+        <w:numPr>
+          <w:ilvl w:val="0"/>
+          <w:numId w:val="2"/>
+        </w:numPr>
+      </w:pPr>
+      <w:r>
+        <w:rPr>
+          <w:b/>
+          <w:bCs/>
+        </w:rPr>
+        <w:t xml:space="preserve">CLR_VAGUE_TIMING_001:</w:t>
+      </w:r>
+      <w:r>
+        <w:t xml:space="preserve"> Ask for a concrete value when a vague time word (soon, quickly, regularly, periodically, frequently, as soon as possible) is used.</w:t>
+      </w:r>
+    </w:p>
+    <w:p>
+      <w:pPr>
+        <w:pStyle w:val="ListText"/>
+        <w:numPr>
+          <w:ilvl w:val="0"/>
+          <w:numId w:val="2"/>
+        </w:numPr>
+      </w:pPr>
+      <w:r>
+        <w:rPr>
+          <w:b/>
+          <w:bCs/>
+        </w:rPr>
+        <w:t xml:space="preserve">CLR_CONFLICTING_MODALITY_001:</w:t>
+      </w:r>
+      <w:r>
+        <w:t xml:space="preserve"> Ask which rule is correct when the same actor-action-object appears both allowed and forbidden.</w:t>
+      </w:r>
+    </w:p>
+    <w:p>
+      <w:pPr>
+        <w:pStyle w:val="Heading3"/>
+      </w:pPr>
+      <w:r>
+        <w:t xml:space="preserve">Story and requirement generation</w:t>
+      </w:r>
+    </w:p>
+    <w:p>
+      <w:pPr>
+        <w:pStyle w:val="ListText"/>
+        <w:numPr>
+          <w:ilvl w:val="0"/>
+          <w:numId w:val="2"/>
+        </w:numPr>
+      </w:pPr>
+      <w:r>
+        <w:rPr>
+          <w:b/>
+          <w:bCs/>
+        </w:rPr>
+        <w:t xml:space="preserve">FIN_ATOMIC_STORY_TEMPLATE_001:</w:t>
+      </w:r>
+      <w:r>
+        <w:t xml:space="preserve"> Write one atomic sentence per fact using the template "[Condition,] the Actor modal action an Object.", with answers applied.</w:t>
+      </w:r>
+    </w:p>
+    <w:p>
+      <w:pPr>
+        <w:pStyle w:val="ListText"/>
+        <w:numPr>
+          <w:ilvl w:val="0"/>
+          <w:numId w:val="2"/>
+        </w:numPr>
+      </w:pPr>
+      <w:r>
+        <w:rPr>
+          <w:b/>
+          <w:bCs/>
+        </w:rPr>
+        <w:t xml:space="preserve">FR_ACTOR_ACTION_OBJECT_001:</w:t>
+      </w:r>
+      <w:r>
+        <w:t xml:space="preserve"> Generate a functional requirement "The Actor shall action the Object." for every complete fact.</w:t>
+      </w:r>
+    </w:p>
+    <w:p>
+      <w:pPr>
+        <w:pStyle w:val="ListText"/>
+        <w:numPr>
+          <w:ilvl w:val="0"/>
+          <w:numId w:val="2"/>
+        </w:numPr>
+      </w:pPr>
+      <w:r>
+        <w:rPr>
+          <w:b/>
+          <w:bCs/>
+        </w:rPr>
+        <w:t xml:space="preserve">FR_CONDITIONAL_ACTOR_ACTION_OBJECT_001:</w:t>
+      </w:r>
+      <w:r>
+        <w:t xml:space="preserve"> Prefix the requirement with its condition ("When X, the Actor shall ...").</w:t>
+      </w:r>
+    </w:p>
+    <w:p>
+      <w:pPr>
+        <w:pStyle w:val="ListText"/>
+        <w:numPr>
+          <w:ilvl w:val="0"/>
+          <w:numId w:val="2"/>
+        </w:numPr>
+      </w:pPr>
+      <w:r>
+        <w:rPr>
+          <w:b/>
+          <w:bCs/>
+        </w:rPr>
+        <w:t xml:space="preserve">NFR keyword rules:</w:t>
+      </w:r>
+      <w:r>
+        <w:t xml:space="preserve"> Classify a sentence as a non-functional requirement in one of nine categories (performance, availability, security, usability, reliability, maintainability, scalability, portability, compliance) from the NFR keyword dictionary and record any measurable metric.</w:t>
+      </w:r>
+    </w:p>
+    <w:p>
+      <w:pPr>
+        <w:pStyle w:val="ListText"/>
+        <w:numPr>
+          <w:ilvl w:val="0"/>
+          <w:numId w:val="2"/>
+        </w:numPr>
+      </w:pPr>
+      <w:r>
+        <w:rPr>
+          <w:b/>
+          <w:bCs/>
+        </w:rPr>
+        <w:t xml:space="preserve">Business rules (BR_):</w:t>
+      </w:r>
+      <w:r>
+        <w:t xml:space="preserve"> Record constraints (BR_CONSTRAINT_KEYWORD_001), mandatory containment (BR_MANDATORY_CONTAINMENT_001) and "only X can" restrictions (BR_ONLY_ACTOR_ACTION_OBJECT_001) as constraints on the model.</w:t>
+      </w:r>
+    </w:p>
+    <w:p>
+      <w:pPr>
+        <w:pStyle w:val="Heading3"/>
+      </w:pPr>
+      <w:r>
+        <w:t xml:space="preserve">Class model generation</w:t>
+      </w:r>
+    </w:p>
+    <w:p>
+      <w:pPr>
+        <w:pStyle w:val="ListText"/>
+        <w:numPr>
+          <w:ilvl w:val="0"/>
+          <w:numId w:val="2"/>
+        </w:numPr>
+      </w:pPr>
+      <w:r>
+        <w:rPr>
+          <w:b/>
+          <w:bCs/>
+        </w:rPr>
+        <w:t xml:space="preserve">CLS_CANDIDATE_SCORE_001:</w:t>
+      </w:r>
+      <w:r>
+        <w:t xml:space="preserve"> Score every noun: +5 each time it is an actor, +4 each time it is an object, +4 more when it takes part in a relationship fact, counted over facts and enabled functional requirements.</w:t>
+      </w:r>
+    </w:p>
+    <w:p>
+      <w:pPr>
+        <w:pStyle w:val="ListText"/>
+        <w:numPr>
+          <w:ilvl w:val="0"/>
+          <w:numId w:val="2"/>
+        </w:numPr>
+      </w:pPr>
+      <w:r>
+        <w:rPr>
+          <w:b/>
+          <w:bCs/>
+        </w:rPr>
+        <w:t xml:space="preserve">Score penalties:</w:t>
+      </w:r>
+      <w:r>
+        <w:t xml:space="preserve"> Subtract 5 for primitive attribute words (id, name, email), 4 for generic nouns (system, data, information) and 6 for pronouns and state words (pending, approved).</w:t>
+      </w:r>
+    </w:p>
+    <w:p>
+      <w:pPr>
+        <w:pStyle w:val="ListText"/>
+        <w:numPr>
+          <w:ilvl w:val="0"/>
+          <w:numId w:val="2"/>
+        </w:numPr>
+      </w:pPr>
+      <w:r>
+        <w:rPr>
+          <w:b/>
+          <w:bCs/>
+        </w:rPr>
+        <w:t xml:space="preserve">Class threshold:</w:t>
+      </w:r>
+      <w:r>
+        <w:t xml:space="preserve"> A candidate becomes a class only if its final score is 4 or more; attribute-like nouns are removed from the candidates completely.</w:t>
+      </w:r>
+    </w:p>
+    <w:p>
+      <w:pPr>
+        <w:pStyle w:val="ListText"/>
+        <w:numPr>
+          <w:ilvl w:val="0"/>
+          <w:numId w:val="2"/>
+        </w:numPr>
+      </w:pPr>
+      <w:r>
+        <w:rPr>
+          <w:b/>
+          <w:bCs/>
+        </w:rPr>
+        <w:t xml:space="preserve">Class aliases:</w:t>
+      </w:r>
+      <w:r>
+        <w:t xml:space="preserve"> Merge synonyms and plural/singular forms into one class name in PascalCase.</w:t>
+      </w:r>
+    </w:p>
+    <w:p>
+      <w:pPr>
+        <w:pStyle w:val="ListText"/>
+        <w:numPr>
+          <w:ilvl w:val="0"/>
+          <w:numId w:val="2"/>
+        </w:numPr>
+      </w:pPr>
+      <w:r>
+        <w:rPr>
+          <w:b/>
+          <w:bCs/>
+        </w:rPr>
+        <w:t xml:space="preserve">ATTR_PRIMITIVE_NOUN_001 / ATTR_PHRASE_DICTIONARY_001:</w:t>
+      </w:r>
+      <w:r>
+        <w:t xml:space="preserve"> Fold primitive nouns and known phrases ("account number", "billing address") into the owning class as typed attributes, with types from the data type hints.</w:t>
+      </w:r>
+    </w:p>
+    <w:p>
+      <w:pPr>
+        <w:pStyle w:val="ListText"/>
+        <w:numPr>
+          <w:ilvl w:val="0"/>
+          <w:numId w:val="2"/>
+        </w:numPr>
+      </w:pPr>
+      <w:r>
+        <w:rPr>
+          <w:b/>
+          <w:bCs/>
+        </w:rPr>
+        <w:t xml:space="preserve">Methods:</w:t>
+      </w:r>
+      <w:r>
+        <w:t xml:space="preserve"> Each functional requirement adds the action as a camelCase method on the actor class, with a typed parameter for the object.</w:t>
+      </w:r>
+    </w:p>
+    <w:p>
+      <w:pPr>
+        <w:pStyle w:val="ListText"/>
+        <w:numPr>
+          <w:ilvl w:val="0"/>
+          <w:numId w:val="2"/>
+        </w:numPr>
+      </w:pPr>
+      <w:r>
+        <w:rPr>
+          <w:b/>
+          <w:bCs/>
+        </w:rPr>
+        <w:t xml:space="preserve">REL_PHRASE_DICTIONARY_001:</w:t>
+      </w:r>
+      <w:r>
+        <w:t xml:space="preserve"> Map relationship phrases to UML types: "has", "belongs to" or "references" to association; "owns", "contains" or "consists of" to composition; "includes", "groups" or "aggregates" to aggregation; "uses", "depends on" or "calls" to dependency; "is a", "extends" or "inherits from" to inheritance; "implements" to realization.</w:t>
+      </w:r>
+    </w:p>
+    <w:p>
+      <w:pPr>
+        <w:pStyle w:val="ListText"/>
+        <w:numPr>
+          <w:ilvl w:val="0"/>
+          <w:numId w:val="2"/>
+        </w:numPr>
+      </w:pPr>
+      <w:r>
+        <w:rPr>
+          <w:b/>
+          <w:bCs/>
+        </w:rPr>
+        <w:t xml:space="preserve">Multiplicity rules (MUL_):</w:t>
+      </w:r>
+      <w:r>
+        <w:t xml:space="preserve"> Read multiplicities from quantifiers: exact number (MUL_EXACT_NUMBER_001), "at least n" (n..*), "at most n" (0..n), "between a and b" (a..b), "up to n" (MUL_MAX_NUMBER_001) and dictionary words such as "many" (0..*) or "optional" (0..1).</w:t>
+      </w:r>
+    </w:p>
+    <w:p>
+      <w:pPr>
+        <w:pStyle w:val="Heading3"/>
+      </w:pPr>
+      <w:r>
+        <w:t xml:space="preserve">Validation and XML</w:t>
+      </w:r>
+    </w:p>
+    <w:p>
+      <w:pPr>
+        <w:pStyle w:val="ListText"/>
+        <w:numPr>
+          <w:ilvl w:val="0"/>
+          <w:numId w:val="2"/>
+        </w:numPr>
+      </w:pPr>
+      <w:r>
+        <w:rPr>
+          <w:b/>
+          <w:bCs/>
+        </w:rPr>
+        <w:t xml:space="preserve">VAL_CLASS_MODEL_REFERENCES_001:</w:t>
+      </w:r>
+      <w:r>
+        <w:t xml:space="preserve"> Reject the model if a class ID is missing or duplicated, a relationship points to a missing or disabled class, a type or direction is invalid, a multiplicity does not match the pattern, inheritance or realization targets itself, or inheritance contains a cycle. Multiplicities are allowed only on association, aggregation and composition.</w:t>
+      </w:r>
+    </w:p>
+    <w:p>
+      <w:pPr>
+        <w:pStyle w:val="ListText"/>
+        <w:numPr>
+          <w:ilvl w:val="0"/>
+          <w:numId w:val="2"/>
+        </w:numPr>
+      </w:pPr>
+      <w:r>
+        <w:rPr>
+          <w:b/>
+          <w:bCs/>
+        </w:rPr>
+        <w:t xml:space="preserve">XML_STABLE_CLASS_ID_001:</w:t>
+      </w:r>
+      <w:r>
+        <w:t xml:space="preserve"> Generate stable draw.io cell IDs from class names, so the same model always gives the same XML.</w:t>
+      </w:r>
+    </w:p>
+    <w:p>
+      <w:pPr>
+        <w:pStyle w:val="ListText"/>
+        <w:numPr>
+          <w:ilvl w:val="0"/>
+          <w:numId w:val="2"/>
+        </w:numPr>
+      </w:pPr>
+      <w:r>
+        <w:rPr>
+          <w:b/>
+          <w:bCs/>
+        </w:rPr>
+        <w:t xml:space="preserve">VAL_XML_WELL_FORMED_001:</w:t>
+      </w:r>
+      <w:r>
+        <w:t xml:space="preserve"> Reject XML that is not well-formed.</w:t>
+      </w:r>
+    </w:p>
+    <w:p>
+      <w:pPr>
+        <w:pStyle w:val="ListText"/>
+        <w:numPr>
+          <w:ilvl w:val="0"/>
+          <w:numId w:val="2"/>
+        </w:numPr>
+      </w:pPr>
+      <w:r>
+        <w:rPr>
+          <w:b/>
+          <w:bCs/>
+        </w:rPr>
+        <w:t xml:space="preserve">VAL_XML_DRAWIO_001:</w:t>
+      </w:r>
+      <w:r>
+        <w:t xml:space="preserve"> Reject XML with duplicate IDs, class cells without geometry, edges pointing to missing classes, relationships without an edge, or edges with the wrong UML style.</w:t>
+      </w:r>
+    </w:p>
+    <w:p>
+      <w:pPr>
+        <w:pStyle w:val="Heading2"/>
+      </w:pPr>
+      <w:r>
+        <w:t xml:space="preserve">9.3 Dictionaries</w:t>
+      </w:r>
+    </w:p>
+    <w:tbl>
+      <w:tblPr>
+        <w:tblW w:type="dxa" w:w="9360"/>
+        <w:tblBorders>
+          <w:top w:val="single" w:color="auto" w:sz="4"/>
+          <w:left w:val="single" w:color="auto" w:sz="4"/>
+          <w:bottom w:val="single" w:color="auto" w:sz="4"/>
+          <w:right w:val="single" w:color="auto" w:sz="4"/>
+          <w:insideH w:val="single" w:color="auto" w:sz="4"/>
+          <w:insideV w:val="single" w:color="auto" w:sz="4"/>
+        </w:tblBorders>
+      </w:tblPr>
+      <w:tblGrid>
+        <w:gridCol w:w="4300"/>
+        <w:gridCol w:w="5060"/>
+      </w:tblGrid>
+      <w:tr>
+        <w:trPr>
+          <w:tblHeader/>
+        </w:trPr>
+        <w:tc>
+          <w:tcPr>
+            <w:tcW w:type="dxa" w:w="4300"/>
+            <w:tcBorders>
+              <w:top w:val="single" w:color="808080" w:sz="4"/>
+              <w:left w:val="single" w:color="808080" w:sz="4"/>
+              <w:bottom w:val="single" w:color="808080" w:sz="4"/>
+              <w:right w:val="single" w:color="808080" w:sz="4"/>
+            </w:tcBorders>
+            <w:shd w:fill="D9E2F3" w:val="clear"/>
+            <w:tcMar>
+              <w:top w:type="dxa" w:w="60"/>
+              <w:left w:type="dxa" w:w="100"/>
+              <w:bottom w:type="dxa" w:w="60"/>
+              <w:right w:type="dxa" w:w="100"/>
+            </w:tcMar>
+            <w:vAlign w:val="top"/>
+          </w:tcPr>
+          <w:p>
+            <w:pPr>
+              <w:pStyle w:val="TableText"/>
+            </w:pPr>
+            <w:r>
+              <w:rPr>
+                <w:b/>
+                <w:bCs/>
+              </w:rPr>
+              <w:t xml:space="preserve">Dictionary</w:t>
+            </w:r>
+          </w:p>
+        </w:tc>
+        <w:tc>
+          <w:tcPr>
+            <w:tcW w:type="dxa" w:w="5060"/>
+            <w:tcBorders>
+              <w:top w:val="single" w:color="808080" w:sz="4"/>
+              <w:left w:val="single" w:color="808080" w:sz="4"/>
+              <w:bottom w:val="single" w:color="808080" w:sz="4"/>
+              <w:right w:val="single" w:color="808080" w:sz="4"/>
+            </w:tcBorders>
+            <w:shd w:fill="D9E2F3" w:val="clear"/>
+            <w:tcMar>
+              <w:top w:type="dxa" w:w="60"/>
+              <w:left w:type="dxa" w:w="100"/>
+              <w:bottom w:type="dxa" w:w="60"/>
+              <w:right w:type="dxa" w:w="100"/>
+            </w:tcMar>
+            <w:vAlign w:val="top"/>
+          </w:tcPr>
+          <w:p>
+            <w:pPr>
+              <w:pStyle w:val="TableText"/>
+            </w:pPr>
+            <w:r>
+              <w:rPr>
+                <w:b/>
+                <w:bCs/>
+              </w:rPr>
+              <w:t xml:space="preserve">Purpose</w:t>
+            </w:r>
+          </w:p>
+        </w:tc>
+      </w:tr>
+      <w:tr>
+        <w:trPr>
+          <w:cantSplit/>
+        </w:trPr>
+        <w:tc>
+          <w:tcPr>
+            <w:tcW w:type="dxa" w:w="4300"/>
+            <w:tcBorders>
+              <w:top w:val="single" w:color="808080" w:sz="4"/>
+              <w:left w:val="single" w:color="808080" w:sz="4"/>
+              <w:bottom w:val="single" w:color="808080" w:sz="4"/>
+              <w:right w:val="single" w:color="808080" w:sz="4"/>
+            </w:tcBorders>
+            <w:tcMar>
+              <w:top w:type="dxa" w:w="60"/>
+              <w:left w:type="dxa" w:w="100"/>
+              <w:bottom w:type="dxa" w:w="60"/>
+              <w:right w:type="dxa" w:w="100"/>
+            </w:tcMar>
+            <w:vAlign w:val="top"/>
+          </w:tcPr>
+          <w:p>
+            <w:pPr>
+              <w:pStyle w:val="TableText"/>
+            </w:pPr>
+            <w:r>
+              <w:t xml:space="preserve">action_aliases, action_aliases_extra</w:t>
+            </w:r>
+          </w:p>
+        </w:tc>
+        <w:tc>
+          <w:tcPr>
+            <w:tcW w:type="dxa" w:w="5060"/>
+            <w:tcBorders>
+              <w:top w:val="single" w:color="808080" w:sz="4"/>
+              <w:left w:val="single" w:color="808080" w:sz="4"/>
+              <w:bottom w:val="single" w:color="808080" w:sz="4"/>
+              <w:right w:val="single" w:color="808080" w:sz="4"/>
+            </w:tcBorders>
+            <w:tcMar>
+              <w:top w:type="dxa" w:w="60"/>
+              <w:left w:type="dxa" w:w="100"/>
+              <w:bottom w:type="dxa" w:w="60"/>
+              <w:right w:type="dxa" w:w="100"/>
+            </w:tcMar>
+            <w:vAlign w:val="top"/>
+          </w:tcPr>
+          <w:p>
+            <w:pPr>
+              <w:pStyle w:val="TableText"/>
+            </w:pPr>
+            <w:r>
+              <w:t xml:space="preserve">745 verb forms mapped to canonical actions</w:t>
+            </w:r>
+          </w:p>
+        </w:tc>
+      </w:tr>
+      <w:tr>
+        <w:trPr>
+          <w:cantSplit/>
+        </w:trPr>
+        <w:tc>
+          <w:tcPr>
+            <w:tcW w:type="dxa" w:w="4300"/>
+            <w:tcBorders>
+              <w:top w:val="single" w:color="808080" w:sz="4"/>
+              <w:left w:val="single" w:color="808080" w:sz="4"/>
+              <w:bottom w:val="single" w:color="808080" w:sz="4"/>
+              <w:right w:val="single" w:color="808080" w:sz="4"/>
+            </w:tcBorders>
+            <w:tcMar>
+              <w:top w:type="dxa" w:w="60"/>
+              <w:left w:type="dxa" w:w="100"/>
+              <w:bottom w:type="dxa" w:w="60"/>
+              <w:right w:type="dxa" w:w="100"/>
+            </w:tcMar>
+            <w:vAlign w:val="top"/>
+          </w:tcPr>
+          <w:p>
+            <w:pPr>
+              <w:pStyle w:val="TableText"/>
+            </w:pPr>
+            <w:r>
+              <w:t xml:space="preserve">common_verbs, irregular_verbs</w:t>
+            </w:r>
+          </w:p>
+        </w:tc>
+        <w:tc>
+          <w:tcPr>
+            <w:tcW w:type="dxa" w:w="5060"/>
+            <w:tcBorders>
+              <w:top w:val="single" w:color="808080" w:sz="4"/>
+              <w:left w:val="single" w:color="808080" w:sz="4"/>
+              <w:bottom w:val="single" w:color="808080" w:sz="4"/>
+              <w:right w:val="single" w:color="808080" w:sz="4"/>
+            </w:tcBorders>
+            <w:tcMar>
+              <w:top w:type="dxa" w:w="60"/>
+              <w:left w:type="dxa" w:w="100"/>
+              <w:bottom w:type="dxa" w:w="60"/>
+              <w:right w:type="dxa" w:w="100"/>
+            </w:tcMar>
+            <w:vAlign w:val="top"/>
+          </w:tcPr>
+          <w:p>
+            <w:pPr>
+              <w:pStyle w:val="TableText"/>
+            </w:pPr>
+            <w:r>
+              <w:t xml:space="preserve">386 base verbs and irregular past forms</w:t>
+            </w:r>
+          </w:p>
+        </w:tc>
+      </w:tr>
+      <w:tr>
+        <w:trPr>
+          <w:cantSplit/>
+        </w:trPr>
+        <w:tc>
+          <w:tcPr>
+            <w:tcW w:type="dxa" w:w="4300"/>
+            <w:tcBorders>
+              <w:top w:val="single" w:color="808080" w:sz="4"/>
+              <w:left w:val="single" w:color="808080" w:sz="4"/>
+              <w:bottom w:val="single" w:color="808080" w:sz="4"/>
+              <w:right w:val="single" w:color="808080" w:sz="4"/>
+            </w:tcBorders>
+            <w:tcMar>
+              <w:top w:type="dxa" w:w="60"/>
+              <w:left w:type="dxa" w:w="100"/>
+              <w:bottom w:type="dxa" w:w="60"/>
+              <w:right w:type="dxa" w:w="100"/>
+            </w:tcMar>
+            <w:vAlign w:val="top"/>
+          </w:tcPr>
+          <w:p>
+            <w:pPr>
+              <w:pStyle w:val="TableText"/>
+            </w:pPr>
+            <w:r>
+              <w:t xml:space="preserve">phrase_aliases</w:t>
+            </w:r>
+          </w:p>
+        </w:tc>
+        <w:tc>
+          <w:tcPr>
+            <w:tcW w:type="dxa" w:w="5060"/>
+            <w:tcBorders>
+              <w:top w:val="single" w:color="808080" w:sz="4"/>
+              <w:left w:val="single" w:color="808080" w:sz="4"/>
+              <w:bottom w:val="single" w:color="808080" w:sz="4"/>
+              <w:right w:val="single" w:color="808080" w:sz="4"/>
+            </w:tcBorders>
+            <w:tcMar>
+              <w:top w:type="dxa" w:w="60"/>
+              <w:left w:type="dxa" w:w="100"/>
+              <w:bottom w:type="dxa" w:w="60"/>
+              <w:right w:type="dxa" w:w="100"/>
+            </w:tcMar>
+            <w:vAlign w:val="top"/>
+          </w:tcPr>
+          <w:p>
+            <w:pPr>
+              <w:pStyle w:val="TableText"/>
+            </w:pPr>
+            <w:r>
+              <w:t xml:space="preserve">Multi-word actions such as "log in" and "change password"</w:t>
+            </w:r>
+          </w:p>
+        </w:tc>
+      </w:tr>
+      <w:tr>
+        <w:trPr>
+          <w:cantSplit/>
+        </w:trPr>
+        <w:tc>
+          <w:tcPr>
+            <w:tcW w:type="dxa" w:w="4300"/>
+            <w:tcBorders>
+              <w:top w:val="single" w:color="808080" w:sz="4"/>
+              <w:left w:val="single" w:color="808080" w:sz="4"/>
+              <w:bottom w:val="single" w:color="808080" w:sz="4"/>
+              <w:right w:val="single" w:color="808080" w:sz="4"/>
+            </w:tcBorders>
+            <w:tcMar>
+              <w:top w:type="dxa" w:w="60"/>
+              <w:left w:type="dxa" w:w="100"/>
+              <w:bottom w:type="dxa" w:w="60"/>
+              <w:right w:type="dxa" w:w="100"/>
+            </w:tcMar>
+            <w:vAlign w:val="top"/>
+          </w:tcPr>
+          <w:p>
+            <w:pPr>
+              <w:pStyle w:val="TableText"/>
+            </w:pPr>
+            <w:r>
+              <w:t xml:space="preserve">actor_hints, narrative_actors</w:t>
+            </w:r>
+          </w:p>
+        </w:tc>
+        <w:tc>
+          <w:tcPr>
+            <w:tcW w:type="dxa" w:w="5060"/>
+            <w:tcBorders>
+              <w:top w:val="single" w:color="808080" w:sz="4"/>
+              <w:left w:val="single" w:color="808080" w:sz="4"/>
+              <w:bottom w:val="single" w:color="808080" w:sz="4"/>
+              <w:right w:val="single" w:color="808080" w:sz="4"/>
+            </w:tcBorders>
+            <w:tcMar>
+              <w:top w:type="dxa" w:w="60"/>
+              <w:left w:type="dxa" w:w="100"/>
+              <w:bottom w:type="dxa" w:w="60"/>
+              <w:right w:type="dxa" w:w="100"/>
+            </w:tcMar>
+            <w:vAlign w:val="top"/>
+          </w:tcPr>
+          <w:p>
+            <w:pPr>
+              <w:pStyle w:val="TableText"/>
+            </w:pPr>
+            <w:r>
+              <w:t xml:space="preserve">Common actor nouns and pronoun-to-actor mapping for narrative text</w:t>
+            </w:r>
+          </w:p>
+        </w:tc>
+      </w:tr>
+      <w:tr>
+        <w:trPr>
+          <w:cantSplit/>
+        </w:trPr>
+        <w:tc>
+          <w:tcPr>
+            <w:tcW w:type="dxa" w:w="4300"/>
+            <w:tcBorders>
+              <w:top w:val="single" w:color="808080" w:sz="4"/>
+              <w:left w:val="single" w:color="808080" w:sz="4"/>
+              <w:bottom w:val="single" w:color="808080" w:sz="4"/>
+              <w:right w:val="single" w:color="808080" w:sz="4"/>
+            </w:tcBorders>
+            <w:tcMar>
+              <w:top w:type="dxa" w:w="60"/>
+              <w:left w:type="dxa" w:w="100"/>
+              <w:bottom w:type="dxa" w:w="60"/>
+              <w:right w:type="dxa" w:w="100"/>
+            </w:tcMar>
+            <w:vAlign w:val="top"/>
+          </w:tcPr>
+          <w:p>
+            <w:pPr>
+              <w:pStyle w:val="TableText"/>
+            </w:pPr>
+            <w:r>
+              <w:t xml:space="preserve">obligation_modals, permission_modals, negative_modals</w:t>
+            </w:r>
+          </w:p>
+        </w:tc>
+        <w:tc>
+          <w:tcPr>
+            <w:tcW w:type="dxa" w:w="5060"/>
+            <w:tcBorders>
+              <w:top w:val="single" w:color="808080" w:sz="4"/>
+              <w:left w:val="single" w:color="808080" w:sz="4"/>
+              <w:bottom w:val="single" w:color="808080" w:sz="4"/>
+              <w:right w:val="single" w:color="808080" w:sz="4"/>
+            </w:tcBorders>
+            <w:tcMar>
+              <w:top w:type="dxa" w:w="60"/>
+              <w:left w:type="dxa" w:w="100"/>
+              <w:bottom w:type="dxa" w:w="60"/>
+              <w:right w:type="dxa" w:w="100"/>
+            </w:tcMar>
+            <w:vAlign w:val="top"/>
+          </w:tcPr>
+          <w:p>
+            <w:pPr>
+              <w:pStyle w:val="TableText"/>
+            </w:pPr>
+            <w:r>
+              <w:t xml:space="preserve">Modal verbs for must/shall, can/may and must not</w:t>
+            </w:r>
+          </w:p>
+        </w:tc>
+      </w:tr>
+      <w:tr>
+        <w:trPr>
+          <w:cantSplit/>
+        </w:trPr>
+        <w:tc>
+          <w:tcPr>
+            <w:tcW w:type="dxa" w:w="4300"/>
+            <w:tcBorders>
+              <w:top w:val="single" w:color="808080" w:sz="4"/>
+              <w:left w:val="single" w:color="808080" w:sz="4"/>
+              <w:bottom w:val="single" w:color="808080" w:sz="4"/>
+              <w:right w:val="single" w:color="808080" w:sz="4"/>
+            </w:tcBorders>
+            <w:tcMar>
+              <w:top w:type="dxa" w:w="60"/>
+              <w:left w:type="dxa" w:w="100"/>
+              <w:bottom w:type="dxa" w:w="60"/>
+              <w:right w:type="dxa" w:w="100"/>
+            </w:tcMar>
+            <w:vAlign w:val="top"/>
+          </w:tcPr>
+          <w:p>
+            <w:pPr>
+              <w:pStyle w:val="TableText"/>
+            </w:pPr>
+            <w:r>
+              <w:t xml:space="preserve">conditional_markers, temporal_markers, conjunctions</w:t>
+            </w:r>
+          </w:p>
+        </w:tc>
+        <w:tc>
+          <w:tcPr>
+            <w:tcW w:type="dxa" w:w="5060"/>
+            <w:tcBorders>
+              <w:top w:val="single" w:color="808080" w:sz="4"/>
+              <w:left w:val="single" w:color="808080" w:sz="4"/>
+              <w:bottom w:val="single" w:color="808080" w:sz="4"/>
+              <w:right w:val="single" w:color="808080" w:sz="4"/>
+            </w:tcBorders>
+            <w:tcMar>
+              <w:top w:type="dxa" w:w="60"/>
+              <w:left w:type="dxa" w:w="100"/>
+              <w:bottom w:type="dxa" w:w="60"/>
+              <w:right w:type="dxa" w:w="100"/>
+            </w:tcMar>
+            <w:vAlign w:val="top"/>
+          </w:tcPr>
+          <w:p>
+            <w:pPr>
+              <w:pStyle w:val="TableText"/>
+            </w:pPr>
+            <w:r>
+              <w:t xml:space="preserve">Words that start conditions, timing and coordinated clauses</w:t>
+            </w:r>
+          </w:p>
+        </w:tc>
+      </w:tr>
+      <w:tr>
+        <w:trPr>
+          <w:cantSplit/>
+        </w:trPr>
+        <w:tc>
+          <w:tcPr>
+            <w:tcW w:type="dxa" w:w="4300"/>
+            <w:tcBorders>
+              <w:top w:val="single" w:color="808080" w:sz="4"/>
+              <w:left w:val="single" w:color="808080" w:sz="4"/>
+              <w:bottom w:val="single" w:color="808080" w:sz="4"/>
+              <w:right w:val="single" w:color="808080" w:sz="4"/>
+            </w:tcBorders>
+            <w:tcMar>
+              <w:top w:type="dxa" w:w="60"/>
+              <w:left w:type="dxa" w:w="100"/>
+              <w:bottom w:type="dxa" w:w="60"/>
+              <w:right w:type="dxa" w:w="100"/>
+            </w:tcMar>
+            <w:vAlign w:val="top"/>
+          </w:tcPr>
+          <w:p>
+            <w:pPr>
+              <w:pStyle w:val="TableText"/>
+            </w:pPr>
+            <w:r>
+              <w:t xml:space="preserve">quantifiers</w:t>
+            </w:r>
+          </w:p>
+        </w:tc>
+        <w:tc>
+          <w:tcPr>
+            <w:tcW w:type="dxa" w:w="5060"/>
+            <w:tcBorders>
+              <w:top w:val="single" w:color="808080" w:sz="4"/>
+              <w:left w:val="single" w:color="808080" w:sz="4"/>
+              <w:bottom w:val="single" w:color="808080" w:sz="4"/>
+              <w:right w:val="single" w:color="808080" w:sz="4"/>
+            </w:tcBorders>
+            <w:tcMar>
+              <w:top w:type="dxa" w:w="60"/>
+              <w:left w:type="dxa" w:w="100"/>
+              <w:bottom w:type="dxa" w:w="60"/>
+              <w:right w:type="dxa" w:w="100"/>
+            </w:tcMar>
+            <w:vAlign w:val="top"/>
+          </w:tcPr>
+          <w:p>
+            <w:pPr>
+              <w:pStyle w:val="TableText"/>
+            </w:pPr>
+            <w:r>
+              <w:t xml:space="preserve">Quantity words mapped to UML multiplicities</w:t>
+            </w:r>
+          </w:p>
+        </w:tc>
+      </w:tr>
+      <w:tr>
+        <w:trPr>
+          <w:cantSplit/>
+        </w:trPr>
+        <w:tc>
+          <w:tcPr>
+            <w:tcW w:type="dxa" w:w="4300"/>
+            <w:tcBorders>
+              <w:top w:val="single" w:color="808080" w:sz="4"/>
+              <w:left w:val="single" w:color="808080" w:sz="4"/>
+              <w:bottom w:val="single" w:color="808080" w:sz="4"/>
+              <w:right w:val="single" w:color="808080" w:sz="4"/>
+            </w:tcBorders>
+            <w:tcMar>
+              <w:top w:type="dxa" w:w="60"/>
+              <w:left w:type="dxa" w:w="100"/>
+              <w:bottom w:type="dxa" w:w="60"/>
+              <w:right w:type="dxa" w:w="100"/>
+            </w:tcMar>
+            <w:vAlign w:val="top"/>
+          </w:tcPr>
+          <w:p>
+            <w:pPr>
+              <w:pStyle w:val="TableText"/>
+            </w:pPr>
+            <w:r>
+              <w:t xml:space="preserve">relationship_phrases, relationship_phrases_extra</w:t>
+            </w:r>
+          </w:p>
+        </w:tc>
+        <w:tc>
+          <w:tcPr>
+            <w:tcW w:type="dxa" w:w="5060"/>
+            <w:tcBorders>
+              <w:top w:val="single" w:color="808080" w:sz="4"/>
+              <w:left w:val="single" w:color="808080" w:sz="4"/>
+              <w:bottom w:val="single" w:color="808080" w:sz="4"/>
+              <w:right w:val="single" w:color="808080" w:sz="4"/>
+            </w:tcBorders>
+            <w:tcMar>
+              <w:top w:type="dxa" w:w="60"/>
+              <w:left w:type="dxa" w:w="100"/>
+              <w:bottom w:type="dxa" w:w="60"/>
+              <w:right w:type="dxa" w:w="100"/>
+            </w:tcMar>
+            <w:vAlign w:val="top"/>
+          </w:tcPr>
+          <w:p>
+            <w:pPr>
+              <w:pStyle w:val="TableText"/>
+            </w:pPr>
+            <w:r>
+              <w:t xml:space="preserve">102 phrases mapped to UML relationship types</w:t>
+            </w:r>
+          </w:p>
+        </w:tc>
+      </w:tr>
+      <w:tr>
+        <w:trPr>
+          <w:cantSplit/>
+        </w:trPr>
+        <w:tc>
+          <w:tcPr>
+            <w:tcW w:type="dxa" w:w="4300"/>
+            <w:tcBorders>
+              <w:top w:val="single" w:color="808080" w:sz="4"/>
+              <w:left w:val="single" w:color="808080" w:sz="4"/>
+              <w:bottom w:val="single" w:color="808080" w:sz="4"/>
+              <w:right w:val="single" w:color="808080" w:sz="4"/>
+            </w:tcBorders>
+            <w:tcMar>
+              <w:top w:type="dxa" w:w="60"/>
+              <w:left w:type="dxa" w:w="100"/>
+              <w:bottom w:type="dxa" w:w="60"/>
+              <w:right w:type="dxa" w:w="100"/>
+            </w:tcMar>
+            <w:vAlign w:val="top"/>
+          </w:tcPr>
+          <w:p>
+            <w:pPr>
+              <w:pStyle w:val="TableText"/>
+            </w:pPr>
+            <w:r>
+              <w:t xml:space="preserve">primitive_attributes, attribute_phrases, data_type_hints</w:t>
+            </w:r>
+          </w:p>
+        </w:tc>
+        <w:tc>
+          <w:tcPr>
+            <w:tcW w:type="dxa" w:w="5060"/>
+            <w:tcBorders>
+              <w:top w:val="single" w:color="808080" w:sz="4"/>
+              <w:left w:val="single" w:color="808080" w:sz="4"/>
+              <w:bottom w:val="single" w:color="808080" w:sz="4"/>
+              <w:right w:val="single" w:color="808080" w:sz="4"/>
+            </w:tcBorders>
+            <w:tcMar>
+              <w:top w:type="dxa" w:w="60"/>
+              <w:left w:type="dxa" w:w="100"/>
+              <w:bottom w:type="dxa" w:w="60"/>
+              <w:right w:type="dxa" w:w="100"/>
+            </w:tcMar>
+            <w:vAlign w:val="top"/>
+          </w:tcPr>
+          <w:p>
+            <w:pPr>
+              <w:pStyle w:val="TableText"/>
+            </w:pPr>
+            <w:r>
+              <w:t xml:space="preserve">Attribute words, multi-word attributes and their data types</w:t>
+            </w:r>
+          </w:p>
+        </w:tc>
+      </w:tr>
+      <w:tr>
+        <w:trPr>
+          <w:cantSplit/>
+        </w:trPr>
+        <w:tc>
+          <w:tcPr>
+            <w:tcW w:type="dxa" w:w="4300"/>
+            <w:tcBorders>
+              <w:top w:val="single" w:color="808080" w:sz="4"/>
+              <w:left w:val="single" w:color="808080" w:sz="4"/>
+              <w:bottom w:val="single" w:color="808080" w:sz="4"/>
+              <w:right w:val="single" w:color="808080" w:sz="4"/>
+            </w:tcBorders>
+            <w:tcMar>
+              <w:top w:type="dxa" w:w="60"/>
+              <w:left w:type="dxa" w:w="100"/>
+              <w:bottom w:type="dxa" w:w="60"/>
+              <w:right w:type="dxa" w:w="100"/>
+            </w:tcMar>
+            <w:vAlign w:val="top"/>
+          </w:tcPr>
+          <w:p>
+            <w:pPr>
+              <w:pStyle w:val="TableText"/>
+            </w:pPr>
+            <w:r>
+              <w:t xml:space="preserve">generic_nouns, state_words, pronouns, stopwords, articles</w:t>
+            </w:r>
+          </w:p>
+        </w:tc>
+        <w:tc>
+          <w:tcPr>
+            <w:tcW w:type="dxa" w:w="5060"/>
+            <w:tcBorders>
+              <w:top w:val="single" w:color="808080" w:sz="4"/>
+              <w:left w:val="single" w:color="808080" w:sz="4"/>
+              <w:bottom w:val="single" w:color="808080" w:sz="4"/>
+              <w:right w:val="single" w:color="808080" w:sz="4"/>
+            </w:tcBorders>
+            <w:tcMar>
+              <w:top w:type="dxa" w:w="60"/>
+              <w:left w:type="dxa" w:w="100"/>
+              <w:bottom w:type="dxa" w:w="60"/>
+              <w:right w:type="dxa" w:w="100"/>
+            </w:tcMar>
+            <w:vAlign w:val="top"/>
+          </w:tcPr>
+          <w:p>
+            <w:pPr>
+              <w:pStyle w:val="TableText"/>
+            </w:pPr>
+            <w:r>
+              <w:t xml:space="preserve">Words that must not become classes</w:t>
+            </w:r>
+          </w:p>
+        </w:tc>
+      </w:tr>
+      <w:tr>
+        <w:trPr>
+          <w:cantSplit/>
+        </w:trPr>
+        <w:tc>
+          <w:tcPr>
+            <w:tcW w:type="dxa" w:w="4300"/>
+            <w:tcBorders>
+              <w:top w:val="single" w:color="808080" w:sz="4"/>
+              <w:left w:val="single" w:color="808080" w:sz="4"/>
+              <w:bottom w:val="single" w:color="808080" w:sz="4"/>
+              <w:right w:val="single" w:color="808080" w:sz="4"/>
+            </w:tcBorders>
+            <w:tcMar>
+              <w:top w:type="dxa" w:w="60"/>
+              <w:left w:type="dxa" w:w="100"/>
+              <w:bottom w:type="dxa" w:w="60"/>
+              <w:right w:type="dxa" w:w="100"/>
+            </w:tcMar>
+            <w:vAlign w:val="top"/>
+          </w:tcPr>
+          <w:p>
+            <w:pPr>
+              <w:pStyle w:val="TableText"/>
+            </w:pPr>
+            <w:r>
+              <w:t xml:space="preserve">nfr_keywords</w:t>
+            </w:r>
+          </w:p>
+        </w:tc>
+        <w:tc>
+          <w:tcPr>
+            <w:tcW w:type="dxa" w:w="5060"/>
+            <w:tcBorders>
+              <w:top w:val="single" w:color="808080" w:sz="4"/>
+              <w:left w:val="single" w:color="808080" w:sz="4"/>
+              <w:bottom w:val="single" w:color="808080" w:sz="4"/>
+              <w:right w:val="single" w:color="808080" w:sz="4"/>
+            </w:tcBorders>
+            <w:tcMar>
+              <w:top w:type="dxa" w:w="60"/>
+              <w:left w:type="dxa" w:w="100"/>
+              <w:bottom w:type="dxa" w:w="60"/>
+              <w:right w:type="dxa" w:w="100"/>
+            </w:tcMar>
+            <w:vAlign w:val="top"/>
+          </w:tcPr>
+          <w:p>
+            <w:pPr>
+              <w:pStyle w:val="TableText"/>
+            </w:pPr>
+            <w:r>
+              <w:t xml:space="preserve">Keywords for each non-functional category</w:t>
+            </w:r>
+          </w:p>
+        </w:tc>
+      </w:tr>
+      <w:tr>
+        <w:trPr>
+          <w:cantSplit/>
+        </w:trPr>
+        <w:tc>
+          <w:tcPr>
+            <w:tcW w:type="dxa" w:w="4300"/>
+            <w:tcBorders>
+              <w:top w:val="single" w:color="808080" w:sz="4"/>
+              <w:left w:val="single" w:color="808080" w:sz="4"/>
+              <w:bottom w:val="single" w:color="808080" w:sz="4"/>
+              <w:right w:val="single" w:color="808080" w:sz="4"/>
+            </w:tcBorders>
+            <w:tcMar>
+              <w:top w:type="dxa" w:w="60"/>
+              <w:left w:type="dxa" w:w="100"/>
+              <w:bottom w:type="dxa" w:w="60"/>
+              <w:right w:type="dxa" w:w="100"/>
+            </w:tcMar>
+            <w:vAlign w:val="top"/>
+          </w:tcPr>
+          <w:p>
+            <w:pPr>
+              <w:pStyle w:val="TableText"/>
+            </w:pPr>
+            <w:r>
+              <w:t xml:space="preserve">business_narrative_patterns</w:t>
+            </w:r>
+          </w:p>
+        </w:tc>
+        <w:tc>
+          <w:tcPr>
+            <w:tcW w:type="dxa" w:w="5060"/>
+            <w:tcBorders>
+              <w:top w:val="single" w:color="808080" w:sz="4"/>
+              <w:left w:val="single" w:color="808080" w:sz="4"/>
+              <w:bottom w:val="single" w:color="808080" w:sz="4"/>
+              <w:right w:val="single" w:color="808080" w:sz="4"/>
+            </w:tcBorders>
+            <w:tcMar>
+              <w:top w:type="dxa" w:w="60"/>
+              <w:left w:type="dxa" w:w="100"/>
+              <w:bottom w:type="dxa" w:w="60"/>
+              <w:right w:type="dxa" w:w="100"/>
+            </w:tcMar>
+            <w:vAlign w:val="top"/>
+          </w:tcPr>
+          <w:p>
+            <w:pPr>
+              <w:pStyle w:val="TableText"/>
+            </w:pPr>
+            <w:r>
+              <w:t xml:space="preserve">Regex patterns that rewrite narrative business sentences into facts</w:t>
+            </w:r>
+          </w:p>
+        </w:tc>
+      </w:tr>
+    </w:tbl>
+    <w:p>
+      <w:pPr>
+        <w:pStyle w:val="Caption"/>
+      </w:pPr>
+      <w:r>
+        <w:t xml:space="preserve">Table 20: Rule engine dictionaries (v1)</w:t>
+      </w:r>
+    </w:p>
+    <w:p>
+      <w:pPr>
+        <w:pStyle w:val="Heading2"/>
+      </w:pPr>
+      <w:r>
+        <w:t xml:space="preserve">9.4 Rules of the Class Modeler (Abbott Analysis)</w:t>
+      </w:r>
+    </w:p>
+    <w:p>
+      <w:r>
+        <w:t xml:space="preserve">The standalone Class Modeler uses its own rule set (oop_modeler.py) that follows Abbott's textual analysis the way a student would, and records every decision:</w:t>
+      </w:r>
+    </w:p>
+    <w:p>
+      <w:pPr>
+        <w:pStyle w:val="ListText"/>
+        <w:numPr>
+          <w:ilvl w:val="0"/>
+          <w:numId w:val="2"/>
+        </w:numPr>
+      </w:pPr>
+      <w:r>
+        <w:rPr>
+          <w:b/>
+          <w:bCs/>
+        </w:rPr>
+        <w:t xml:space="preserve">Sentence classification:</w:t>
+      </w:r>
+      <w:r>
+        <w:t xml:space="preserve"> each sentence is classified as a generalisation ("X is a Y"), a list of possible states, a "has" list, an association, or a behaviour.</w:t>
+      </w:r>
+    </w:p>
+    <w:p>
+      <w:pPr>
+        <w:pStyle w:val="ListText"/>
+        <w:numPr>
+          <w:ilvl w:val="0"/>
+          <w:numId w:val="2"/>
+        </w:numPr>
+      </w:pPr>
+      <w:r>
+        <w:rPr>
+          <w:b/>
+          <w:bCs/>
+        </w:rPr>
+        <w:t xml:space="preserve">Interfaces and abstract classes:</w:t>
+      </w:r>
+      <w:r>
+        <w:t xml:space="preserve"> "X is an interface with ..." creates an interface with its methods, "X is abstract" marks the class abstract, and "Y implements X" adds a realization.</w:t>
+      </w:r>
+    </w:p>
+    <w:p>
+      <w:pPr>
+        <w:pStyle w:val="ListText"/>
+        <w:numPr>
+          <w:ilvl w:val="0"/>
+          <w:numId w:val="2"/>
+        </w:numPr>
+      </w:pPr>
+      <w:r>
+        <w:rPr>
+          <w:b/>
+          <w:bCs/>
+        </w:rPr>
+        <w:t xml:space="preserve">Nouns to candidates:</w:t>
+      </w:r>
+      <w:r>
+        <w:t xml:space="preserve"> every noun is collected as a candidate with the sentence that mentions it.</w:t>
+      </w:r>
+    </w:p>
+    <w:p>
+      <w:pPr>
+        <w:pStyle w:val="ListText"/>
+        <w:numPr>
+          <w:ilvl w:val="0"/>
+          <w:numId w:val="2"/>
+        </w:numPr>
+      </w:pPr>
+      <w:r>
+        <w:rPr>
+          <w:b/>
+          <w:bCs/>
+        </w:rPr>
+        <w:t xml:space="preserve">Class or attribute or rejected:</w:t>
+      </w:r>
+      <w:r>
+        <w:t xml:space="preserve"> a candidate becomes a class if it has structure or behaviour, an attribute if it is a simple value of another class, or is rejected if it is the system boundary, a generic word or a value without structure.</w:t>
+      </w:r>
+    </w:p>
+    <w:p>
+      <w:pPr>
+        <w:pStyle w:val="ListText"/>
+        <w:numPr>
+          <w:ilvl w:val="0"/>
+          <w:numId w:val="2"/>
+        </w:numPr>
+      </w:pPr>
+      <w:r>
+        <w:rPr>
+          <w:b/>
+          <w:bCs/>
+        </w:rPr>
+        <w:t xml:space="preserve">States to enums:</w:t>
+      </w:r>
+      <w:r>
+        <w:t xml:space="preserve"> "a loan can be pending, active or returned" becomes an enumeration attribute.</w:t>
+      </w:r>
+    </w:p>
+    <w:p>
+      <w:pPr>
+        <w:pStyle w:val="ListText"/>
+        <w:numPr>
+          <w:ilvl w:val="0"/>
+          <w:numId w:val="2"/>
+        </w:numPr>
+      </w:pPr>
+      <w:r>
+        <w:rPr>
+          <w:b/>
+          <w:bCs/>
+        </w:rPr>
+        <w:t xml:space="preserve">Synonyms:</w:t>
+      </w:r>
+      <w:r>
+        <w:t xml:space="preserve"> "library member" and "member" are merged into one class.</w:t>
+      </w:r>
+    </w:p>
+    <w:p>
+      <w:pPr>
+        <w:pStyle w:val="ListText"/>
+        <w:numPr>
+          <w:ilvl w:val="0"/>
+          <w:numId w:val="2"/>
+        </w:numPr>
+      </w:pPr>
+      <w:r>
+        <w:rPr>
+          <w:b/>
+          <w:bCs/>
+        </w:rPr>
+        <w:t xml:space="preserve">Verbs to methods:</w:t>
+      </w:r>
+      <w:r>
+        <w:t xml:space="preserve"> each verb becomes a method on the class that performs it, with a typed parameter for the object.</w:t>
+      </w:r>
+    </w:p>
+    <w:p>
+      <w:pPr>
+        <w:pStyle w:val="ListText"/>
+        <w:numPr>
+          <w:ilvl w:val="0"/>
+          <w:numId w:val="2"/>
+        </w:numPr>
+      </w:pPr>
+      <w:r>
+        <w:rPr>
+          <w:b/>
+          <w:bCs/>
+        </w:rPr>
+        <w:t xml:space="preserve">Relationships:</w:t>
+      </w:r>
+      <w:r>
+        <w:t xml:space="preserve"> "is a" gives inheritance, "has/contains" gives composition or aggregation, other verbs give associations, with multiplicities read from quantifiers.</w:t>
+      </w:r>
+    </w:p>
+    <w:p>
+      <w:pPr>
+        <w:pStyle w:val="ListText"/>
+        <w:numPr>
+          <w:ilvl w:val="0"/>
+          <w:numId w:val="2"/>
+        </w:numPr>
+      </w:pPr>
+      <w:r>
+        <w:rPr>
+          <w:b/>
+          <w:bCs/>
+        </w:rPr>
+        <w:t xml:space="preserve">Generalisation clean-up:</w:t>
+      </w:r>
+      <w:r>
+        <w:t xml:space="preserve"> attributes shared by every subclass are pulled up into the parent class.</w:t>
+      </w:r>
+    </w:p>
+    <w:p>
+      <w:pPr>
+        <w:pStyle w:val="Heading1"/>
+        <w:pageBreakBefore/>
+      </w:pPr>
+      <w:r>
+        <w:t xml:space="preserve">10. Diagram Generation Pipeline</w:t>
+      </w:r>
+    </w:p>
+    <w:p>
+      <w:r>
+        <w:t xml:space="preserve">Besides the full SRS pipeline, SpecTwin has a diagram-only generation pipeline in the Class Modeler. It is meant for short object-oriented problem statements, such as course exercises, where the user only needs a UML class diagram. It skips clarifications, stories and requirements and goes straight from text to a validated class model and a draw.io diagram.</w:t>
+      </w:r>
+    </w:p>
+    <w:p>
+      <w:pPr>
+        <w:keepNext/>
+        <w:keepLines/>
+        <w:pBdr>
+          <w:top w:val="dashed" w:color="7F7F7F" w:sz="8" w:space="8"/>
+          <w:bottom w:val="dashed" w:color="7F7F7F" w:sz="8" w:space="8"/>
+          <w:left w:val="dashed" w:color="7F7F7F" w:sz="8" w:space="8"/>
+          <w:right w:val="dashed" w:color="7F7F7F" w:sz="8" w:space="8"/>
+        </w:pBdr>
+        <w:shd w:fill="F2F2F2" w:val="clear"/>
+        <w:spacing w:after="0" w:before="240"/>
+        <w:jc w:val="center"/>
+      </w:pPr>
+      <w:r>
+        <w:rPr>
+          <w:b/>
+          <w:bCs/>
+          <w:color w:val="595959"/>
+        </w:rPr>
+        <w:br/>
+        <w:br/>
+        <w:t xml:space="preserve">[ Insert Figure 18 here ]</w:t>
+      </w:r>
+      <w:r>
+        <w:rPr>
+          <w:i/>
+          <w:iCs/>
+          <w:color w:val="7F7F7F"/>
+          <w:sz w:val="22"/>
+          <w:szCs w:val="22"/>
+        </w:rPr>
+        <w:br/>
+        <w:t xml:space="preserve">Mermaid: "Figure 18" in SpecTwin_Diagrams.md</w:t>
+      </w:r>
+      <w:r>
+        <w:br/>
+        <w:br/>
+        <w:t xml:space="preserve"/>
+      </w:r>
+    </w:p>
+    <w:p>
+      <w:pPr>
+        <w:pStyle w:val="Caption"/>
+      </w:pPr>
+      <w:r>
+        <w:t xml:space="preserve">Figure 18: Diagram-Only Generation Pipeline (Class Modeler)</w:t>
+      </w:r>
+    </w:p>
+    <w:p>
+      <w:pPr>
+        <w:pStyle w:val="Heading2"/>
+      </w:pPr>
+      <w:r>
+        <w:t xml:space="preserve">10.1 Steps</w:t>
+      </w:r>
+    </w:p>
+    <w:p>
+      <w:pPr>
+        <w:pStyle w:val="ListText"/>
+        <w:numPr>
+          <w:ilvl w:val="0"/>
+          <w:numId w:val="6"/>
+        </w:numPr>
+      </w:pPr>
+      <w:r>
+        <w:t xml:space="preserve">The user pastes up to 20,000 characters of requirement text, or picks a sample (Library, Bank, Payments, Online shop, University).</w:t>
+      </w:r>
+    </w:p>
+    <w:p>
+      <w:pPr>
+        <w:pStyle w:val="ListText"/>
+        <w:numPr>
+          <w:ilvl w:val="0"/>
+          <w:numId w:val="6"/>
+        </w:numPr>
+      </w:pPr>
+      <w:r>
+        <w:t xml:space="preserve">The user chooses an engine: rule-based, LLM (local Ollama or their own AI provider) or hosted AI generation.</w:t>
+      </w:r>
+    </w:p>
+    <w:p>
+      <w:pPr>
+        <w:pStyle w:val="ListText"/>
+        <w:numPr>
+          <w:ilvl w:val="0"/>
+          <w:numId w:val="6"/>
+        </w:numPr>
+      </w:pPr>
+      <w:r>
+        <w:t xml:space="preserve">The rule-based engine runs the Abbott analysis; the LLM engines generate JSON that is normalised into the same model shape (classes, attributes, methods, stereotypes, relationships, enumerations).</w:t>
+      </w:r>
+    </w:p>
+    <w:p>
+      <w:pPr>
+        <w:pStyle w:val="ListText"/>
+        <w:numPr>
+          <w:ilvl w:val="0"/>
+          <w:numId w:val="6"/>
+        </w:numPr>
+      </w:pPr>
+      <w:r>
+        <w:t xml:space="preserve">The model is validated and converted to draw.io XML.</w:t>
+      </w:r>
+    </w:p>
+    <w:p>
+      <w:pPr>
+        <w:pStyle w:val="ListText"/>
+        <w:numPr>
+          <w:ilvl w:val="0"/>
+          <w:numId w:val="6"/>
+        </w:numPr>
+      </w:pPr>
+      <w:r>
+        <w:t xml:space="preserve">The result is shown in five tabs: Diagram (interactive canvas), Step-by-step (noun and verb breakdown), Classes (structured editor), draw.io (full editor) and Compare.</w:t>
+      </w:r>
+    </w:p>
+    <w:p>
+      <w:pPr>
+        <w:pStyle w:val="ListText"/>
+        <w:numPr>
+          <w:ilvl w:val="0"/>
+          <w:numId w:val="6"/>
+        </w:numPr>
+      </w:pPr>
+      <w:r>
+        <w:t xml:space="preserve">The user exports the diagram or saves it into a project, where it becomes a versioned Diagram.</w:t>
+      </w:r>
+    </w:p>
+    <w:p>
+      <w:pPr>
+        <w:pStyle w:val="Heading2"/>
+      </w:pPr>
+      <w:r>
+        <w:t xml:space="preserve">10.2 Step-by-Step Explanation</w:t>
+      </w:r>
+    </w:p>
+    <w:p>
+      <w:r>
+        <w:t xml:space="preserve">The Step-by-step tab shows how the rule-based engine reached its result: how each sentence was classified, which nouns became classes or attributes and which were rejected (with the reason), which synonyms were merged, which verbs became methods and how each relationship and multiplicity was derived. This makes the tool useful for learning object-oriented analysis, not only for producing a diagram.</w:t>
+      </w:r>
+    </w:p>
+    <w:p>
+      <w:pPr>
+        <w:pStyle w:val="Heading2"/>
+      </w:pPr>
+      <w:r>
+        <w:t xml:space="preserve">10.3 Engine Comparison</w:t>
+      </w:r>
+    </w:p>
+    <w:p>
+      <w:r>
+        <w:t xml:space="preserve">When the same text has been generated with two engines, the Compare tab places the two models side by side. It computes three agreement scores using the Jaccard index (size of the intersection divided by the size of the union, as a percentage):</w:t>
+      </w:r>
+    </w:p>
+    <w:p>
+      <w:pPr>
+        <w:pStyle w:val="ListText"/>
+        <w:numPr>
+          <w:ilvl w:val="0"/>
+          <w:numId w:val="2"/>
+        </w:numPr>
+      </w:pPr>
+      <w:r>
+        <w:rPr>
+          <w:b/>
+          <w:bCs/>
+        </w:rPr>
+        <w:t xml:space="preserve">Class agreement:</w:t>
+      </w:r>
+      <w:r>
+        <w:t xml:space="preserve"> how many class names appear in both models.</w:t>
+      </w:r>
+    </w:p>
+    <w:p>
+      <w:pPr>
+        <w:pStyle w:val="ListText"/>
+        <w:numPr>
+          <w:ilvl w:val="0"/>
+          <w:numId w:val="2"/>
+        </w:numPr>
+      </w:pPr>
+      <w:r>
+        <w:rPr>
+          <w:b/>
+          <w:bCs/>
+        </w:rPr>
+        <w:t xml:space="preserve">Attributes and methods agreement:</w:t>
+      </w:r>
+      <w:r>
+        <w:t xml:space="preserve"> how many members match across all classes.</w:t>
+      </w:r>
+    </w:p>
+    <w:p>
+      <w:pPr>
+        <w:pStyle w:val="ListText"/>
+        <w:numPr>
+          <w:ilvl w:val="0"/>
+          <w:numId w:val="2"/>
+        </w:numPr>
+      </w:pPr>
+      <w:r>
+        <w:rPr>
+          <w:b/>
+          <w:bCs/>
+        </w:rPr>
+        <w:t xml:space="preserve">Relationship agreement:</w:t>
+      </w:r>
+      <w:r>
+        <w:t xml:space="preserve"> how many relationships (by source, target and type) match.</w:t>
+      </w:r>
+    </w:p>
+    <w:p>
+      <w:r>
+        <w:t xml:space="preserve">Each class, attribute and method is marked as "in both runs", "only in the rule-based run" or "only in the AI run", so the user can see exactly where the engines disagree and choose the better model.</w:t>
+      </w:r>
+    </w:p>
+    <w:p>
+      <w:pPr>
+        <w:pStyle w:val="Heading2"/>
+      </w:pPr>
+      <w:r>
+        <w:t xml:space="preserve">10.4 Diagram Generation inside the SRS Pipeline</w:t>
+      </w:r>
+    </w:p>
+    <w:p>
+      <w:r>
+        <w:t xml:space="preserve">In the full pipeline, the diagram is produced in Stage 6 (XML). This stage is always handled by the rule engine, even when an AI engine wrote the earlier stages, because turning an approved class model into draw.io XML is a mechanical transformation. The XML is validated against the class model before it can be approved, and on publishing it becomes a Diagram with source "generated".</w:t>
+      </w:r>
+    </w:p>
+    <w:p>
+      <w:pPr>
+        <w:pStyle w:val="Heading1"/>
+        <w:pageBreakBefore/>
+      </w:pPr>
+      <w:r>
+        <w:t xml:space="preserve">11. Diagram Editing and Exportability</w:t>
+      </w:r>
+    </w:p>
+    <w:p>
+      <w:pPr>
+        <w:pStyle w:val="Heading2"/>
+      </w:pPr>
+      <w:r>
+        <w:t xml:space="preserve">11.1 Diagram Editing</w:t>
+      </w:r>
+    </w:p>
+    <w:p>
+      <w:r>
+        <w:t xml:space="preserve">A class model has one representation and three editors that stay in step, so the user can choose whichever way of editing suits the task.</w:t>
+      </w:r>
+    </w:p>
+    <w:p>
+      <w:pPr>
+        <w:keepNext/>
+        <w:keepLines/>
+        <w:pBdr>
+          <w:top w:val="dashed" w:color="7F7F7F" w:sz="8" w:space="8"/>
+          <w:bottom w:val="dashed" w:color="7F7F7F" w:sz="8" w:space="8"/>
+          <w:left w:val="dashed" w:color="7F7F7F" w:sz="8" w:space="8"/>
+          <w:right w:val="dashed" w:color="7F7F7F" w:sz="8" w:space="8"/>
+        </w:pBdr>
+        <w:shd w:fill="F2F2F2" w:val="clear"/>
+        <w:spacing w:after="0" w:before="240"/>
+        <w:jc w:val="center"/>
+      </w:pPr>
+      <w:r>
+        <w:rPr>
+          <w:b/>
+          <w:bCs/>
+          <w:color w:val="595959"/>
+        </w:rPr>
+        <w:br/>
+        <w:br/>
+        <w:t xml:space="preserve">[ Insert Figure 19 here ]</w:t>
+      </w:r>
+      <w:r>
+        <w:rPr>
+          <w:i/>
+          <w:iCs/>
+          <w:color w:val="7F7F7F"/>
+          <w:sz w:val="22"/>
+          <w:szCs w:val="22"/>
+        </w:rPr>
+        <w:br/>
+        <w:t xml:space="preserve">Mermaid: "Figure 19" in SpecTwin_Diagrams.md</w:t>
+      </w:r>
+      <w:r>
+        <w:br/>
+        <w:br/>
+        <w:t xml:space="preserve"/>
+      </w:r>
+    </w:p>
+    <w:p>
+      <w:pPr>
+        <w:pStyle w:val="Caption"/>
+      </w:pPr>
+      <w:r>
+        <w:t xml:space="preserve">Figure 19: Diagram Editing: One Model, Three Editors</w:t>
+      </w:r>
+    </w:p>
+    <w:p>
+      <w:pPr>
+        <w:pStyle w:val="ListText"/>
+        <w:numPr>
+          <w:ilvl w:val="0"/>
+          <w:numId w:val="2"/>
+        </w:numPr>
+      </w:pPr>
+      <w:r>
+        <w:rPr>
+          <w:b/>
+          <w:bCs/>
+        </w:rPr>
+        <w:t xml:space="preserve">Classes tab (structured editor):</w:t>
+      </w:r>
+      <w:r>
+        <w:t xml:space="preserve"> add, rename and delete classes; set the stereotype (entity, abstract, interface); add attributes with type and visibility (public, private, protected, package); add methods with parameters and return types; add enumerations with literals; and add relationships with type, direction and multiplicities. In a pipeline run each change is saved as a new class-model revision through the /class-model/classes and /class-model/relationships endpoints.</w:t>
+      </w:r>
+    </w:p>
+    <w:p>
+      <w:pPr>
+        <w:pStyle w:val="ListText"/>
+        <w:numPr>
+          <w:ilvl w:val="0"/>
+          <w:numId w:val="2"/>
+        </w:numPr>
+      </w:pPr>
+      <w:r>
+        <w:rPr>
+          <w:b/>
+          <w:bCs/>
+        </w:rPr>
+        <w:t xml:space="preserve">draw.io editor:</w:t>
+      </w:r>
+      <w:r>
+        <w:t xml:space="preserve"> the full diagrams.net editor is embedded in the page. The model is converted to XML for it (drawioXml.ts), and diagram changes are read back into the model (drawioModel.ts), so adding or renaming a class in draw.io also updates the Classes tab.</w:t>
+      </w:r>
+    </w:p>
+    <w:p>
+      <w:pPr>
+        <w:pStyle w:val="ListText"/>
+        <w:numPr>
+          <w:ilvl w:val="0"/>
+          <w:numId w:val="2"/>
+        </w:numPr>
+      </w:pPr>
+      <w:r>
+        <w:rPr>
+          <w:b/>
+          <w:bCs/>
+        </w:rPr>
+        <w:t xml:space="preserve">Interactive canvas:</w:t>
+      </w:r>
+      <w:r>
+        <w:t xml:space="preserve"> a lightweight UML view built with @xyflow/react. Nodes can be moved and the layout recomputed, and it reads its model straight from the stored XML, so it always shows the same drawing, including unsaved edits and older versions being previewed.</w:t>
+      </w:r>
+    </w:p>
+    <w:p>
+      <w:pPr>
+        <w:pStyle w:val="ListText"/>
+        <w:numPr>
+          <w:ilvl w:val="0"/>
+          <w:numId w:val="2"/>
+        </w:numPr>
+      </w:pPr>
+      <w:r>
+        <w:rPr>
+          <w:b/>
+          <w:bCs/>
+        </w:rPr>
+        <w:t xml:space="preserve">Split view:</w:t>
+      </w:r>
+      <w:r>
+        <w:t xml:space="preserve"> on the diagram page the canvas and draw.io can be shown side by side.</w:t>
+      </w:r>
+    </w:p>
+    <w:p>
+      <w:pPr>
+        <w:pStyle w:val="ListText"/>
+        <w:numPr>
+          <w:ilvl w:val="0"/>
+          <w:numId w:val="2"/>
+        </w:numPr>
+      </w:pPr>
+      <w:r>
+        <w:rPr>
+          <w:b/>
+          <w:bCs/>
+        </w:rPr>
+        <w:t xml:space="preserve">Versioning:</w:t>
+      </w:r>
+      <w:r>
+        <w:t xml:space="preserve"> every save creates a new DiagramVersion; the history can be browsed and older versions previewed. Manual diagrams can also be created from a blank canvas.</w:t>
+      </w:r>
+    </w:p>
+    <w:p>
+      <w:pPr>
+        <w:pStyle w:val="ListText"/>
+        <w:numPr>
+          <w:ilvl w:val="0"/>
+          <w:numId w:val="2"/>
+        </w:numPr>
+      </w:pPr>
+      <w:r>
+        <w:rPr>
+          <w:b/>
+          <w:bCs/>
+        </w:rPr>
+        <w:t xml:space="preserve">Relationship guide:</w:t>
+      </w:r>
+      <w:r>
+        <w:t xml:space="preserve"> a legend explains each UML relationship type and its notation to help users choose correctly.</w:t>
+      </w:r>
+    </w:p>
+    <w:p>
+      <w:pPr>
+        <w:pStyle w:val="ListText"/>
+        <w:numPr>
+          <w:ilvl w:val="0"/>
+          <w:numId w:val="2"/>
+        </w:numPr>
+      </w:pPr>
+      <w:r>
+        <w:rPr>
+          <w:b/>
+          <w:bCs/>
+        </w:rPr>
+        <w:t xml:space="preserve">Learning from edits:</w:t>
+      </w:r>
+      <w:r>
+        <w:t xml:space="preserve"> when the edited model was produced by an AI engine, the correction is stored in the correction memory.</w:t>
+      </w:r>
+    </w:p>
+    <w:p>
+      <w:pPr>
+        <w:pStyle w:val="Heading2"/>
+      </w:pPr>
+      <w:r>
+        <w:t xml:space="preserve">11.2 Exportability</w:t>
+      </w:r>
+    </w:p>
+    <w:p>
+      <w:r>
+        <w:t xml:space="preserve">Every artifact produced by SpecTwin can be taken out of the platform in standard formats, so it can be used in other tools, reports and version control.</w:t>
+      </w:r>
+    </w:p>
+    <w:p>
+      <w:pPr>
+        <w:keepNext/>
+        <w:keepLines/>
+        <w:pBdr>
+          <w:top w:val="dashed" w:color="7F7F7F" w:sz="8" w:space="8"/>
+          <w:bottom w:val="dashed" w:color="7F7F7F" w:sz="8" w:space="8"/>
+          <w:left w:val="dashed" w:color="7F7F7F" w:sz="8" w:space="8"/>
+          <w:right w:val="dashed" w:color="7F7F7F" w:sz="8" w:space="8"/>
+        </w:pBdr>
+        <w:shd w:fill="F2F2F2" w:val="clear"/>
+        <w:spacing w:after="0" w:before="240"/>
+        <w:jc w:val="center"/>
+      </w:pPr>
+      <w:r>
+        <w:rPr>
+          <w:b/>
+          <w:bCs/>
+          <w:color w:val="595959"/>
+        </w:rPr>
+        <w:br/>
+        <w:br/>
+        <w:t xml:space="preserve">[ Insert Figure 20 here ]</w:t>
+      </w:r>
+      <w:r>
+        <w:rPr>
+          <w:i/>
+          <w:iCs/>
+          <w:color w:val="7F7F7F"/>
+          <w:sz w:val="22"/>
+          <w:szCs w:val="22"/>
+        </w:rPr>
+        <w:br/>
+        <w:t xml:space="preserve">Mermaid: "Figure 20" in SpecTwin_Diagrams.md</w:t>
+      </w:r>
+      <w:r>
+        <w:br/>
+        <w:br/>
+        <w:t xml:space="preserve"/>
+      </w:r>
+    </w:p>
+    <w:p>
+      <w:pPr>
+        <w:pStyle w:val="Caption"/>
+      </w:pPr>
+      <w:r>
+        <w:t xml:space="preserve">Figure 20: Exportability of SpecTwin</w:t>
+      </w:r>
+    </w:p>
+    <w:tbl>
+      <w:tblPr>
+        <w:tblW w:type="dxa" w:w="9360"/>
+        <w:tblBorders>
+          <w:top w:val="single" w:color="auto" w:sz="4"/>
+          <w:left w:val="single" w:color="auto" w:sz="4"/>
+          <w:bottom w:val="single" w:color="auto" w:sz="4"/>
+          <w:right w:val="single" w:color="auto" w:sz="4"/>
+          <w:insideH w:val="single" w:color="auto" w:sz="4"/>
+          <w:insideV w:val="single" w:color="auto" w:sz="4"/>
+        </w:tblBorders>
+      </w:tblPr>
+      <w:tblGrid>
+        <w:gridCol w:w="2400"/>
+        <w:gridCol w:w="3700"/>
+        <w:gridCol w:w="3260"/>
+      </w:tblGrid>
+      <w:tr>
+        <w:trPr>
+          <w:tblHeader/>
+        </w:trPr>
+        <w:tc>
+          <w:tcPr>
+            <w:tcW w:type="dxa" w:w="2400"/>
+            <w:tcBorders>
+              <w:top w:val="single" w:color="808080" w:sz="4"/>
+              <w:left w:val="single" w:color="808080" w:sz="4"/>
+              <w:bottom w:val="single" w:color="808080" w:sz="4"/>
+              <w:right w:val="single" w:color="808080" w:sz="4"/>
+            </w:tcBorders>
+            <w:shd w:fill="D9E2F3" w:val="clear"/>
+            <w:tcMar>
+              <w:top w:type="dxa" w:w="60"/>
+              <w:left w:type="dxa" w:w="100"/>
+              <w:bottom w:type="dxa" w:w="60"/>
+              <w:right w:type="dxa" w:w="100"/>
+            </w:tcMar>
+            <w:vAlign w:val="top"/>
+          </w:tcPr>
+          <w:p>
+            <w:pPr>
+              <w:pStyle w:val="TableText"/>
+            </w:pPr>
+            <w:r>
+              <w:rPr>
+                <w:b/>
+                <w:bCs/>
+              </w:rPr>
+              <w:t xml:space="preserve">Artifact</w:t>
+            </w:r>
+          </w:p>
+        </w:tc>
+        <w:tc>
+          <w:tcPr>
+            <w:tcW w:type="dxa" w:w="3700"/>
+            <w:tcBorders>
+              <w:top w:val="single" w:color="808080" w:sz="4"/>
+              <w:left w:val="single" w:color="808080" w:sz="4"/>
+              <w:bottom w:val="single" w:color="808080" w:sz="4"/>
+              <w:right w:val="single" w:color="808080" w:sz="4"/>
+            </w:tcBorders>
+            <w:shd w:fill="D9E2F3" w:val="clear"/>
+            <w:tcMar>
+              <w:top w:type="dxa" w:w="60"/>
+              <w:left w:type="dxa" w:w="100"/>
+              <w:bottom w:type="dxa" w:w="60"/>
+              <w:right w:type="dxa" w:w="100"/>
+            </w:tcMar>
+            <w:vAlign w:val="top"/>
+          </w:tcPr>
+          <w:p>
+            <w:pPr>
+              <w:pStyle w:val="TableText"/>
+            </w:pPr>
+            <w:r>
+              <w:rPr>
+                <w:b/>
+                <w:bCs/>
+              </w:rPr>
+              <w:t xml:space="preserve">Export formats</w:t>
+            </w:r>
+          </w:p>
+        </w:tc>
+        <w:tc>
+          <w:tcPr>
+            <w:tcW w:type="dxa" w:w="3260"/>
+            <w:tcBorders>
+              <w:top w:val="single" w:color="808080" w:sz="4"/>
+              <w:left w:val="single" w:color="808080" w:sz="4"/>
+              <w:bottom w:val="single" w:color="808080" w:sz="4"/>
+              <w:right w:val="single" w:color="808080" w:sz="4"/>
+            </w:tcBorders>
+            <w:shd w:fill="D9E2F3" w:val="clear"/>
+            <w:tcMar>
+              <w:top w:type="dxa" w:w="60"/>
+              <w:left w:type="dxa" w:w="100"/>
+              <w:bottom w:type="dxa" w:w="60"/>
+              <w:right w:type="dxa" w:w="100"/>
+            </w:tcMar>
+            <w:vAlign w:val="top"/>
+          </w:tcPr>
+          <w:p>
+            <w:pPr>
+              <w:pStyle w:val="TableText"/>
+            </w:pPr>
+            <w:r>
+              <w:rPr>
+                <w:b/>
+                <w:bCs/>
+              </w:rPr>
+              <w:t xml:space="preserve">Where</w:t>
+            </w:r>
+          </w:p>
+        </w:tc>
+      </w:tr>
+      <w:tr>
+        <w:trPr>
+          <w:cantSplit/>
+        </w:trPr>
+        <w:tc>
+          <w:tcPr>
+            <w:tcW w:type="dxa" w:w="2400"/>
+            <w:tcBorders>
+              <w:top w:val="single" w:color="808080" w:sz="4"/>
+              <w:left w:val="single" w:color="808080" w:sz="4"/>
+              <w:bottom w:val="single" w:color="808080" w:sz="4"/>
+              <w:right w:val="single" w:color="808080" w:sz="4"/>
+            </w:tcBorders>
+            <w:tcMar>
+              <w:top w:type="dxa" w:w="60"/>
+              <w:left w:type="dxa" w:w="100"/>
+              <w:bottom w:type="dxa" w:w="60"/>
+              <w:right w:type="dxa" w:w="100"/>
+            </w:tcMar>
+            <w:vAlign w:val="top"/>
+          </w:tcPr>
+          <w:p>
+            <w:pPr>
+              <w:pStyle w:val="TableText"/>
+            </w:pPr>
+            <w:r>
+              <w:t xml:space="preserve">SRS document</w:t>
+            </w:r>
+          </w:p>
+        </w:tc>
+        <w:tc>
+          <w:tcPr>
+            <w:tcW w:type="dxa" w:w="3700"/>
+            <w:tcBorders>
+              <w:top w:val="single" w:color="808080" w:sz="4"/>
+              <w:left w:val="single" w:color="808080" w:sz="4"/>
+              <w:bottom w:val="single" w:color="808080" w:sz="4"/>
+              <w:right w:val="single" w:color="808080" w:sz="4"/>
+            </w:tcBorders>
+            <w:tcMar>
+              <w:top w:type="dxa" w:w="60"/>
+              <w:left w:type="dxa" w:w="100"/>
+              <w:bottom w:type="dxa" w:w="60"/>
+              <w:right w:type="dxa" w:w="100"/>
+            </w:tcMar>
+            <w:vAlign w:val="top"/>
+          </w:tcPr>
+          <w:p>
+            <w:pPr>
+              <w:pStyle w:val="TableText"/>
+            </w:pPr>
+            <w:r>
+              <w:t xml:space="preserve">Markdown (.md); Print / Save as PDF</w:t>
+            </w:r>
+          </w:p>
+        </w:tc>
+        <w:tc>
+          <w:tcPr>
+            <w:tcW w:type="dxa" w:w="3260"/>
+            <w:tcBorders>
+              <w:top w:val="single" w:color="808080" w:sz="4"/>
+              <w:left w:val="single" w:color="808080" w:sz="4"/>
+              <w:bottom w:val="single" w:color="808080" w:sz="4"/>
+              <w:right w:val="single" w:color="808080" w:sz="4"/>
+            </w:tcBorders>
+            <w:tcMar>
+              <w:top w:type="dxa" w:w="60"/>
+              <w:left w:type="dxa" w:w="100"/>
+              <w:bottom w:type="dxa" w:w="60"/>
+              <w:right w:type="dxa" w:w="100"/>
+            </w:tcMar>
+            <w:vAlign w:val="top"/>
+          </w:tcPr>
+          <w:p>
+            <w:pPr>
+              <w:pStyle w:val="TableText"/>
+            </w:pPr>
+            <w:r>
+              <w:t xml:space="preserve">Document page; backend GET /srs/{id}/export</w:t>
+            </w:r>
+          </w:p>
+        </w:tc>
+      </w:tr>
+      <w:tr>
+        <w:trPr>
+          <w:cantSplit/>
+        </w:trPr>
+        <w:tc>
+          <w:tcPr>
+            <w:tcW w:type="dxa" w:w="2400"/>
+            <w:tcBorders>
+              <w:top w:val="single" w:color="808080" w:sz="4"/>
+              <w:left w:val="single" w:color="808080" w:sz="4"/>
+              <w:bottom w:val="single" w:color="808080" w:sz="4"/>
+              <w:right w:val="single" w:color="808080" w:sz="4"/>
+            </w:tcBorders>
+            <w:tcMar>
+              <w:top w:type="dxa" w:w="60"/>
+              <w:left w:type="dxa" w:w="100"/>
+              <w:bottom w:type="dxa" w:w="60"/>
+              <w:right w:type="dxa" w:w="100"/>
+            </w:tcMar>
+            <w:vAlign w:val="top"/>
+          </w:tcPr>
+          <w:p>
+            <w:pPr>
+              <w:pStyle w:val="TableText"/>
+            </w:pPr>
+            <w:r>
+              <w:t xml:space="preserve">Saved class diagram</w:t>
+            </w:r>
+          </w:p>
+        </w:tc>
+        <w:tc>
+          <w:tcPr>
+            <w:tcW w:type="dxa" w:w="3700"/>
+            <w:tcBorders>
+              <w:top w:val="single" w:color="808080" w:sz="4"/>
+              <w:left w:val="single" w:color="808080" w:sz="4"/>
+              <w:bottom w:val="single" w:color="808080" w:sz="4"/>
+              <w:right w:val="single" w:color="808080" w:sz="4"/>
+            </w:tcBorders>
+            <w:tcMar>
+              <w:top w:type="dxa" w:w="60"/>
+              <w:left w:type="dxa" w:w="100"/>
+              <w:bottom w:type="dxa" w:w="60"/>
+              <w:right w:type="dxa" w:w="100"/>
+            </w:tcMar>
+            <w:vAlign w:val="top"/>
+          </w:tcPr>
+          <w:p>
+            <w:pPr>
+              <w:pStyle w:val="TableText"/>
+            </w:pPr>
+            <w:r>
+              <w:t xml:space="preserve">draw.io XML (.drawio)</w:t>
+            </w:r>
+          </w:p>
+        </w:tc>
+        <w:tc>
+          <w:tcPr>
+            <w:tcW w:type="dxa" w:w="3260"/>
+            <w:tcBorders>
+              <w:top w:val="single" w:color="808080" w:sz="4"/>
+              <w:left w:val="single" w:color="808080" w:sz="4"/>
+              <w:bottom w:val="single" w:color="808080" w:sz="4"/>
+              <w:right w:val="single" w:color="808080" w:sz="4"/>
+            </w:tcBorders>
+            <w:tcMar>
+              <w:top w:type="dxa" w:w="60"/>
+              <w:left w:type="dxa" w:w="100"/>
+              <w:bottom w:type="dxa" w:w="60"/>
+              <w:right w:type="dxa" w:w="100"/>
+            </w:tcMar>
+            <w:vAlign w:val="top"/>
+          </w:tcPr>
+          <w:p>
+            <w:pPr>
+              <w:pStyle w:val="TableText"/>
+            </w:pPr>
+            <w:r>
+              <w:t xml:space="preserve">Diagram page; backend GET /diagrams/{id}/export</w:t>
+            </w:r>
+          </w:p>
+        </w:tc>
+      </w:tr>
+      <w:tr>
+        <w:trPr>
+          <w:cantSplit/>
+        </w:trPr>
+        <w:tc>
+          <w:tcPr>
+            <w:tcW w:type="dxa" w:w="2400"/>
+            <w:tcBorders>
+              <w:top w:val="single" w:color="808080" w:sz="4"/>
+              <w:left w:val="single" w:color="808080" w:sz="4"/>
+              <w:bottom w:val="single" w:color="808080" w:sz="4"/>
+              <w:right w:val="single" w:color="808080" w:sz="4"/>
+            </w:tcBorders>
+            <w:tcMar>
+              <w:top w:type="dxa" w:w="60"/>
+              <w:left w:type="dxa" w:w="100"/>
+              <w:bottom w:type="dxa" w:w="60"/>
+              <w:right w:type="dxa" w:w="100"/>
+            </w:tcMar>
+            <w:vAlign w:val="top"/>
+          </w:tcPr>
+          <w:p>
+            <w:pPr>
+              <w:pStyle w:val="TableText"/>
+            </w:pPr>
+            <w:r>
+              <w:t xml:space="preserve">Saved class diagram</w:t>
+            </w:r>
+          </w:p>
+        </w:tc>
+        <w:tc>
+          <w:tcPr>
+            <w:tcW w:type="dxa" w:w="3700"/>
+            <w:tcBorders>
+              <w:top w:val="single" w:color="808080" w:sz="4"/>
+              <w:left w:val="single" w:color="808080" w:sz="4"/>
+              <w:bottom w:val="single" w:color="808080" w:sz="4"/>
+              <w:right w:val="single" w:color="808080" w:sz="4"/>
+            </w:tcBorders>
+            <w:tcMar>
+              <w:top w:type="dxa" w:w="60"/>
+              <w:left w:type="dxa" w:w="100"/>
+              <w:bottom w:type="dxa" w:w="60"/>
+              <w:right w:type="dxa" w:w="100"/>
+            </w:tcMar>
+            <w:vAlign w:val="top"/>
+          </w:tcPr>
+          <w:p>
+            <w:pPr>
+              <w:pStyle w:val="TableText"/>
+            </w:pPr>
+            <w:r>
+              <w:t xml:space="preserve">PNG, JPEG (rendered by draw.io)</w:t>
+            </w:r>
+          </w:p>
+        </w:tc>
+        <w:tc>
+          <w:tcPr>
+            <w:tcW w:type="dxa" w:w="3260"/>
+            <w:tcBorders>
+              <w:top w:val="single" w:color="808080" w:sz="4"/>
+              <w:left w:val="single" w:color="808080" w:sz="4"/>
+              <w:bottom w:val="single" w:color="808080" w:sz="4"/>
+              <w:right w:val="single" w:color="808080" w:sz="4"/>
+            </w:tcBorders>
+            <w:tcMar>
+              <w:top w:type="dxa" w:w="60"/>
+              <w:left w:type="dxa" w:w="100"/>
+              <w:bottom w:type="dxa" w:w="60"/>
+              <w:right w:type="dxa" w:w="100"/>
+            </w:tcMar>
+            <w:vAlign w:val="top"/>
+          </w:tcPr>
+          <w:p>
+            <w:pPr>
+              <w:pStyle w:val="TableText"/>
+            </w:pPr>
+            <w:r>
+              <w:t xml:space="preserve">Diagram page, draw.io view</w:t>
+            </w:r>
+          </w:p>
+        </w:tc>
+      </w:tr>
+      <w:tr>
+        <w:trPr>
+          <w:cantSplit/>
+        </w:trPr>
+        <w:tc>
+          <w:tcPr>
+            <w:tcW w:type="dxa" w:w="2400"/>
+            <w:tcBorders>
+              <w:top w:val="single" w:color="808080" w:sz="4"/>
+              <w:left w:val="single" w:color="808080" w:sz="4"/>
+              <w:bottom w:val="single" w:color="808080" w:sz="4"/>
+              <w:right w:val="single" w:color="808080" w:sz="4"/>
+            </w:tcBorders>
+            <w:tcMar>
+              <w:top w:type="dxa" w:w="60"/>
+              <w:left w:type="dxa" w:w="100"/>
+              <w:bottom w:type="dxa" w:w="60"/>
+              <w:right w:type="dxa" w:w="100"/>
+            </w:tcMar>
+            <w:vAlign w:val="top"/>
+          </w:tcPr>
+          <w:p>
+            <w:pPr>
+              <w:pStyle w:val="TableText"/>
+            </w:pPr>
+            <w:r>
+              <w:t xml:space="preserve">Saved class diagram</w:t>
+            </w:r>
+          </w:p>
+        </w:tc>
+        <w:tc>
+          <w:tcPr>
+            <w:tcW w:type="dxa" w:w="3700"/>
+            <w:tcBorders>
+              <w:top w:val="single" w:color="808080" w:sz="4"/>
+              <w:left w:val="single" w:color="808080" w:sz="4"/>
+              <w:bottom w:val="single" w:color="808080" w:sz="4"/>
+              <w:right w:val="single" w:color="808080" w:sz="4"/>
+            </w:tcBorders>
+            <w:tcMar>
+              <w:top w:type="dxa" w:w="60"/>
+              <w:left w:type="dxa" w:w="100"/>
+              <w:bottom w:type="dxa" w:w="60"/>
+              <w:right w:type="dxa" w:w="100"/>
+            </w:tcMar>
+            <w:vAlign w:val="top"/>
+          </w:tcPr>
+          <w:p>
+            <w:pPr>
+              <w:pStyle w:val="TableText"/>
+            </w:pPr>
+            <w:r>
+              <w:t xml:space="preserve">PNG, SVG (rendered from canvas)</w:t>
+            </w:r>
+          </w:p>
+        </w:tc>
+        <w:tc>
+          <w:tcPr>
+            <w:tcW w:type="dxa" w:w="3260"/>
+            <w:tcBorders>
+              <w:top w:val="single" w:color="808080" w:sz="4"/>
+              <w:left w:val="single" w:color="808080" w:sz="4"/>
+              <w:bottom w:val="single" w:color="808080" w:sz="4"/>
+              <w:right w:val="single" w:color="808080" w:sz="4"/>
+            </w:tcBorders>
+            <w:tcMar>
+              <w:top w:type="dxa" w:w="60"/>
+              <w:left w:type="dxa" w:w="100"/>
+              <w:bottom w:type="dxa" w:w="60"/>
+              <w:right w:type="dxa" w:w="100"/>
+            </w:tcMar>
+            <w:vAlign w:val="top"/>
+          </w:tcPr>
+          <w:p>
+            <w:pPr>
+              <w:pStyle w:val="TableText"/>
+            </w:pPr>
+            <w:r>
+              <w:t xml:space="preserve">Diagram page, interactive view</w:t>
+            </w:r>
+          </w:p>
+        </w:tc>
+      </w:tr>
+      <w:tr>
+        <w:trPr>
+          <w:cantSplit/>
+        </w:trPr>
+        <w:tc>
+          <w:tcPr>
+            <w:tcW w:type="dxa" w:w="2400"/>
+            <w:tcBorders>
+              <w:top w:val="single" w:color="808080" w:sz="4"/>
+              <w:left w:val="single" w:color="808080" w:sz="4"/>
+              <w:bottom w:val="single" w:color="808080" w:sz="4"/>
+              <w:right w:val="single" w:color="808080" w:sz="4"/>
+            </w:tcBorders>
+            <w:tcMar>
+              <w:top w:type="dxa" w:w="60"/>
+              <w:left w:type="dxa" w:w="100"/>
+              <w:bottom w:type="dxa" w:w="60"/>
+              <w:right w:type="dxa" w:w="100"/>
+            </w:tcMar>
+            <w:vAlign w:val="top"/>
+          </w:tcPr>
+          <w:p>
+            <w:pPr>
+              <w:pStyle w:val="TableText"/>
+            </w:pPr>
+            <w:r>
+              <w:t xml:space="preserve">Pipeline XML stage</w:t>
+            </w:r>
+          </w:p>
+        </w:tc>
+        <w:tc>
+          <w:tcPr>
+            <w:tcW w:type="dxa" w:w="3700"/>
+            <w:tcBorders>
+              <w:top w:val="single" w:color="808080" w:sz="4"/>
+              <w:left w:val="single" w:color="808080" w:sz="4"/>
+              <w:bottom w:val="single" w:color="808080" w:sz="4"/>
+              <w:right w:val="single" w:color="808080" w:sz="4"/>
+            </w:tcBorders>
+            <w:tcMar>
+              <w:top w:type="dxa" w:w="60"/>
+              <w:left w:type="dxa" w:w="100"/>
+              <w:bottom w:type="dxa" w:w="60"/>
+              <w:right w:type="dxa" w:w="100"/>
+            </w:tcMar>
+            <w:vAlign w:val="top"/>
+          </w:tcPr>
+          <w:p>
+            <w:pPr>
+              <w:pStyle w:val="TableText"/>
+            </w:pPr>
+            <w:r>
+              <w:t xml:space="preserve">class-diagram.drawio, class-diagram.png</w:t>
+            </w:r>
+          </w:p>
+        </w:tc>
+        <w:tc>
+          <w:tcPr>
+            <w:tcW w:type="dxa" w:w="3260"/>
+            <w:tcBorders>
+              <w:top w:val="single" w:color="808080" w:sz="4"/>
+              <w:left w:val="single" w:color="808080" w:sz="4"/>
+              <w:bottom w:val="single" w:color="808080" w:sz="4"/>
+              <w:right w:val="single" w:color="808080" w:sz="4"/>
+            </w:tcBorders>
+            <w:tcMar>
+              <w:top w:type="dxa" w:w="60"/>
+              <w:left w:type="dxa" w:w="100"/>
+              <w:bottom w:type="dxa" w:w="60"/>
+              <w:right w:type="dxa" w:w="100"/>
+            </w:tcMar>
+            <w:vAlign w:val="top"/>
+          </w:tcPr>
+          <w:p>
+            <w:pPr>
+              <w:pStyle w:val="TableText"/>
+            </w:pPr>
+            <w:r>
+              <w:t xml:space="preserve">Run page, XML stage</w:t>
+            </w:r>
+          </w:p>
+        </w:tc>
+      </w:tr>
+      <w:tr>
+        <w:trPr>
+          <w:cantSplit/>
+        </w:trPr>
+        <w:tc>
+          <w:tcPr>
+            <w:tcW w:type="dxa" w:w="2400"/>
+            <w:tcBorders>
+              <w:top w:val="single" w:color="808080" w:sz="4"/>
+              <w:left w:val="single" w:color="808080" w:sz="4"/>
+              <w:bottom w:val="single" w:color="808080" w:sz="4"/>
+              <w:right w:val="single" w:color="808080" w:sz="4"/>
+            </w:tcBorders>
+            <w:tcMar>
+              <w:top w:type="dxa" w:w="60"/>
+              <w:left w:type="dxa" w:w="100"/>
+              <w:bottom w:type="dxa" w:w="60"/>
+              <w:right w:type="dxa" w:w="100"/>
+            </w:tcMar>
+            <w:vAlign w:val="top"/>
+          </w:tcPr>
+          <w:p>
+            <w:pPr>
+              <w:pStyle w:val="TableText"/>
+            </w:pPr>
+            <w:r>
+              <w:t xml:space="preserve">Class Modeler result</w:t>
+            </w:r>
+          </w:p>
+        </w:tc>
+        <w:tc>
+          <w:tcPr>
+            <w:tcW w:type="dxa" w:w="3700"/>
+            <w:tcBorders>
+              <w:top w:val="single" w:color="808080" w:sz="4"/>
+              <w:left w:val="single" w:color="808080" w:sz="4"/>
+              <w:bottom w:val="single" w:color="808080" w:sz="4"/>
+              <w:right w:val="single" w:color="808080" w:sz="4"/>
+            </w:tcBorders>
+            <w:tcMar>
+              <w:top w:type="dxa" w:w="60"/>
+              <w:left w:type="dxa" w:w="100"/>
+              <w:bottom w:type="dxa" w:w="60"/>
+              <w:right w:type="dxa" w:w="100"/>
+            </w:tcMar>
+            <w:vAlign w:val="top"/>
+          </w:tcPr>
+          <w:p>
+            <w:pPr>
+              <w:pStyle w:val="TableText"/>
+            </w:pPr>
+            <w:r>
+              <w:t xml:space="preserve">PNG, SVG, XML, .drawio; save to project</w:t>
+            </w:r>
+          </w:p>
+        </w:tc>
+        <w:tc>
+          <w:tcPr>
+            <w:tcW w:type="dxa" w:w="3260"/>
+            <w:tcBorders>
+              <w:top w:val="single" w:color="808080" w:sz="4"/>
+              <w:left w:val="single" w:color="808080" w:sz="4"/>
+              <w:bottom w:val="single" w:color="808080" w:sz="4"/>
+              <w:right w:val="single" w:color="808080" w:sz="4"/>
+            </w:tcBorders>
+            <w:tcMar>
+              <w:top w:type="dxa" w:w="60"/>
+              <w:left w:type="dxa" w:w="100"/>
+              <w:bottom w:type="dxa" w:w="60"/>
+              <w:right w:type="dxa" w:w="100"/>
+            </w:tcMar>
+            <w:vAlign w:val="top"/>
+          </w:tcPr>
+          <w:p>
+            <w:pPr>
+              <w:pStyle w:val="TableText"/>
+            </w:pPr>
+            <w:r>
+              <w:t xml:space="preserve">Class Modeler page</w:t>
+            </w:r>
+          </w:p>
+        </w:tc>
+      </w:tr>
+    </w:tbl>
+    <w:p>
+      <w:pPr>
+        <w:pStyle w:val="Caption"/>
+      </w:pPr>
+      <w:r>
+        <w:t xml:space="preserve">Table 21: Export formats</w:t>
+      </w:r>
+    </w:p>
+    <w:p>
+      <w:r>
+        <w:t xml:space="preserve">The .drawio files open directly in diagrams.net, the desktop draw.io app and the VS Code draw.io extension. SVG exports carry their own styles so they render correctly outside the application.</w:t>
+      </w:r>
+    </w:p>
+    <w:p>
+      <w:pPr>
+        <w:pStyle w:val="Heading1"/>
+        <w:pageBreakBefore/>
+      </w:pPr>
+      <w:r>
+        <w:t xml:space="preserve">12. AI Engineering</w:t>
+      </w:r>
+    </w:p>
+    <w:p>
+      <w:r>
+        <w:t xml:space="preserve">SpecTwin treats the AI engines as interchangeable components behind one interface (LlmClient.generate). The pipeline decides which engine writes each stage, builds a structured prompt, parses and validates the answer, and logs the call. This section describes how the AI side is engineered.</w:t>
+      </w:r>
+    </w:p>
+    <w:p>
+      <w:pPr>
+        <w:pStyle w:val="Heading2"/>
+      </w:pPr>
+      <w:r>
+        <w:t xml:space="preserve">12.1 AI Architecture</w:t>
+      </w:r>
+    </w:p>
+    <w:p>
+      <w:pPr>
+        <w:keepNext/>
+        <w:keepLines/>
+        <w:pBdr>
+          <w:top w:val="dashed" w:color="7F7F7F" w:sz="8" w:space="8"/>
+          <w:bottom w:val="dashed" w:color="7F7F7F" w:sz="8" w:space="8"/>
+          <w:left w:val="dashed" w:color="7F7F7F" w:sz="8" w:space="8"/>
+          <w:right w:val="dashed" w:color="7F7F7F" w:sz="8" w:space="8"/>
+        </w:pBdr>
+        <w:shd w:fill="F2F2F2" w:val="clear"/>
+        <w:spacing w:after="0" w:before="240"/>
+        <w:jc w:val="center"/>
+      </w:pPr>
+      <w:r>
+        <w:rPr>
+          <w:b/>
+          <w:bCs/>
+          <w:color w:val="595959"/>
+        </w:rPr>
+        <w:br/>
+        <w:br/>
+        <w:t xml:space="preserve">[ Insert Figure 21 here ]</w:t>
+      </w:r>
+      <w:r>
+        <w:rPr>
+          <w:i/>
+          <w:iCs/>
+          <w:color w:val="7F7F7F"/>
+          <w:sz w:val="22"/>
+          <w:szCs w:val="22"/>
+        </w:rPr>
+        <w:br/>
+        <w:t xml:space="preserve">Mermaid: "Figure 21" in SpecTwin_Diagrams.md</w:t>
+      </w:r>
+      <w:r>
+        <w:br/>
+        <w:br/>
+        <w:t xml:space="preserve"/>
+      </w:r>
+    </w:p>
+    <w:p>
+      <w:pPr>
+        <w:pStyle w:val="Caption"/>
+      </w:pPr>
+      <w:r>
+        <w:t xml:space="preserve">Figure 21: AI Engineering Architecture</w:t>
+      </w:r>
+    </w:p>
+    <w:tbl>
+      <w:tblPr>
+        <w:tblW w:type="dxa" w:w="9360"/>
+        <w:tblBorders>
+          <w:top w:val="single" w:color="auto" w:sz="4"/>
+          <w:left w:val="single" w:color="auto" w:sz="4"/>
+          <w:bottom w:val="single" w:color="auto" w:sz="4"/>
+          <w:right w:val="single" w:color="auto" w:sz="4"/>
+          <w:insideH w:val="single" w:color="auto" w:sz="4"/>
+          <w:insideV w:val="single" w:color="auto" w:sz="4"/>
+        </w:tblBorders>
+      </w:tblPr>
+      <w:tblGrid>
+        <w:gridCol w:w="1800"/>
+        <w:gridCol w:w="1300"/>
+        <w:gridCol w:w="3000"/>
+        <w:gridCol w:w="3260"/>
+      </w:tblGrid>
+      <w:tr>
+        <w:trPr>
+          <w:tblHeader/>
+        </w:trPr>
+        <w:tc>
+          <w:tcPr>
+            <w:tcW w:type="dxa" w:w="1800"/>
+            <w:tcBorders>
+              <w:top w:val="single" w:color="808080" w:sz="4"/>
+              <w:left w:val="single" w:color="808080" w:sz="4"/>
+              <w:bottom w:val="single" w:color="808080" w:sz="4"/>
+              <w:right w:val="single" w:color="808080" w:sz="4"/>
+            </w:tcBorders>
+            <w:shd w:fill="D9E2F3" w:val="clear"/>
+            <w:tcMar>
+              <w:top w:type="dxa" w:w="60"/>
+              <w:left w:type="dxa" w:w="100"/>
+              <w:bottom w:type="dxa" w:w="60"/>
+              <w:right w:type="dxa" w:w="100"/>
+            </w:tcMar>
+            <w:vAlign w:val="top"/>
+          </w:tcPr>
+          <w:p>
+            <w:pPr>
+              <w:pStyle w:val="TableText"/>
+            </w:pPr>
+            <w:r>
+              <w:rPr>
+                <w:b/>
+                <w:bCs/>
+              </w:rPr>
+              <w:t xml:space="preserve">Engine</w:t>
+            </w:r>
+          </w:p>
+        </w:tc>
+        <w:tc>
+          <w:tcPr>
+            <w:tcW w:type="dxa" w:w="1300"/>
+            <w:tcBorders>
+              <w:top w:val="single" w:color="808080" w:sz="4"/>
+              <w:left w:val="single" w:color="808080" w:sz="4"/>
+              <w:bottom w:val="single" w:color="808080" w:sz="4"/>
+              <w:right w:val="single" w:color="808080" w:sz="4"/>
+            </w:tcBorders>
+            <w:shd w:fill="D9E2F3" w:val="clear"/>
+            <w:tcMar>
+              <w:top w:type="dxa" w:w="60"/>
+              <w:left w:type="dxa" w:w="100"/>
+              <w:bottom w:type="dxa" w:w="60"/>
+              <w:right w:type="dxa" w:w="100"/>
+            </w:tcMar>
+            <w:vAlign w:val="top"/>
+          </w:tcPr>
+          <w:p>
+            <w:pPr>
+              <w:pStyle w:val="TableText"/>
+            </w:pPr>
+            <w:r>
+              <w:rPr>
+                <w:b/>
+                <w:bCs/>
+              </w:rPr>
+              <w:t xml:space="preserve">Mode</w:t>
+            </w:r>
+          </w:p>
+        </w:tc>
+        <w:tc>
+          <w:tcPr>
+            <w:tcW w:type="dxa" w:w="3000"/>
+            <w:tcBorders>
+              <w:top w:val="single" w:color="808080" w:sz="4"/>
+              <w:left w:val="single" w:color="808080" w:sz="4"/>
+              <w:bottom w:val="single" w:color="808080" w:sz="4"/>
+              <w:right w:val="single" w:color="808080" w:sz="4"/>
+            </w:tcBorders>
+            <w:shd w:fill="D9E2F3" w:val="clear"/>
+            <w:tcMar>
+              <w:top w:type="dxa" w:w="60"/>
+              <w:left w:type="dxa" w:w="100"/>
+              <w:bottom w:type="dxa" w:w="60"/>
+              <w:right w:type="dxa" w:w="100"/>
+            </w:tcMar>
+            <w:vAlign w:val="top"/>
+          </w:tcPr>
+          <w:p>
+            <w:pPr>
+              <w:pStyle w:val="TableText"/>
+            </w:pPr>
+            <w:r>
+              <w:rPr>
+                <w:b/>
+                <w:bCs/>
+              </w:rPr>
+              <w:t xml:space="preserve">Model source</w:t>
+            </w:r>
+          </w:p>
+        </w:tc>
+        <w:tc>
+          <w:tcPr>
+            <w:tcW w:type="dxa" w:w="3260"/>
+            <w:tcBorders>
+              <w:top w:val="single" w:color="808080" w:sz="4"/>
+              <w:left w:val="single" w:color="808080" w:sz="4"/>
+              <w:bottom w:val="single" w:color="808080" w:sz="4"/>
+              <w:right w:val="single" w:color="808080" w:sz="4"/>
+            </w:tcBorders>
+            <w:shd w:fill="D9E2F3" w:val="clear"/>
+            <w:tcMar>
+              <w:top w:type="dxa" w:w="60"/>
+              <w:left w:type="dxa" w:w="100"/>
+              <w:bottom w:type="dxa" w:w="60"/>
+              <w:right w:type="dxa" w:w="100"/>
+            </w:tcMar>
+            <w:vAlign w:val="top"/>
+          </w:tcPr>
+          <w:p>
+            <w:pPr>
+              <w:pStyle w:val="TableText"/>
+            </w:pPr>
+            <w:r>
+              <w:rPr>
+                <w:b/>
+                <w:bCs/>
+              </w:rPr>
+              <w:t xml:space="preserve">Notes</w:t>
+            </w:r>
+          </w:p>
+        </w:tc>
+      </w:tr>
+      <w:tr>
+        <w:trPr>
+          <w:cantSplit/>
+        </w:trPr>
+        <w:tc>
+          <w:tcPr>
+            <w:tcW w:type="dxa" w:w="1800"/>
+            <w:tcBorders>
+              <w:top w:val="single" w:color="808080" w:sz="4"/>
+              <w:left w:val="single" w:color="808080" w:sz="4"/>
+              <w:bottom w:val="single" w:color="808080" w:sz="4"/>
+              <w:right w:val="single" w:color="808080" w:sz="4"/>
+            </w:tcBorders>
+            <w:tcMar>
+              <w:top w:type="dxa" w:w="60"/>
+              <w:left w:type="dxa" w:w="100"/>
+              <w:bottom w:type="dxa" w:w="60"/>
+              <w:right w:type="dxa" w:w="100"/>
+            </w:tcMar>
+            <w:vAlign w:val="top"/>
+          </w:tcPr>
+          <w:p>
+            <w:pPr>
+              <w:pStyle w:val="TableText"/>
+            </w:pPr>
+            <w:r>
+              <w:t xml:space="preserve">Rule-Based</w:t>
+            </w:r>
+          </w:p>
+        </w:tc>
+        <w:tc>
+          <w:tcPr>
+            <w:tcW w:type="dxa" w:w="1300"/>
+            <w:tcBorders>
+              <w:top w:val="single" w:color="808080" w:sz="4"/>
+              <w:left w:val="single" w:color="808080" w:sz="4"/>
+              <w:bottom w:val="single" w:color="808080" w:sz="4"/>
+              <w:right w:val="single" w:color="808080" w:sz="4"/>
+            </w:tcBorders>
+            <w:tcMar>
+              <w:top w:type="dxa" w:w="60"/>
+              <w:left w:type="dxa" w:w="100"/>
+              <w:bottom w:type="dxa" w:w="60"/>
+              <w:right w:type="dxa" w:w="100"/>
+            </w:tcMar>
+            <w:vAlign w:val="top"/>
+          </w:tcPr>
+          <w:p>
+            <w:pPr>
+              <w:pStyle w:val="TableText"/>
+            </w:pPr>
+            <w:r>
+              <w:t xml:space="preserve">rule_based</w:t>
+            </w:r>
+          </w:p>
+        </w:tc>
+        <w:tc>
+          <w:tcPr>
+            <w:tcW w:type="dxa" w:w="3000"/>
+            <w:tcBorders>
+              <w:top w:val="single" w:color="808080" w:sz="4"/>
+              <w:left w:val="single" w:color="808080" w:sz="4"/>
+              <w:bottom w:val="single" w:color="808080" w:sz="4"/>
+              <w:right w:val="single" w:color="808080" w:sz="4"/>
+            </w:tcBorders>
+            <w:tcMar>
+              <w:top w:type="dxa" w:w="60"/>
+              <w:left w:type="dxa" w:w="100"/>
+              <w:bottom w:type="dxa" w:w="60"/>
+              <w:right w:type="dxa" w:w="100"/>
+            </w:tcMar>
+            <w:vAlign w:val="top"/>
+          </w:tcPr>
+          <w:p>
+            <w:pPr>
+              <w:pStyle w:val="TableText"/>
+            </w:pPr>
+            <w:r>
+              <w:t xml:space="preserve">Deterministic NLP rules</w:t>
+            </w:r>
+          </w:p>
+        </w:tc>
+        <w:tc>
+          <w:tcPr>
+            <w:tcW w:type="dxa" w:w="3260"/>
+            <w:tcBorders>
+              <w:top w:val="single" w:color="808080" w:sz="4"/>
+              <w:left w:val="single" w:color="808080" w:sz="4"/>
+              <w:bottom w:val="single" w:color="808080" w:sz="4"/>
+              <w:right w:val="single" w:color="808080" w:sz="4"/>
+            </w:tcBorders>
+            <w:tcMar>
+              <w:top w:type="dxa" w:w="60"/>
+              <w:left w:type="dxa" w:w="100"/>
+              <w:bottom w:type="dxa" w:w="60"/>
+              <w:right w:type="dxa" w:w="100"/>
+            </w:tcMar>
+            <w:vAlign w:val="top"/>
+          </w:tcPr>
+          <w:p>
+            <w:pPr>
+              <w:pStyle w:val="TableText"/>
+            </w:pPr>
+            <w:r>
+              <w:t xml:space="preserve">Offline, explainable; also always writes the XML stage</w:t>
+            </w:r>
+          </w:p>
+        </w:tc>
+      </w:tr>
+      <w:tr>
+        <w:trPr>
+          <w:cantSplit/>
+        </w:trPr>
+        <w:tc>
+          <w:tcPr>
+            <w:tcW w:type="dxa" w:w="1800"/>
+            <w:tcBorders>
+              <w:top w:val="single" w:color="808080" w:sz="4"/>
+              <w:left w:val="single" w:color="808080" w:sz="4"/>
+              <w:bottom w:val="single" w:color="808080" w:sz="4"/>
+              <w:right w:val="single" w:color="808080" w:sz="4"/>
+            </w:tcBorders>
+            <w:tcMar>
+              <w:top w:type="dxa" w:w="60"/>
+              <w:left w:type="dxa" w:w="100"/>
+              <w:bottom w:type="dxa" w:w="60"/>
+              <w:right w:type="dxa" w:w="100"/>
+            </w:tcMar>
+            <w:vAlign w:val="top"/>
+          </w:tcPr>
+          <w:p>
+            <w:pPr>
+              <w:pStyle w:val="TableText"/>
+            </w:pPr>
+            <w:r>
+              <w:t xml:space="preserve">Local AI</w:t>
+            </w:r>
+          </w:p>
+        </w:tc>
+        <w:tc>
+          <w:tcPr>
+            <w:tcW w:type="dxa" w:w="1300"/>
+            <w:tcBorders>
+              <w:top w:val="single" w:color="808080" w:sz="4"/>
+              <w:left w:val="single" w:color="808080" w:sz="4"/>
+              <w:bottom w:val="single" w:color="808080" w:sz="4"/>
+              <w:right w:val="single" w:color="808080" w:sz="4"/>
+            </w:tcBorders>
+            <w:tcMar>
+              <w:top w:type="dxa" w:w="60"/>
+              <w:left w:type="dxa" w:w="100"/>
+              <w:bottom w:type="dxa" w:w="60"/>
+              <w:right w:type="dxa" w:w="100"/>
+            </w:tcMar>
+            <w:vAlign w:val="top"/>
+          </w:tcPr>
+          <w:p>
+            <w:pPr>
+              <w:pStyle w:val="TableText"/>
+            </w:pPr>
+            <w:r>
+              <w:t xml:space="preserve">ollama</w:t>
+            </w:r>
+          </w:p>
+        </w:tc>
+        <w:tc>
+          <w:tcPr>
+            <w:tcW w:type="dxa" w:w="3000"/>
+            <w:tcBorders>
+              <w:top w:val="single" w:color="808080" w:sz="4"/>
+              <w:left w:val="single" w:color="808080" w:sz="4"/>
+              <w:bottom w:val="single" w:color="808080" w:sz="4"/>
+              <w:right w:val="single" w:color="808080" w:sz="4"/>
+            </w:tcBorders>
+            <w:tcMar>
+              <w:top w:type="dxa" w:w="60"/>
+              <w:left w:type="dxa" w:w="100"/>
+              <w:bottom w:type="dxa" w:w="60"/>
+              <w:right w:type="dxa" w:w="100"/>
+            </w:tcMar>
+            <w:vAlign w:val="top"/>
+          </w:tcPr>
+          <w:p>
+            <w:pPr>
+              <w:pStyle w:val="TableText"/>
+            </w:pPr>
+            <w:r>
+              <w:t xml:space="preserve">Open models on Ollama (default llama3.2:1b)</w:t>
+            </w:r>
+          </w:p>
+        </w:tc>
+        <w:tc>
+          <w:tcPr>
+            <w:tcW w:type="dxa" w:w="3260"/>
+            <w:tcBorders>
+              <w:top w:val="single" w:color="808080" w:sz="4"/>
+              <w:left w:val="single" w:color="808080" w:sz="4"/>
+              <w:bottom w:val="single" w:color="808080" w:sz="4"/>
+              <w:right w:val="single" w:color="808080" w:sz="4"/>
+            </w:tcBorders>
+            <w:tcMar>
+              <w:top w:type="dxa" w:w="60"/>
+              <w:left w:type="dxa" w:w="100"/>
+              <w:bottom w:type="dxa" w:w="60"/>
+              <w:right w:type="dxa" w:w="100"/>
+            </w:tcMar>
+            <w:vAlign w:val="top"/>
+          </w:tcPr>
+          <w:p>
+            <w:pPr>
+              <w:pStyle w:val="TableText"/>
+            </w:pPr>
+            <w:r>
+              <w:t xml:space="preserve">CPU-friendly chunking; model pre-loaded during review</w:t>
+            </w:r>
+          </w:p>
+        </w:tc>
+      </w:tr>
+      <w:tr>
+        <w:trPr>
+          <w:cantSplit/>
+        </w:trPr>
+        <w:tc>
+          <w:tcPr>
+            <w:tcW w:type="dxa" w:w="1800"/>
+            <w:tcBorders>
+              <w:top w:val="single" w:color="808080" w:sz="4"/>
+              <w:left w:val="single" w:color="808080" w:sz="4"/>
+              <w:bottom w:val="single" w:color="808080" w:sz="4"/>
+              <w:right w:val="single" w:color="808080" w:sz="4"/>
+            </w:tcBorders>
+            <w:tcMar>
+              <w:top w:type="dxa" w:w="60"/>
+              <w:left w:type="dxa" w:w="100"/>
+              <w:bottom w:type="dxa" w:w="60"/>
+              <w:right w:type="dxa" w:w="100"/>
+            </w:tcMar>
+            <w:vAlign w:val="top"/>
+          </w:tcPr>
+          <w:p>
+            <w:pPr>
+              <w:pStyle w:val="TableText"/>
+            </w:pPr>
+            <w:r>
+              <w:t xml:space="preserve">AI generation</w:t>
+            </w:r>
+          </w:p>
+        </w:tc>
+        <w:tc>
+          <w:tcPr>
+            <w:tcW w:type="dxa" w:w="1300"/>
+            <w:tcBorders>
+              <w:top w:val="single" w:color="808080" w:sz="4"/>
+              <w:left w:val="single" w:color="808080" w:sz="4"/>
+              <w:bottom w:val="single" w:color="808080" w:sz="4"/>
+              <w:right w:val="single" w:color="808080" w:sz="4"/>
+            </w:tcBorders>
+            <w:tcMar>
+              <w:top w:type="dxa" w:w="60"/>
+              <w:left w:type="dxa" w:w="100"/>
+              <w:bottom w:type="dxa" w:w="60"/>
+              <w:right w:type="dxa" w:w="100"/>
+            </w:tcMar>
+            <w:vAlign w:val="top"/>
+          </w:tcPr>
+          <w:p>
+            <w:pPr>
+              <w:pStyle w:val="TableText"/>
+            </w:pPr>
+            <w:r>
+              <w:t xml:space="preserve">ai</w:t>
+            </w:r>
+          </w:p>
+        </w:tc>
+        <w:tc>
+          <w:tcPr>
+            <w:tcW w:type="dxa" w:w="3000"/>
+            <w:tcBorders>
+              <w:top w:val="single" w:color="808080" w:sz="4"/>
+              <w:left w:val="single" w:color="808080" w:sz="4"/>
+              <w:bottom w:val="single" w:color="808080" w:sz="4"/>
+              <w:right w:val="single" w:color="808080" w:sz="4"/>
+            </w:tcBorders>
+            <w:tcMar>
+              <w:top w:type="dxa" w:w="60"/>
+              <w:left w:type="dxa" w:w="100"/>
+              <w:bottom w:type="dxa" w:w="60"/>
+              <w:right w:type="dxa" w:w="100"/>
+            </w:tcMar>
+            <w:vAlign w:val="top"/>
+          </w:tcPr>
+          <w:p>
+            <w:pPr>
+              <w:pStyle w:val="TableText"/>
+            </w:pPr>
+            <w:r>
+              <w:t xml:space="preserve">Hosted model on a platform key</w:t>
+            </w:r>
+          </w:p>
+        </w:tc>
+        <w:tc>
+          <w:tcPr>
+            <w:tcW w:type="dxa" w:w="3260"/>
+            <w:tcBorders>
+              <w:top w:val="single" w:color="808080" w:sz="4"/>
+              <w:left w:val="single" w:color="808080" w:sz="4"/>
+              <w:bottom w:val="single" w:color="808080" w:sz="4"/>
+              <w:right w:val="single" w:color="808080" w:sz="4"/>
+            </w:tcBorders>
+            <w:tcMar>
+              <w:top w:type="dxa" w:w="60"/>
+              <w:left w:type="dxa" w:w="100"/>
+              <w:bottom w:type="dxa" w:w="60"/>
+              <w:right w:type="dxa" w:w="100"/>
+            </w:tcMar>
+            <w:vAlign w:val="top"/>
+          </w:tcPr>
+          <w:p>
+            <w:pPr>
+              <w:pStyle w:val="TableText"/>
+            </w:pPr>
+            <w:r>
+              <w:t xml:space="preserve">Hidden in the UI when no key is set; vendor not exposed</w:t>
+            </w:r>
+          </w:p>
+        </w:tc>
+      </w:tr>
+      <w:tr>
+        <w:trPr>
+          <w:cantSplit/>
+        </w:trPr>
+        <w:tc>
+          <w:tcPr>
+            <w:tcW w:type="dxa" w:w="1800"/>
+            <w:tcBorders>
+              <w:top w:val="single" w:color="808080" w:sz="4"/>
+              <w:left w:val="single" w:color="808080" w:sz="4"/>
+              <w:bottom w:val="single" w:color="808080" w:sz="4"/>
+              <w:right w:val="single" w:color="808080" w:sz="4"/>
+            </w:tcBorders>
+            <w:tcMar>
+              <w:top w:type="dxa" w:w="60"/>
+              <w:left w:type="dxa" w:w="100"/>
+              <w:bottom w:type="dxa" w:w="60"/>
+              <w:right w:type="dxa" w:w="100"/>
+            </w:tcMar>
+            <w:vAlign w:val="top"/>
+          </w:tcPr>
+          <w:p>
+            <w:pPr>
+              <w:pStyle w:val="TableText"/>
+            </w:pPr>
+            <w:r>
+              <w:t xml:space="preserve">Your AI provider</w:t>
+            </w:r>
+          </w:p>
+        </w:tc>
+        <w:tc>
+          <w:tcPr>
+            <w:tcW w:type="dxa" w:w="1300"/>
+            <w:tcBorders>
+              <w:top w:val="single" w:color="808080" w:sz="4"/>
+              <w:left w:val="single" w:color="808080" w:sz="4"/>
+              <w:bottom w:val="single" w:color="808080" w:sz="4"/>
+              <w:right w:val="single" w:color="808080" w:sz="4"/>
+            </w:tcBorders>
+            <w:tcMar>
+              <w:top w:type="dxa" w:w="60"/>
+              <w:left w:type="dxa" w:w="100"/>
+              <w:bottom w:type="dxa" w:w="60"/>
+              <w:right w:type="dxa" w:w="100"/>
+            </w:tcMar>
+            <w:vAlign w:val="top"/>
+          </w:tcPr>
+          <w:p>
+            <w:pPr>
+              <w:pStyle w:val="TableText"/>
+            </w:pPr>
+            <w:r>
+              <w:t xml:space="preserve">byok</w:t>
+            </w:r>
+          </w:p>
+        </w:tc>
+        <w:tc>
+          <w:tcPr>
+            <w:tcW w:type="dxa" w:w="3000"/>
+            <w:tcBorders>
+              <w:top w:val="single" w:color="808080" w:sz="4"/>
+              <w:left w:val="single" w:color="808080" w:sz="4"/>
+              <w:bottom w:val="single" w:color="808080" w:sz="4"/>
+              <w:right w:val="single" w:color="808080" w:sz="4"/>
+            </w:tcBorders>
+            <w:tcMar>
+              <w:top w:type="dxa" w:w="60"/>
+              <w:left w:type="dxa" w:w="100"/>
+              <w:bottom w:type="dxa" w:w="60"/>
+              <w:right w:type="dxa" w:w="100"/>
+            </w:tcMar>
+            <w:vAlign w:val="top"/>
+          </w:tcPr>
+          <w:p>
+            <w:pPr>
+              <w:pStyle w:val="TableText"/>
+            </w:pPr>
+            <w:r>
+              <w:t xml:space="preserve">OpenAI, Anthropic or Gemini</w:t>
+            </w:r>
+          </w:p>
+        </w:tc>
+        <w:tc>
+          <w:tcPr>
+            <w:tcW w:type="dxa" w:w="3260"/>
+            <w:tcBorders>
+              <w:top w:val="single" w:color="808080" w:sz="4"/>
+              <w:left w:val="single" w:color="808080" w:sz="4"/>
+              <w:bottom w:val="single" w:color="808080" w:sz="4"/>
+              <w:right w:val="single" w:color="808080" w:sz="4"/>
+            </w:tcBorders>
+            <w:tcMar>
+              <w:top w:type="dxa" w:w="60"/>
+              <w:left w:type="dxa" w:w="100"/>
+              <w:bottom w:type="dxa" w:w="60"/>
+              <w:right w:type="dxa" w:w="100"/>
+            </w:tcMar>
+            <w:vAlign w:val="top"/>
+          </w:tcPr>
+          <w:p>
+            <w:pPr>
+              <w:pStyle w:val="TableText"/>
+            </w:pPr>
+            <w:r>
+              <w:t xml:space="preserve">User key encrypted at rest with Fernet; testable from Settings</w:t>
+            </w:r>
+          </w:p>
+        </w:tc>
+      </w:tr>
+      <w:tr>
+        <w:trPr>
+          <w:cantSplit/>
+        </w:trPr>
+        <w:tc>
+          <w:tcPr>
+            <w:tcW w:type="dxa" w:w="1800"/>
+            <w:tcBorders>
+              <w:top w:val="single" w:color="808080" w:sz="4"/>
+              <w:left w:val="single" w:color="808080" w:sz="4"/>
+              <w:bottom w:val="single" w:color="808080" w:sz="4"/>
+              <w:right w:val="single" w:color="808080" w:sz="4"/>
+            </w:tcBorders>
+            <w:tcMar>
+              <w:top w:type="dxa" w:w="60"/>
+              <w:left w:type="dxa" w:w="100"/>
+              <w:bottom w:type="dxa" w:w="60"/>
+              <w:right w:type="dxa" w:w="100"/>
+            </w:tcMar>
+            <w:vAlign w:val="top"/>
+          </w:tcPr>
+          <w:p>
+            <w:pPr>
+              <w:pStyle w:val="TableText"/>
+            </w:pPr>
+            <w:r>
+              <w:t xml:space="preserve">SrsGen (experimental)</w:t>
+            </w:r>
+          </w:p>
+        </w:tc>
+        <w:tc>
+          <w:tcPr>
+            <w:tcW w:type="dxa" w:w="1300"/>
+            <w:tcBorders>
+              <w:top w:val="single" w:color="808080" w:sz="4"/>
+              <w:left w:val="single" w:color="808080" w:sz="4"/>
+              <w:bottom w:val="single" w:color="808080" w:sz="4"/>
+              <w:right w:val="single" w:color="808080" w:sz="4"/>
+            </w:tcBorders>
+            <w:tcMar>
+              <w:top w:type="dxa" w:w="60"/>
+              <w:left w:type="dxa" w:w="100"/>
+              <w:bottom w:type="dxa" w:w="60"/>
+              <w:right w:type="dxa" w:w="100"/>
+            </w:tcMar>
+            <w:vAlign w:val="top"/>
+          </w:tcPr>
+          <w:p>
+            <w:pPr>
+              <w:pStyle w:val="TableText"/>
+            </w:pPr>
+            <w:r>
+              <w:t xml:space="preserve">srsgen</w:t>
+            </w:r>
+          </w:p>
+        </w:tc>
+        <w:tc>
+          <w:tcPr>
+            <w:tcW w:type="dxa" w:w="3000"/>
+            <w:tcBorders>
+              <w:top w:val="single" w:color="808080" w:sz="4"/>
+              <w:left w:val="single" w:color="808080" w:sz="4"/>
+              <w:bottom w:val="single" w:color="808080" w:sz="4"/>
+              <w:right w:val="single" w:color="808080" w:sz="4"/>
+            </w:tcBorders>
+            <w:tcMar>
+              <w:top w:type="dxa" w:w="60"/>
+              <w:left w:type="dxa" w:w="100"/>
+              <w:bottom w:type="dxa" w:w="60"/>
+              <w:right w:type="dxa" w:w="100"/>
+            </w:tcMar>
+            <w:vAlign w:val="top"/>
+          </w:tcPr>
+          <w:p>
+            <w:pPr>
+              <w:pStyle w:val="TableText"/>
+            </w:pPr>
+            <w:r>
+              <w:t xml:space="preserve">Fine-tuned Qwen1.5-1.8B with LoRA adapter</w:t>
+            </w:r>
+          </w:p>
+        </w:tc>
+        <w:tc>
+          <w:tcPr>
+            <w:tcW w:type="dxa" w:w="3260"/>
+            <w:tcBorders>
+              <w:top w:val="single" w:color="808080" w:sz="4"/>
+              <w:left w:val="single" w:color="808080" w:sz="4"/>
+              <w:bottom w:val="single" w:color="808080" w:sz="4"/>
+              <w:right w:val="single" w:color="808080" w:sz="4"/>
+            </w:tcBorders>
+            <w:tcMar>
+              <w:top w:type="dxa" w:w="60"/>
+              <w:left w:type="dxa" w:w="100"/>
+              <w:bottom w:type="dxa" w:w="60"/>
+              <w:right w:type="dxa" w:w="100"/>
+            </w:tcMar>
+            <w:vAlign w:val="top"/>
+          </w:tcPr>
+          <w:p>
+            <w:pPr>
+              <w:pStyle w:val="TableText"/>
+            </w:pPr>
+            <w:r>
+              <w:t xml:space="preserve">Local model artifacts</w:t>
+            </w:r>
+          </w:p>
+        </w:tc>
+      </w:tr>
+    </w:tbl>
+    <w:p>
+      <w:pPr>
+        <w:pStyle w:val="Caption"/>
+      </w:pPr>
+      <w:r>
+        <w:t xml:space="preserve">Table 22: Generation engines</w:t>
+      </w:r>
+    </w:p>
+    <w:p>
+      <w:pPr>
+        <w:pStyle w:val="Heading2"/>
+      </w:pPr>
+      <w:r>
+        <w:t xml:space="preserve">12.2 Prompt Engineering</w:t>
+      </w:r>
+    </w:p>
+    <w:p>
+      <w:pPr>
+        <w:pStyle w:val="ListText"/>
+        <w:numPr>
+          <w:ilvl w:val="0"/>
+          <w:numId w:val="2"/>
+        </w:numPr>
+      </w:pPr>
+      <w:r>
+        <w:rPr>
+          <w:b/>
+          <w:bCs/>
+        </w:rPr>
+        <w:t xml:space="preserve">Stage contract:</w:t>
+      </w:r>
+      <w:r>
+        <w:t xml:space="preserve"> each prompt includes a contract that lists the exact keys and allowed values the stage must return.</w:t>
+      </w:r>
+    </w:p>
+    <w:p>
+      <w:pPr>
+        <w:pStyle w:val="ListText"/>
+        <w:numPr>
+          <w:ilvl w:val="0"/>
+          <w:numId w:val="2"/>
+        </w:numPr>
+      </w:pPr>
+      <w:r>
+        <w:rPr>
+          <w:b/>
+          <w:bCs/>
+        </w:rPr>
+        <w:t xml:space="preserve">Upstream context:</w:t>
+      </w:r>
+      <w:r>
+        <w:t xml:space="preserve"> the title, raw text, previous stage artifact and the facts with clarification answers applied are sent as JSON.</w:t>
+      </w:r>
+    </w:p>
+    <w:p>
+      <w:pPr>
+        <w:pStyle w:val="ListText"/>
+        <w:numPr>
+          <w:ilvl w:val="0"/>
+          <w:numId w:val="2"/>
+        </w:numPr>
+      </w:pPr>
+      <w:r>
+        <w:rPr>
+          <w:b/>
+          <w:bCs/>
+        </w:rPr>
+        <w:t xml:space="preserve">Past corrections:</w:t>
+      </w:r>
+      <w:r>
+        <w:t xml:space="preserve"> similar earlier corrections are added as "you produced X, the correct answer was Y", trimmed so they never crowd out the task.</w:t>
+      </w:r>
+    </w:p>
+    <w:p>
+      <w:pPr>
+        <w:pStyle w:val="ListText"/>
+        <w:numPr>
+          <w:ilvl w:val="0"/>
+          <w:numId w:val="2"/>
+        </w:numPr>
+      </w:pPr>
+      <w:r>
+        <w:rPr>
+          <w:b/>
+          <w:bCs/>
+        </w:rPr>
+        <w:t xml:space="preserve">Prompt-injection guard:</w:t>
+      </w:r>
+      <w:r>
+        <w:t xml:space="preserve"> the upstream JSON is marked as untrusted product data, so instructions hidden in a user's text are not followed.</w:t>
+      </w:r>
+    </w:p>
+    <w:p>
+      <w:pPr>
+        <w:pStyle w:val="ListText"/>
+        <w:numPr>
+          <w:ilvl w:val="0"/>
+          <w:numId w:val="2"/>
+        </w:numPr>
+      </w:pPr>
+      <w:r>
+        <w:rPr>
+          <w:b/>
+          <w:bCs/>
+        </w:rPr>
+        <w:t xml:space="preserve">Prompt templates:</w:t>
+      </w:r>
+      <w:r>
+        <w:t xml:space="preserve"> templates are versioned in the prompt_templates table and every call is linked to its template.</w:t>
+      </w:r>
+    </w:p>
+    <w:p>
+      <w:pPr>
+        <w:pStyle w:val="Heading2"/>
+      </w:pPr>
+      <w:r>
+        <w:t xml:space="preserve">12.3 Local Model Engineering (Ollama)</w:t>
+      </w:r>
+    </w:p>
+    <w:p>
+      <w:pPr>
+        <w:keepNext/>
+        <w:keepLines/>
+        <w:pBdr>
+          <w:top w:val="dashed" w:color="7F7F7F" w:sz="8" w:space="8"/>
+          <w:bottom w:val="dashed" w:color="7F7F7F" w:sz="8" w:space="8"/>
+          <w:left w:val="dashed" w:color="7F7F7F" w:sz="8" w:space="8"/>
+          <w:right w:val="dashed" w:color="7F7F7F" w:sz="8" w:space="8"/>
+        </w:pBdr>
+        <w:shd w:fill="F2F2F2" w:val="clear"/>
+        <w:spacing w:after="0" w:before="240"/>
+        <w:jc w:val="center"/>
+      </w:pPr>
+      <w:r>
+        <w:rPr>
+          <w:b/>
+          <w:bCs/>
+          <w:color w:val="595959"/>
+        </w:rPr>
+        <w:br/>
+        <w:br/>
+        <w:t xml:space="preserve">[ Insert Figure 22 here ]</w:t>
+      </w:r>
+      <w:r>
+        <w:rPr>
+          <w:i/>
+          <w:iCs/>
+          <w:color w:val="7F7F7F"/>
+          <w:sz w:val="22"/>
+          <w:szCs w:val="22"/>
+        </w:rPr>
+        <w:br/>
+        <w:t xml:space="preserve">Mermaid: "Figure 22" in SpecTwin_Diagrams.md</w:t>
+      </w:r>
+      <w:r>
+        <w:br/>
+        <w:br/>
+        <w:t xml:space="preserve"/>
+      </w:r>
+    </w:p>
+    <w:p>
+      <w:pPr>
+        <w:pStyle w:val="Caption"/>
+      </w:pPr>
+      <w:r>
+        <w:t xml:space="preserve">Figure 22: Ollama Chunked Generation Flow</w:t>
+      </w:r>
+    </w:p>
+    <w:p>
+      <w:pPr>
+        <w:pStyle w:val="ListText"/>
+        <w:numPr>
+          <w:ilvl w:val="0"/>
+          <w:numId w:val="2"/>
+        </w:numPr>
+      </w:pPr>
+      <w:r>
+        <w:t xml:space="preserve">Input is split into chunks sized to fit the context window (OLLAMA_NUM_CTX, default 8192 tokens; OLLAMA_CHUNK_TOKENS, default 2000).</w:t>
+      </w:r>
+    </w:p>
+    <w:p>
+      <w:pPr>
+        <w:pStyle w:val="ListText"/>
+        <w:numPr>
+          <w:ilvl w:val="0"/>
+          <w:numId w:val="2"/>
+        </w:numPr>
+      </w:pPr>
+      <w:r>
+        <w:t xml:space="preserve">Each chunk is sent with a JSON schema so the model is constrained to the expected structure.</w:t>
+      </w:r>
+    </w:p>
+    <w:p>
+      <w:pPr>
+        <w:pStyle w:val="ListText"/>
+        <w:numPr>
+          <w:ilvl w:val="0"/>
+          <w:numId w:val="2"/>
+        </w:numPr>
+      </w:pPr>
+      <w:r>
+        <w:t xml:space="preserve">If the output is cut off by the token limit, the chunk is split in half and retried, up to depth 2.</w:t>
+      </w:r>
+    </w:p>
+    <w:p>
+      <w:pPr>
+        <w:pStyle w:val="ListText"/>
+        <w:numPr>
+          <w:ilvl w:val="0"/>
+          <w:numId w:val="2"/>
+        </w:numPr>
+      </w:pPr>
+      <w:r>
+        <w:t xml:space="preserve">If the output is not JSON, the model is asked once to reformat its own answer; failing that, a plain-text fallback is used or a clear error is returned.</w:t>
+      </w:r>
+    </w:p>
+    <w:p>
+      <w:pPr>
+        <w:pStyle w:val="ListText"/>
+        <w:numPr>
+          <w:ilvl w:val="0"/>
+          <w:numId w:val="2"/>
+        </w:numPr>
+      </w:pPr>
+      <w:r>
+        <w:t xml:space="preserve">Chunk results are merged and de-duplicated. For the class model, a first pass finds classes (each chunk is told the class names found so far) and a second pass finds relationships constrained to those names.</w:t>
+      </w:r>
+    </w:p>
+    <w:p>
+      <w:pPr>
+        <w:pStyle w:val="ListText"/>
+        <w:numPr>
+          <w:ilvl w:val="0"/>
+          <w:numId w:val="2"/>
+        </w:numPr>
+      </w:pPr>
+      <w:r>
+        <w:t xml:space="preserve">Repeat-loop detection aborts a generation that keeps repeating itself.</w:t>
+      </w:r>
+    </w:p>
+    <w:p>
+      <w:pPr>
+        <w:pStyle w:val="Heading2"/>
+      </w:pPr>
+      <w:r>
+        <w:t xml:space="preserve">12.4 Output Reliability</w:t>
+      </w:r>
+    </w:p>
+    <w:p>
+      <w:pPr>
+        <w:pStyle w:val="ListText"/>
+        <w:numPr>
+          <w:ilvl w:val="0"/>
+          <w:numId w:val="2"/>
+        </w:numPr>
+      </w:pPr>
+      <w:r>
+        <w:t xml:space="preserve">A tolerant JSON parser repairs common problems from small models: JSON wrapped in markdown code fences, output that stops mid-object (closed automatically, dropping a half-written last item), trailing commas and duplicate keys (merged instead of silently overwritten).</w:t>
+      </w:r>
+    </w:p>
+    <w:p>
+      <w:pPr>
+        <w:pStyle w:val="ListText"/>
+        <w:numPr>
+          <w:ilvl w:val="0"/>
+          <w:numId w:val="2"/>
+        </w:numPr>
+      </w:pPr>
+      <w:r>
+        <w:t xml:space="preserve">Every AI payload goes through the same validation as rule-engine output before it is stored.</w:t>
+      </w:r>
+    </w:p>
+    <w:p>
+      <w:pPr>
+        <w:pStyle w:val="ListText"/>
+        <w:numPr>
+          <w:ilvl w:val="0"/>
+          <w:numId w:val="2"/>
+        </w:numPr>
+      </w:pPr>
+      <w:r>
+        <w:t xml:space="preserve">A failed generation marks the run as failed with a readable message, and the user can retry.</w:t>
+      </w:r>
+    </w:p>
+    <w:p>
+      <w:pPr>
+        <w:pStyle w:val="Heading2"/>
+      </w:pPr>
+      <w:r>
+        <w:t xml:space="preserve">12.5 Correction Memory (RAG)</w:t>
+      </w:r>
+    </w:p>
+    <w:p>
+      <w:pPr>
+        <w:keepNext/>
+        <w:keepLines/>
+        <w:pBdr>
+          <w:top w:val="dashed" w:color="7F7F7F" w:sz="8" w:space="8"/>
+          <w:bottom w:val="dashed" w:color="7F7F7F" w:sz="8" w:space="8"/>
+          <w:left w:val="dashed" w:color="7F7F7F" w:sz="8" w:space="8"/>
+          <w:right w:val="dashed" w:color="7F7F7F" w:sz="8" w:space="8"/>
+        </w:pBdr>
+        <w:shd w:fill="F2F2F2" w:val="clear"/>
+        <w:spacing w:after="0" w:before="240"/>
+        <w:jc w:val="center"/>
+      </w:pPr>
+      <w:r>
+        <w:rPr>
+          <w:b/>
+          <w:bCs/>
+          <w:color w:val="595959"/>
+        </w:rPr>
+        <w:br/>
+        <w:br/>
+        <w:t xml:space="preserve">[ Insert Figure 23 here ]</w:t>
+      </w:r>
+      <w:r>
+        <w:rPr>
+          <w:i/>
+          <w:iCs/>
+          <w:color w:val="7F7F7F"/>
+          <w:sz w:val="22"/>
+          <w:szCs w:val="22"/>
+        </w:rPr>
+        <w:br/>
+        <w:t xml:space="preserve">Mermaid: "Figure 23" in SpecTwin_Diagrams.md</w:t>
+      </w:r>
+      <w:r>
+        <w:br/>
+        <w:br/>
+        <w:t xml:space="preserve"/>
+      </w:r>
+    </w:p>
+    <w:p>
+      <w:pPr>
+        <w:pStyle w:val="Caption"/>
+      </w:pPr>
+      <w:r>
+        <w:t xml:space="preserve">Figure 23: RAG Correction Memory</w:t>
+      </w:r>
+    </w:p>
+    <w:p>
+      <w:r>
+        <w:t xml:space="preserve">When RAG is enabled, every fix a user makes to AI output is embedded and stored in generation_corrections. On a later run, corrections for the same workspace, stage and embedder are found by cosine similarity (top-k, default 2, above a minimum similarity of 0.55) and added to the prompt. Embeddings come from Ollama (nomic-embed-text) or a built-in lexical embedder based on hashed unigrams and bigrams, so no external vector database is needed. RAG failures are logged and skipped and never break a generation.</w:t>
+      </w:r>
+    </w:p>
+    <w:p>
+      <w:pPr>
+        <w:pStyle w:val="Heading2"/>
+      </w:pPr>
+      <w:r>
+        <w:t xml:space="preserve">12.6 Observability</w:t>
+      </w:r>
+    </w:p>
+    <w:p>
+      <w:r>
+        <w:t xml:space="preserve">Every model call is stored in llm_calls with provider, model, prompt, response, token counts, status and error message, and is visible to the super admin. This makes the AI behaviour auditable.</w:t>
+      </w:r>
+    </w:p>
+    <w:p>
+      <w:pPr>
+        <w:pStyle w:val="Heading1"/>
+        <w:pageBreakBefore/>
+      </w:pPr>
+      <w:r>
+        <w:t xml:space="preserve">13. Deployment Strategy</w:t>
+      </w:r>
+    </w:p>
+    <w:p>
+      <w:r>
+        <w:t xml:space="preserve">SpecTwin is containerised and deployed with Docker Compose. Each part of the system runs in its own container, configuration comes from environment variables, and data lives in named volumes so containers can be rebuilt without losing it.</w:t>
+      </w:r>
+    </w:p>
+    <w:p>
+      <w:pPr>
+        <w:keepNext/>
+        <w:keepLines/>
+        <w:pBdr>
+          <w:top w:val="dashed" w:color="7F7F7F" w:sz="8" w:space="8"/>
+          <w:bottom w:val="dashed" w:color="7F7F7F" w:sz="8" w:space="8"/>
+          <w:left w:val="dashed" w:color="7F7F7F" w:sz="8" w:space="8"/>
+          <w:right w:val="dashed" w:color="7F7F7F" w:sz="8" w:space="8"/>
+        </w:pBdr>
+        <w:shd w:fill="F2F2F2" w:val="clear"/>
+        <w:spacing w:after="0" w:before="240"/>
+        <w:jc w:val="center"/>
+      </w:pPr>
+      <w:r>
+        <w:rPr>
+          <w:b/>
+          <w:bCs/>
+          <w:color w:val="595959"/>
+        </w:rPr>
+        <w:br/>
+        <w:br/>
+        <w:t xml:space="preserve">[ Insert Figure 24 here ]</w:t>
+      </w:r>
+      <w:r>
+        <w:rPr>
+          <w:i/>
+          <w:iCs/>
+          <w:color w:val="7F7F7F"/>
+          <w:sz w:val="22"/>
+          <w:szCs w:val="22"/>
+        </w:rPr>
+        <w:br/>
+        <w:t xml:space="preserve">Mermaid: "Figure 24" in SpecTwin_Diagrams.md</w:t>
+      </w:r>
+      <w:r>
+        <w:br/>
+        <w:br/>
+        <w:t xml:space="preserve"/>
+      </w:r>
+    </w:p>
+    <w:p>
+      <w:pPr>
+        <w:pStyle w:val="Caption"/>
+      </w:pPr>
+      <w:r>
+        <w:t xml:space="preserve">Figure 24: Deployment Diagram</w:t>
+      </w:r>
+    </w:p>
+    <w:p>
+      <w:pPr>
+        <w:pStyle w:val="Heading2"/>
+      </w:pPr>
+      <w:r>
+        <w:t xml:space="preserve">13.1 Containers</w:t>
+      </w:r>
+    </w:p>
+    <w:tbl>
+      <w:tblPr>
+        <w:tblW w:type="dxa" w:w="9360"/>
+        <w:tblBorders>
+          <w:top w:val="single" w:color="auto" w:sz="4"/>
+          <w:left w:val="single" w:color="auto" w:sz="4"/>
+          <w:bottom w:val="single" w:color="auto" w:sz="4"/>
+          <w:right w:val="single" w:color="auto" w:sz="4"/>
+          <w:insideH w:val="single" w:color="auto" w:sz="4"/>
+          <w:insideV w:val="single" w:color="auto" w:sz="4"/>
+        </w:tblBorders>
+      </w:tblPr>
+      <w:tblGrid>
+        <w:gridCol w:w="1700"/>
+        <w:gridCol w:w="2900"/>
+        <w:gridCol w:w="1200"/>
+        <w:gridCol w:w="3560"/>
+      </w:tblGrid>
+      <w:tr>
+        <w:trPr>
+          <w:tblHeader/>
+        </w:trPr>
+        <w:tc>
+          <w:tcPr>
+            <w:tcW w:type="dxa" w:w="1700"/>
+            <w:tcBorders>
+              <w:top w:val="single" w:color="808080" w:sz="4"/>
+              <w:left w:val="single" w:color="808080" w:sz="4"/>
+              <w:bottom w:val="single" w:color="808080" w:sz="4"/>
+              <w:right w:val="single" w:color="808080" w:sz="4"/>
+            </w:tcBorders>
+            <w:shd w:fill="D9E2F3" w:val="clear"/>
+            <w:tcMar>
+              <w:top w:type="dxa" w:w="60"/>
+              <w:left w:type="dxa" w:w="100"/>
+              <w:bottom w:type="dxa" w:w="60"/>
+              <w:right w:type="dxa" w:w="100"/>
+            </w:tcMar>
+            <w:vAlign w:val="top"/>
+          </w:tcPr>
+          <w:p>
+            <w:pPr>
+              <w:pStyle w:val="TableText"/>
+            </w:pPr>
+            <w:r>
+              <w:rPr>
+                <w:b/>
+                <w:bCs/>
+              </w:rPr>
+              <w:t xml:space="preserve">Service</w:t>
+            </w:r>
+          </w:p>
+        </w:tc>
+        <w:tc>
+          <w:tcPr>
+            <w:tcW w:type="dxa" w:w="2900"/>
+            <w:tcBorders>
+              <w:top w:val="single" w:color="808080" w:sz="4"/>
+              <w:left w:val="single" w:color="808080" w:sz="4"/>
+              <w:bottom w:val="single" w:color="808080" w:sz="4"/>
+              <w:right w:val="single" w:color="808080" w:sz="4"/>
+            </w:tcBorders>
+            <w:shd w:fill="D9E2F3" w:val="clear"/>
+            <w:tcMar>
+              <w:top w:type="dxa" w:w="60"/>
+              <w:left w:type="dxa" w:w="100"/>
+              <w:bottom w:type="dxa" w:w="60"/>
+              <w:right w:type="dxa" w:w="100"/>
+            </w:tcMar>
+            <w:vAlign w:val="top"/>
+          </w:tcPr>
+          <w:p>
+            <w:pPr>
+              <w:pStyle w:val="TableText"/>
+            </w:pPr>
+            <w:r>
+              <w:rPr>
+                <w:b/>
+                <w:bCs/>
+              </w:rPr>
+              <w:t xml:space="preserve">Image / Build</w:t>
+            </w:r>
+          </w:p>
+        </w:tc>
+        <w:tc>
+          <w:tcPr>
+            <w:tcW w:type="dxa" w:w="1200"/>
+            <w:tcBorders>
+              <w:top w:val="single" w:color="808080" w:sz="4"/>
+              <w:left w:val="single" w:color="808080" w:sz="4"/>
+              <w:bottom w:val="single" w:color="808080" w:sz="4"/>
+              <w:right w:val="single" w:color="808080" w:sz="4"/>
+            </w:tcBorders>
+            <w:shd w:fill="D9E2F3" w:val="clear"/>
+            <w:tcMar>
+              <w:top w:type="dxa" w:w="60"/>
+              <w:left w:type="dxa" w:w="100"/>
+              <w:bottom w:type="dxa" w:w="60"/>
+              <w:right w:type="dxa" w:w="100"/>
+            </w:tcMar>
+            <w:vAlign w:val="top"/>
+          </w:tcPr>
+          <w:p>
+            <w:pPr>
+              <w:pStyle w:val="TableText"/>
+            </w:pPr>
+            <w:r>
+              <w:rPr>
+                <w:b/>
+                <w:bCs/>
+              </w:rPr>
+              <w:t xml:space="preserve">Port</w:t>
+            </w:r>
+          </w:p>
+        </w:tc>
+        <w:tc>
+          <w:tcPr>
+            <w:tcW w:type="dxa" w:w="3560"/>
+            <w:tcBorders>
+              <w:top w:val="single" w:color="808080" w:sz="4"/>
+              <w:left w:val="single" w:color="808080" w:sz="4"/>
+              <w:bottom w:val="single" w:color="808080" w:sz="4"/>
+              <w:right w:val="single" w:color="808080" w:sz="4"/>
+            </w:tcBorders>
+            <w:shd w:fill="D9E2F3" w:val="clear"/>
+            <w:tcMar>
+              <w:top w:type="dxa" w:w="60"/>
+              <w:left w:type="dxa" w:w="100"/>
+              <w:bottom w:type="dxa" w:w="60"/>
+              <w:right w:type="dxa" w:w="100"/>
+            </w:tcMar>
+            <w:vAlign w:val="top"/>
+          </w:tcPr>
+          <w:p>
+            <w:pPr>
+              <w:pStyle w:val="TableText"/>
+            </w:pPr>
+            <w:r>
+              <w:rPr>
+                <w:b/>
+                <w:bCs/>
+              </w:rPr>
+              <w:t xml:space="preserve">Role</w:t>
+            </w:r>
+          </w:p>
+        </w:tc>
+      </w:tr>
+      <w:tr>
+        <w:trPr>
+          <w:cantSplit/>
+        </w:trPr>
+        <w:tc>
+          <w:tcPr>
+            <w:tcW w:type="dxa" w:w="1700"/>
+            <w:tcBorders>
+              <w:top w:val="single" w:color="808080" w:sz="4"/>
+              <w:left w:val="single" w:color="808080" w:sz="4"/>
+              <w:bottom w:val="single" w:color="808080" w:sz="4"/>
+              <w:right w:val="single" w:color="808080" w:sz="4"/>
+            </w:tcBorders>
+            <w:tcMar>
+              <w:top w:type="dxa" w:w="60"/>
+              <w:left w:type="dxa" w:w="100"/>
+              <w:bottom w:type="dxa" w:w="60"/>
+              <w:right w:type="dxa" w:w="100"/>
+            </w:tcMar>
+            <w:vAlign w:val="top"/>
+          </w:tcPr>
+          <w:p>
+            <w:pPr>
+              <w:pStyle w:val="TableText"/>
+            </w:pPr>
+            <w:r>
+              <w:t xml:space="preserve">db</w:t>
+            </w:r>
+          </w:p>
+        </w:tc>
+        <w:tc>
+          <w:tcPr>
+            <w:tcW w:type="dxa" w:w="2900"/>
+            <w:tcBorders>
+              <w:top w:val="single" w:color="808080" w:sz="4"/>
+              <w:left w:val="single" w:color="808080" w:sz="4"/>
+              <w:bottom w:val="single" w:color="808080" w:sz="4"/>
+              <w:right w:val="single" w:color="808080" w:sz="4"/>
+            </w:tcBorders>
+            <w:tcMar>
+              <w:top w:type="dxa" w:w="60"/>
+              <w:left w:type="dxa" w:w="100"/>
+              <w:bottom w:type="dxa" w:w="60"/>
+              <w:right w:type="dxa" w:w="100"/>
+            </w:tcMar>
+            <w:vAlign w:val="top"/>
+          </w:tcPr>
+          <w:p>
+            <w:pPr>
+              <w:pStyle w:val="TableText"/>
+            </w:pPr>
+            <w:r>
+              <w:t xml:space="preserve">postgres:16-alpine</w:t>
+            </w:r>
+          </w:p>
+        </w:tc>
+        <w:tc>
+          <w:tcPr>
+            <w:tcW w:type="dxa" w:w="1200"/>
+            <w:tcBorders>
+              <w:top w:val="single" w:color="808080" w:sz="4"/>
+              <w:left w:val="single" w:color="808080" w:sz="4"/>
+              <w:bottom w:val="single" w:color="808080" w:sz="4"/>
+              <w:right w:val="single" w:color="808080" w:sz="4"/>
+            </w:tcBorders>
+            <w:tcMar>
+              <w:top w:type="dxa" w:w="60"/>
+              <w:left w:type="dxa" w:w="100"/>
+              <w:bottom w:type="dxa" w:w="60"/>
+              <w:right w:type="dxa" w:w="100"/>
+            </w:tcMar>
+            <w:vAlign w:val="top"/>
+          </w:tcPr>
+          <w:p>
+            <w:pPr>
+              <w:pStyle w:val="TableText"/>
+            </w:pPr>
+            <w:r>
+              <w:t xml:space="preserve">5432</w:t>
+            </w:r>
+          </w:p>
+        </w:tc>
+        <w:tc>
+          <w:tcPr>
+            <w:tcW w:type="dxa" w:w="3560"/>
+            <w:tcBorders>
+              <w:top w:val="single" w:color="808080" w:sz="4"/>
+              <w:left w:val="single" w:color="808080" w:sz="4"/>
+              <w:bottom w:val="single" w:color="808080" w:sz="4"/>
+              <w:right w:val="single" w:color="808080" w:sz="4"/>
+            </w:tcBorders>
+            <w:tcMar>
+              <w:top w:type="dxa" w:w="60"/>
+              <w:left w:type="dxa" w:w="100"/>
+              <w:bottom w:type="dxa" w:w="60"/>
+              <w:right w:type="dxa" w:w="100"/>
+            </w:tcMar>
+            <w:vAlign w:val="top"/>
+          </w:tcPr>
+          <w:p>
+            <w:pPr>
+              <w:pStyle w:val="TableText"/>
+            </w:pPr>
+            <w:r>
+              <w:t xml:space="preserve">PostgreSQL database with health check; data in volume pgdata</w:t>
+            </w:r>
+          </w:p>
+        </w:tc>
+      </w:tr>
+      <w:tr>
+        <w:trPr>
+          <w:cantSplit/>
+        </w:trPr>
+        <w:tc>
+          <w:tcPr>
+            <w:tcW w:type="dxa" w:w="1700"/>
+            <w:tcBorders>
+              <w:top w:val="single" w:color="808080" w:sz="4"/>
+              <w:left w:val="single" w:color="808080" w:sz="4"/>
+              <w:bottom w:val="single" w:color="808080" w:sz="4"/>
+              <w:right w:val="single" w:color="808080" w:sz="4"/>
+            </w:tcBorders>
+            <w:tcMar>
+              <w:top w:type="dxa" w:w="60"/>
+              <w:left w:type="dxa" w:w="100"/>
+              <w:bottom w:type="dxa" w:w="60"/>
+              <w:right w:type="dxa" w:w="100"/>
+            </w:tcMar>
+            <w:vAlign w:val="top"/>
+          </w:tcPr>
+          <w:p>
+            <w:pPr>
+              <w:pStyle w:val="TableText"/>
+            </w:pPr>
+            <w:r>
+              <w:t xml:space="preserve">backend</w:t>
+            </w:r>
+          </w:p>
+        </w:tc>
+        <w:tc>
+          <w:tcPr>
+            <w:tcW w:type="dxa" w:w="2900"/>
+            <w:tcBorders>
+              <w:top w:val="single" w:color="808080" w:sz="4"/>
+              <w:left w:val="single" w:color="808080" w:sz="4"/>
+              <w:bottom w:val="single" w:color="808080" w:sz="4"/>
+              <w:right w:val="single" w:color="808080" w:sz="4"/>
+            </w:tcBorders>
+            <w:tcMar>
+              <w:top w:type="dxa" w:w="60"/>
+              <w:left w:type="dxa" w:w="100"/>
+              <w:bottom w:type="dxa" w:w="60"/>
+              <w:right w:type="dxa" w:w="100"/>
+            </w:tcMar>
+            <w:vAlign w:val="top"/>
+          </w:tcPr>
+          <w:p>
+            <w:pPr>
+              <w:pStyle w:val="TableText"/>
+            </w:pPr>
+            <w:r>
+              <w:t xml:space="preserve">python:3.12-slim (backend/Dockerfile)</w:t>
+            </w:r>
+          </w:p>
+        </w:tc>
+        <w:tc>
+          <w:tcPr>
+            <w:tcW w:type="dxa" w:w="1200"/>
+            <w:tcBorders>
+              <w:top w:val="single" w:color="808080" w:sz="4"/>
+              <w:left w:val="single" w:color="808080" w:sz="4"/>
+              <w:bottom w:val="single" w:color="808080" w:sz="4"/>
+              <w:right w:val="single" w:color="808080" w:sz="4"/>
+            </w:tcBorders>
+            <w:tcMar>
+              <w:top w:type="dxa" w:w="60"/>
+              <w:left w:type="dxa" w:w="100"/>
+              <w:bottom w:type="dxa" w:w="60"/>
+              <w:right w:type="dxa" w:w="100"/>
+            </w:tcMar>
+            <w:vAlign w:val="top"/>
+          </w:tcPr>
+          <w:p>
+            <w:pPr>
+              <w:pStyle w:val="TableText"/>
+            </w:pPr>
+            <w:r>
+              <w:t xml:space="preserve">8000</w:t>
+            </w:r>
+          </w:p>
+        </w:tc>
+        <w:tc>
+          <w:tcPr>
+            <w:tcW w:type="dxa" w:w="3560"/>
+            <w:tcBorders>
+              <w:top w:val="single" w:color="808080" w:sz="4"/>
+              <w:left w:val="single" w:color="808080" w:sz="4"/>
+              <w:bottom w:val="single" w:color="808080" w:sz="4"/>
+              <w:right w:val="single" w:color="808080" w:sz="4"/>
+            </w:tcBorders>
+            <w:tcMar>
+              <w:top w:type="dxa" w:w="60"/>
+              <w:left w:type="dxa" w:w="100"/>
+              <w:bottom w:type="dxa" w:w="60"/>
+              <w:right w:type="dxa" w:w="100"/>
+            </w:tcMar>
+            <w:vAlign w:val="top"/>
+          </w:tcPr>
+          <w:p>
+            <w:pPr>
+              <w:pStyle w:val="TableText"/>
+            </w:pPr>
+            <w:r>
+              <w:t xml:space="preserve">FastAPI app run by uvicorn; runs migrations and seeds super admin on start</w:t>
+            </w:r>
+          </w:p>
+        </w:tc>
+      </w:tr>
+      <w:tr>
+        <w:trPr>
+          <w:cantSplit/>
+        </w:trPr>
+        <w:tc>
+          <w:tcPr>
+            <w:tcW w:type="dxa" w:w="1700"/>
+            <w:tcBorders>
+              <w:top w:val="single" w:color="808080" w:sz="4"/>
+              <w:left w:val="single" w:color="808080" w:sz="4"/>
+              <w:bottom w:val="single" w:color="808080" w:sz="4"/>
+              <w:right w:val="single" w:color="808080" w:sz="4"/>
+            </w:tcBorders>
+            <w:tcMar>
+              <w:top w:type="dxa" w:w="60"/>
+              <w:left w:type="dxa" w:w="100"/>
+              <w:bottom w:type="dxa" w:w="60"/>
+              <w:right w:type="dxa" w:w="100"/>
+            </w:tcMar>
+            <w:vAlign w:val="top"/>
+          </w:tcPr>
+          <w:p>
+            <w:pPr>
+              <w:pStyle w:val="TableText"/>
+            </w:pPr>
+            <w:r>
+              <w:t xml:space="preserve">frontend</w:t>
+            </w:r>
+          </w:p>
+        </w:tc>
+        <w:tc>
+          <w:tcPr>
+            <w:tcW w:type="dxa" w:w="2900"/>
+            <w:tcBorders>
+              <w:top w:val="single" w:color="808080" w:sz="4"/>
+              <w:left w:val="single" w:color="808080" w:sz="4"/>
+              <w:bottom w:val="single" w:color="808080" w:sz="4"/>
+              <w:right w:val="single" w:color="808080" w:sz="4"/>
+            </w:tcBorders>
+            <w:tcMar>
+              <w:top w:type="dxa" w:w="60"/>
+              <w:left w:type="dxa" w:w="100"/>
+              <w:bottom w:type="dxa" w:w="60"/>
+              <w:right w:type="dxa" w:w="100"/>
+            </w:tcMar>
+            <w:vAlign w:val="top"/>
+          </w:tcPr>
+          <w:p>
+            <w:pPr>
+              <w:pStyle w:val="TableText"/>
+            </w:pPr>
+            <w:r>
+              <w:t xml:space="preserve">node:22-alpine build, nginx:1.27-alpine runtime</w:t>
+            </w:r>
+          </w:p>
+        </w:tc>
+        <w:tc>
+          <w:tcPr>
+            <w:tcW w:type="dxa" w:w="1200"/>
+            <w:tcBorders>
+              <w:top w:val="single" w:color="808080" w:sz="4"/>
+              <w:left w:val="single" w:color="808080" w:sz="4"/>
+              <w:bottom w:val="single" w:color="808080" w:sz="4"/>
+              <w:right w:val="single" w:color="808080" w:sz="4"/>
+            </w:tcBorders>
+            <w:tcMar>
+              <w:top w:type="dxa" w:w="60"/>
+              <w:left w:type="dxa" w:w="100"/>
+              <w:bottom w:type="dxa" w:w="60"/>
+              <w:right w:type="dxa" w:w="100"/>
+            </w:tcMar>
+            <w:vAlign w:val="top"/>
+          </w:tcPr>
+          <w:p>
+            <w:pPr>
+              <w:pStyle w:val="TableText"/>
+            </w:pPr>
+            <w:r>
+              <w:t xml:space="preserve">5173 to 80</w:t>
+            </w:r>
+          </w:p>
+        </w:tc>
+        <w:tc>
+          <w:tcPr>
+            <w:tcW w:type="dxa" w:w="3560"/>
+            <w:tcBorders>
+              <w:top w:val="single" w:color="808080" w:sz="4"/>
+              <w:left w:val="single" w:color="808080" w:sz="4"/>
+              <w:bottom w:val="single" w:color="808080" w:sz="4"/>
+              <w:right w:val="single" w:color="808080" w:sz="4"/>
+            </w:tcBorders>
+            <w:tcMar>
+              <w:top w:type="dxa" w:w="60"/>
+              <w:left w:type="dxa" w:w="100"/>
+              <w:bottom w:type="dxa" w:w="60"/>
+              <w:right w:type="dxa" w:w="100"/>
+            </w:tcMar>
+            <w:vAlign w:val="top"/>
+          </w:tcPr>
+          <w:p>
+            <w:pPr>
+              <w:pStyle w:val="TableText"/>
+            </w:pPr>
+            <w:r>
+              <w:t xml:space="preserve">Serves the built React app; SPA fallback to index.html; long cache for assets</w:t>
+            </w:r>
+          </w:p>
+        </w:tc>
+      </w:tr>
+      <w:tr>
+        <w:trPr>
+          <w:cantSplit/>
+        </w:trPr>
+        <w:tc>
+          <w:tcPr>
+            <w:tcW w:type="dxa" w:w="1700"/>
+            <w:tcBorders>
+              <w:top w:val="single" w:color="808080" w:sz="4"/>
+              <w:left w:val="single" w:color="808080" w:sz="4"/>
+              <w:bottom w:val="single" w:color="808080" w:sz="4"/>
+              <w:right w:val="single" w:color="808080" w:sz="4"/>
+            </w:tcBorders>
+            <w:tcMar>
+              <w:top w:type="dxa" w:w="60"/>
+              <w:left w:type="dxa" w:w="100"/>
+              <w:bottom w:type="dxa" w:w="60"/>
+              <w:right w:type="dxa" w:w="100"/>
+            </w:tcMar>
+            <w:vAlign w:val="top"/>
+          </w:tcPr>
+          <w:p>
+            <w:pPr>
+              <w:pStyle w:val="TableText"/>
+            </w:pPr>
+            <w:r>
+              <w:t xml:space="preserve">ollama (optional)</w:t>
+            </w:r>
+          </w:p>
+        </w:tc>
+        <w:tc>
+          <w:tcPr>
+            <w:tcW w:type="dxa" w:w="2900"/>
+            <w:tcBorders>
+              <w:top w:val="single" w:color="808080" w:sz="4"/>
+              <w:left w:val="single" w:color="808080" w:sz="4"/>
+              <w:bottom w:val="single" w:color="808080" w:sz="4"/>
+              <w:right w:val="single" w:color="808080" w:sz="4"/>
+            </w:tcBorders>
+            <w:tcMar>
+              <w:top w:type="dxa" w:w="60"/>
+              <w:left w:type="dxa" w:w="100"/>
+              <w:bottom w:type="dxa" w:w="60"/>
+              <w:right w:type="dxa" w:w="100"/>
+            </w:tcMar>
+            <w:vAlign w:val="top"/>
+          </w:tcPr>
+          <w:p>
+            <w:pPr>
+              <w:pStyle w:val="TableText"/>
+            </w:pPr>
+            <w:r>
+              <w:t xml:space="preserve">ollama/ollama (Dockerfile.ollama)</w:t>
+            </w:r>
+          </w:p>
+        </w:tc>
+        <w:tc>
+          <w:tcPr>
+            <w:tcW w:type="dxa" w:w="1200"/>
+            <w:tcBorders>
+              <w:top w:val="single" w:color="808080" w:sz="4"/>
+              <w:left w:val="single" w:color="808080" w:sz="4"/>
+              <w:bottom w:val="single" w:color="808080" w:sz="4"/>
+              <w:right w:val="single" w:color="808080" w:sz="4"/>
+            </w:tcBorders>
+            <w:tcMar>
+              <w:top w:type="dxa" w:w="60"/>
+              <w:left w:type="dxa" w:w="100"/>
+              <w:bottom w:type="dxa" w:w="60"/>
+              <w:right w:type="dxa" w:w="100"/>
+            </w:tcMar>
+            <w:vAlign w:val="top"/>
+          </w:tcPr>
+          <w:p>
+            <w:pPr>
+              <w:pStyle w:val="TableText"/>
+            </w:pPr>
+            <w:r>
+              <w:t xml:space="preserve">11434</w:t>
+            </w:r>
+          </w:p>
+        </w:tc>
+        <w:tc>
+          <w:tcPr>
+            <w:tcW w:type="dxa" w:w="3560"/>
+            <w:tcBorders>
+              <w:top w:val="single" w:color="808080" w:sz="4"/>
+              <w:left w:val="single" w:color="808080" w:sz="4"/>
+              <w:bottom w:val="single" w:color="808080" w:sz="4"/>
+              <w:right w:val="single" w:color="808080" w:sz="4"/>
+            </w:tcBorders>
+            <w:tcMar>
+              <w:top w:type="dxa" w:w="60"/>
+              <w:left w:type="dxa" w:w="100"/>
+              <w:bottom w:type="dxa" w:w="60"/>
+              <w:right w:type="dxa" w:w="100"/>
+            </w:tcMar>
+            <w:vAlign w:val="top"/>
+          </w:tcPr>
+          <w:p>
+            <w:pPr>
+              <w:pStyle w:val="TableText"/>
+            </w:pPr>
+            <w:r>
+              <w:t xml:space="preserve">Local model server; enabled with the docker-ollama profile; models in volume ollama-models</w:t>
+            </w:r>
+          </w:p>
+        </w:tc>
+      </w:tr>
+      <w:tr>
+        <w:trPr>
+          <w:cantSplit/>
+        </w:trPr>
+        <w:tc>
+          <w:tcPr>
+            <w:tcW w:type="dxa" w:w="1700"/>
+            <w:tcBorders>
+              <w:top w:val="single" w:color="808080" w:sz="4"/>
+              <w:left w:val="single" w:color="808080" w:sz="4"/>
+              <w:bottom w:val="single" w:color="808080" w:sz="4"/>
+              <w:right w:val="single" w:color="808080" w:sz="4"/>
+            </w:tcBorders>
+            <w:tcMar>
+              <w:top w:type="dxa" w:w="60"/>
+              <w:left w:type="dxa" w:w="100"/>
+              <w:bottom w:type="dxa" w:w="60"/>
+              <w:right w:type="dxa" w:w="100"/>
+            </w:tcMar>
+            <w:vAlign w:val="top"/>
+          </w:tcPr>
+          <w:p>
+            <w:pPr>
+              <w:pStyle w:val="TableText"/>
+            </w:pPr>
+            <w:r>
+              <w:t xml:space="preserve">ollama-init (optional)</w:t>
+            </w:r>
+          </w:p>
+        </w:tc>
+        <w:tc>
+          <w:tcPr>
+            <w:tcW w:type="dxa" w:w="2900"/>
+            <w:tcBorders>
+              <w:top w:val="single" w:color="808080" w:sz="4"/>
+              <w:left w:val="single" w:color="808080" w:sz="4"/>
+              <w:bottom w:val="single" w:color="808080" w:sz="4"/>
+              <w:right w:val="single" w:color="808080" w:sz="4"/>
+            </w:tcBorders>
+            <w:tcMar>
+              <w:top w:type="dxa" w:w="60"/>
+              <w:left w:type="dxa" w:w="100"/>
+              <w:bottom w:type="dxa" w:w="60"/>
+              <w:right w:type="dxa" w:w="100"/>
+            </w:tcMar>
+            <w:vAlign w:val="top"/>
+          </w:tcPr>
+          <w:p>
+            <w:pPr>
+              <w:pStyle w:val="TableText"/>
+            </w:pPr>
+            <w:r>
+              <w:t xml:space="preserve">ollama/ollama</w:t>
+            </w:r>
+          </w:p>
+        </w:tc>
+        <w:tc>
+          <w:tcPr>
+            <w:tcW w:type="dxa" w:w="1200"/>
+            <w:tcBorders>
+              <w:top w:val="single" w:color="808080" w:sz="4"/>
+              <w:left w:val="single" w:color="808080" w:sz="4"/>
+              <w:bottom w:val="single" w:color="808080" w:sz="4"/>
+              <w:right w:val="single" w:color="808080" w:sz="4"/>
+            </w:tcBorders>
+            <w:tcMar>
+              <w:top w:type="dxa" w:w="60"/>
+              <w:left w:type="dxa" w:w="100"/>
+              <w:bottom w:type="dxa" w:w="60"/>
+              <w:right w:type="dxa" w:w="100"/>
+            </w:tcMar>
+            <w:vAlign w:val="top"/>
+          </w:tcPr>
+          <w:p>
+            <w:pPr>
+              <w:pStyle w:val="TableText"/>
+            </w:pPr>
+            <w:r>
+              <w:t xml:space="preserve">-</w:t>
+            </w:r>
+          </w:p>
+        </w:tc>
+        <w:tc>
+          <w:tcPr>
+            <w:tcW w:type="dxa" w:w="3560"/>
+            <w:tcBorders>
+              <w:top w:val="single" w:color="808080" w:sz="4"/>
+              <w:left w:val="single" w:color="808080" w:sz="4"/>
+              <w:bottom w:val="single" w:color="808080" w:sz="4"/>
+              <w:right w:val="single" w:color="808080" w:sz="4"/>
+            </w:tcBorders>
+            <w:tcMar>
+              <w:top w:type="dxa" w:w="60"/>
+              <w:left w:type="dxa" w:w="100"/>
+              <w:bottom w:type="dxa" w:w="60"/>
+              <w:right w:type="dxa" w:w="100"/>
+            </w:tcMar>
+            <w:vAlign w:val="top"/>
+          </w:tcPr>
+          <w:p>
+            <w:pPr>
+              <w:pStyle w:val="TableText"/>
+            </w:pPr>
+            <w:r>
+              <w:t xml:space="preserve">Pulls the default model once if it is not already cached</w:t>
+            </w:r>
+          </w:p>
+        </w:tc>
+      </w:tr>
+    </w:tbl>
+    <w:p>
+      <w:pPr>
+        <w:pStyle w:val="Caption"/>
+      </w:pPr>
+      <w:r>
+        <w:t xml:space="preserve">Table 23: Deployment containers</w:t>
+      </w:r>
+    </w:p>
+    <w:p>
+      <w:pPr>
+        <w:pStyle w:val="Heading2"/>
+      </w:pPr>
+      <w:r>
+        <w:t xml:space="preserve">13.2 Deployment Steps</w:t>
+      </w:r>
+    </w:p>
+    <w:p>
+      <w:pPr>
+        <w:pStyle w:val="ListText"/>
+        <w:numPr>
+          <w:ilvl w:val="0"/>
+          <w:numId w:val="7"/>
+        </w:numPr>
+      </w:pPr>
+      <w:r>
+        <w:t xml:space="preserve">Copy the environment example files and set SECRET_KEY, AI_CREDENTIAL_ENCRYPTION_KEY, database credentials and optional AI keys.</w:t>
+      </w:r>
+    </w:p>
+    <w:p>
+      <w:pPr>
+        <w:pStyle w:val="ListText"/>
+        <w:numPr>
+          <w:ilvl w:val="0"/>
+          <w:numId w:val="7"/>
+        </w:numPr>
+      </w:pPr>
+      <w:r>
+        <w:t xml:space="preserve">Run docker compose up -d --build (add --profile docker-ollama to run Ollama in Docker).</w:t>
+      </w:r>
+    </w:p>
+    <w:p>
+      <w:pPr>
+        <w:pStyle w:val="ListText"/>
+        <w:numPr>
+          <w:ilvl w:val="0"/>
+          <w:numId w:val="7"/>
+        </w:numPr>
+      </w:pPr>
+      <w:r>
+        <w:t xml:space="preserve">The db container starts and passes its health check.</w:t>
+      </w:r>
+    </w:p>
+    <w:p>
+      <w:pPr>
+        <w:pStyle w:val="ListText"/>
+        <w:numPr>
+          <w:ilvl w:val="0"/>
+          <w:numId w:val="7"/>
+        </w:numPr>
+      </w:pPr>
+      <w:r>
+        <w:t xml:space="preserve">The backend entrypoint runs alembic upgrade head, seeds the super admin if configured, then starts uvicorn.</w:t>
+      </w:r>
+    </w:p>
+    <w:p>
+      <w:pPr>
+        <w:pStyle w:val="ListText"/>
+        <w:numPr>
+          <w:ilvl w:val="0"/>
+          <w:numId w:val="7"/>
+        </w:numPr>
+      </w:pPr>
+      <w:r>
+        <w:t xml:space="preserve">The frontend container serves the static build through nginx; the browser calls the backend at /api/v1.</w:t>
+      </w:r>
+    </w:p>
+    <w:p>
+      <w:pPr>
+        <w:pStyle w:val="Heading2"/>
+      </w:pPr>
+      <w:r>
+        <w:t xml:space="preserve">13.3 Strategy and Practices</w:t>
+      </w:r>
+    </w:p>
+    <w:p>
+      <w:pPr>
+        <w:pStyle w:val="ListText"/>
+        <w:numPr>
+          <w:ilvl w:val="0"/>
+          <w:numId w:val="2"/>
+        </w:numPr>
+      </w:pPr>
+      <w:r>
+        <w:rPr>
+          <w:b/>
+          <w:bCs/>
+        </w:rPr>
+        <w:t xml:space="preserve">Multi-stage builds:</w:t>
+      </w:r>
+      <w:r>
+        <w:t xml:space="preserve"> the frontend is built with Node and shipped in a small nginx image; the backend image installs only runtime dependencies.</w:t>
+      </w:r>
+    </w:p>
+    <w:p>
+      <w:pPr>
+        <w:pStyle w:val="ListText"/>
+        <w:numPr>
+          <w:ilvl w:val="0"/>
+          <w:numId w:val="2"/>
+        </w:numPr>
+      </w:pPr>
+      <w:r>
+        <w:rPr>
+          <w:b/>
+          <w:bCs/>
+        </w:rPr>
+        <w:t xml:space="preserve">Health checks:</w:t>
+      </w:r>
+      <w:r>
+        <w:t xml:space="preserve"> every container has a health check, and the backend waits for a healthy database.</w:t>
+      </w:r>
+    </w:p>
+    <w:p>
+      <w:pPr>
+        <w:pStyle w:val="ListText"/>
+        <w:numPr>
+          <w:ilvl w:val="0"/>
+          <w:numId w:val="2"/>
+        </w:numPr>
+      </w:pPr>
+      <w:r>
+        <w:rPr>
+          <w:b/>
+          <w:bCs/>
+        </w:rPr>
+        <w:t xml:space="preserve">Automatic migrations:</w:t>
+      </w:r>
+      <w:r>
+        <w:t xml:space="preserve"> the schema is upgraded with Alembic on every start, so deployments are repeatable.</w:t>
+      </w:r>
+    </w:p>
+    <w:p>
+      <w:pPr>
+        <w:pStyle w:val="ListText"/>
+        <w:numPr>
+          <w:ilvl w:val="0"/>
+          <w:numId w:val="2"/>
+        </w:numPr>
+      </w:pPr>
+      <w:r>
+        <w:rPr>
+          <w:b/>
+          <w:bCs/>
+        </w:rPr>
+        <w:t xml:space="preserve">Configuration by environment:</w:t>
+      </w:r>
+      <w:r>
+        <w:t xml:space="preserve"> secrets, model names, RAG settings and email delivery are set with environment variables; nothing is hard-coded.</w:t>
+      </w:r>
+    </w:p>
+    <w:p>
+      <w:pPr>
+        <w:pStyle w:val="ListText"/>
+        <w:numPr>
+          <w:ilvl w:val="0"/>
+          <w:numId w:val="2"/>
+        </w:numPr>
+      </w:pPr>
+      <w:r>
+        <w:rPr>
+          <w:b/>
+          <w:bCs/>
+        </w:rPr>
+        <w:t xml:space="preserve">Flexible AI hosting:</w:t>
+      </w:r>
+      <w:r>
+        <w:t xml:space="preserve"> Ollama can run on the host (reached through host.docker.internal, which can use the host GPU) or inside Docker; GPU support can be enabled with the NVIDIA container toolkit.</w:t>
+      </w:r>
+    </w:p>
+    <w:p>
+      <w:pPr>
+        <w:pStyle w:val="ListText"/>
+        <w:numPr>
+          <w:ilvl w:val="0"/>
+          <w:numId w:val="2"/>
+        </w:numPr>
+      </w:pPr>
+      <w:r>
+        <w:rPr>
+          <w:b/>
+          <w:bCs/>
+        </w:rPr>
+        <w:t xml:space="preserve">Persistent volumes:</w:t>
+      </w:r>
+      <w:r>
+        <w:t xml:space="preserve"> database data and downloaded models survive rebuilds.</w:t>
+      </w:r>
+    </w:p>
+    <w:p>
+      <w:pPr>
+        <w:pStyle w:val="ListText"/>
+        <w:numPr>
+          <w:ilvl w:val="0"/>
+          <w:numId w:val="2"/>
+        </w:numPr>
+      </w:pPr>
+      <w:r>
+        <w:rPr>
+          <w:b/>
+          <w:bCs/>
+        </w:rPr>
+        <w:t xml:space="preserve">Restart policy:</w:t>
+      </w:r>
+      <w:r>
+        <w:t xml:space="preserve"> services restart automatically unless stopped.</w:t>
+      </w:r>
+    </w:p>
+    <w:p>
+      <w:pPr>
+        <w:pStyle w:val="ListText"/>
+        <w:numPr>
+          <w:ilvl w:val="0"/>
+          <w:numId w:val="2"/>
+        </w:numPr>
+      </w:pPr>
+      <w:r>
+        <w:rPr>
+          <w:b/>
+          <w:bCs/>
+        </w:rPr>
+        <w:t xml:space="preserve">Local development:</w:t>
+      </w:r>
+      <w:r>
+        <w:t xml:space="preserve"> the backend and frontend can also run directly (uvicorn and npm run dev) against a local PostgreSQL.</w:t>
+      </w:r>
+    </w:p>
+    <w:p>
+      <w:pPr>
+        <w:pStyle w:val="Heading1"/>
+        <w:pageBreakBefore/>
+      </w:pPr>
+      <w:r>
+        <w:t xml:space="preserve">14. Preliminary Test Plan</w:t>
+      </w:r>
+    </w:p>
+    <w:p>
+      <w:r>
+        <w:t xml:space="preserve">This chapter gives a high-level description of the testing goals and the major features of SpecTwin to be tested. Backend tests are written with pytest and include unit tests (rule pipeline, OOP modeler with evaluation case sets, SRS document builder, Ollama task helpers, hosted and LLM clients, RAG) and integration tests (auth, workspaces, projects, diagrams, generation modes, class modeler and admin APIs). The frontend is checked with ESLint and a production build.</w:t>
+      </w:r>
+    </w:p>
+    <w:p>
+      <w:pPr>
+        <w:pStyle w:val="Heading2"/>
+      </w:pPr>
+      <w:r>
+        <w:t xml:space="preserve">14.1 High-Level Description of Testing Goals</w:t>
+      </w:r>
+    </w:p>
+    <w:p>
+      <w:pPr>
+        <w:pStyle w:val="ListText"/>
+        <w:numPr>
+          <w:ilvl w:val="0"/>
+          <w:numId w:val="2"/>
+        </w:numPr>
+      </w:pPr>
+      <w:r>
+        <w:rPr>
+          <w:b/>
+          <w:bCs/>
+        </w:rPr>
+        <w:t xml:space="preserve">To verify that the system meets its functional requirements</w:t>
+      </w:r>
+      <w:r>
+        <w:t xml:space="preserve">, including authentication, workspaces, the generation pipeline, publishing and the Class Modeler.</w:t>
+      </w:r>
+    </w:p>
+    <w:p>
+      <w:pPr>
+        <w:pStyle w:val="ListText"/>
+        <w:numPr>
+          <w:ilvl w:val="0"/>
+          <w:numId w:val="2"/>
+        </w:numPr>
+      </w:pPr>
+      <w:r>
+        <w:rPr>
+          <w:b/>
+          <w:bCs/>
+        </w:rPr>
+        <w:t xml:space="preserve">To validate the rule engine</w:t>
+      </w:r>
+      <w:r>
+        <w:t xml:space="preserve">, ensuring correct normalisation, sentence and clause splitting, fact extraction and clarification detection.</w:t>
+      </w:r>
+    </w:p>
+    <w:p>
+      <w:pPr>
+        <w:pStyle w:val="ListText"/>
+        <w:numPr>
+          <w:ilvl w:val="0"/>
+          <w:numId w:val="2"/>
+        </w:numPr>
+      </w:pPr>
+      <w:r>
+        <w:rPr>
+          <w:b/>
+          <w:bCs/>
+        </w:rPr>
+        <w:t xml:space="preserve">To validate the generated class models</w:t>
+      </w:r>
+      <w:r>
+        <w:t xml:space="preserve">, checking that classes, attributes, methods, relationships and multiplicities match the expected answers of the evaluation cases.</w:t>
+      </w:r>
+    </w:p>
+    <w:p>
+      <w:pPr>
+        <w:pStyle w:val="ListText"/>
+        <w:numPr>
+          <w:ilvl w:val="0"/>
+          <w:numId w:val="2"/>
+        </w:numPr>
+      </w:pPr>
+      <w:r>
+        <w:rPr>
+          <w:b/>
+          <w:bCs/>
+        </w:rPr>
+        <w:t xml:space="preserve">To ensure the stage life cycle is enforced</w:t>
+      </w:r>
+      <w:r>
+        <w:t xml:space="preserve">, including version checks, approval gates, reopening and stale-marking.</w:t>
+      </w:r>
+    </w:p>
+    <w:p>
+      <w:pPr>
+        <w:pStyle w:val="ListText"/>
+        <w:numPr>
+          <w:ilvl w:val="0"/>
+          <w:numId w:val="2"/>
+        </w:numPr>
+      </w:pPr>
+      <w:r>
+        <w:rPr>
+          <w:b/>
+          <w:bCs/>
+        </w:rPr>
+        <w:t xml:space="preserve">To verify the AI engines</w:t>
+      </w:r>
+      <w:r>
+        <w:t xml:space="preserve">, ensuring that malformed or truncated model output is repaired, split and retried, or rejected with a clear error.</w:t>
+      </w:r>
+    </w:p>
+    <w:p>
+      <w:pPr>
+        <w:pStyle w:val="ListText"/>
+        <w:numPr>
+          <w:ilvl w:val="0"/>
+          <w:numId w:val="2"/>
+        </w:numPr>
+      </w:pPr>
+      <w:r>
+        <w:rPr>
+          <w:b/>
+          <w:bCs/>
+        </w:rPr>
+        <w:t xml:space="preserve">To verify the correction memory</w:t>
+      </w:r>
+      <w:r>
+        <w:t xml:space="preserve">, ensuring that corrections are captured and retrieved only for the same workspace, stage and embedder.</w:t>
+      </w:r>
+    </w:p>
+    <w:p>
+      <w:pPr>
+        <w:pStyle w:val="ListText"/>
+        <w:numPr>
+          <w:ilvl w:val="0"/>
+          <w:numId w:val="2"/>
+        </w:numPr>
+      </w:pPr>
+      <w:r>
+        <w:rPr>
+          <w:b/>
+          <w:bCs/>
+        </w:rPr>
+        <w:t xml:space="preserve">To ensure correct access control</w:t>
+      </w:r>
+      <w:r>
+        <w:t xml:space="preserve">, so that users can only reach data in workspaces they belong to, with the right role.</w:t>
+      </w:r>
+    </w:p>
+    <w:p>
+      <w:pPr>
+        <w:pStyle w:val="ListText"/>
+        <w:numPr>
+          <w:ilvl w:val="0"/>
+          <w:numId w:val="2"/>
+        </w:numPr>
+      </w:pPr>
+      <w:r>
+        <w:rPr>
+          <w:b/>
+          <w:bCs/>
+        </w:rPr>
+        <w:t xml:space="preserve">To ensure the published SRS document and diagram</w:t>
+      </w:r>
+      <w:r>
+        <w:t xml:space="preserve"> are complete, consistent with the approved stages, and versioned correctly.</w:t>
+      </w:r>
+    </w:p>
+    <w:p>
+      <w:pPr>
+        <w:pStyle w:val="ListText"/>
+        <w:numPr>
+          <w:ilvl w:val="0"/>
+          <w:numId w:val="2"/>
+        </w:numPr>
+      </w:pPr>
+      <w:r>
+        <w:rPr>
+          <w:b/>
+          <w:bCs/>
+        </w:rPr>
         <w:t xml:space="preserve">To confirm usability of the user interface</w:t>
       </w:r>
       <w:r>
@@ -22579,7 +30424,7 @@
         <w:pStyle w:val="Heading2"/>
       </w:pPr>
       <w:r>
-        <w:t xml:space="preserve">9.2 Test Cases</w:t>
+        <w:t xml:space="preserve">14.2 Test Cases</w:t>
       </w:r>
     </w:p>
     <w:p>
@@ -25678,7 +33523,7 @@
               <w:pStyle w:val="TableText"/>
             </w:pPr>
             <w:r>
-              <w:t xml:space="preserve">Admin Console and Audit Log</w:t>
+              <w:t xml:space="preserve">Diagram Editing Synchronisation</w:t>
             </w:r>
           </w:p>
         </w:tc>
@@ -25735,7 +33580,7 @@
               <w:pStyle w:val="TableText"/>
             </w:pPr>
             <w:r>
-              <w:t xml:space="preserve">Log in as super admin, view the overview and update a platform setting. Try the same as a normal user.</w:t>
+              <w:t xml:space="preserve">Rename a class and add a relationship in the Classes tab, then open the draw.io and canvas views. Then add a class in draw.io and return to the Classes tab.</w:t>
             </w:r>
           </w:p>
         </w:tc>
@@ -25792,6 +33637,1078 @@
               <w:pStyle w:val="TableText"/>
             </w:pPr>
             <w:r>
+              <w:t xml:space="preserve">All three editors show the same model; each save creates a new version.</w:t>
+            </w:r>
+          </w:p>
+        </w:tc>
+      </w:tr>
+    </w:tbl>
+    <w:p>
+      <w:pPr>
+        <w:spacing w:after="120"/>
+      </w:pPr>
+    </w:p>
+    <w:p>
+      <w:pPr>
+        <w:pStyle w:val="Heading3"/>
+      </w:pPr>
+      <w:r>
+        <w:t xml:space="preserve">Test Case ID: T13</w:t>
+      </w:r>
+    </w:p>
+    <w:tbl>
+      <w:tblPr>
+        <w:tblW w:type="dxa" w:w="9360"/>
+        <w:tblBorders>
+          <w:top w:val="single" w:color="auto" w:sz="4"/>
+          <w:left w:val="single" w:color="auto" w:sz="4"/>
+          <w:bottom w:val="single" w:color="auto" w:sz="4"/>
+          <w:right w:val="single" w:color="auto" w:sz="4"/>
+          <w:insideH w:val="single" w:color="auto" w:sz="4"/>
+          <w:insideV w:val="single" w:color="auto" w:sz="4"/>
+        </w:tblBorders>
+      </w:tblPr>
+      <w:tblGrid>
+        <w:gridCol w:w="2200"/>
+        <w:gridCol w:w="7160"/>
+      </w:tblGrid>
+      <w:tr>
+        <w:trPr>
+          <w:tblHeader/>
+        </w:trPr>
+        <w:tc>
+          <w:tcPr>
+            <w:tcW w:type="dxa" w:w="2200"/>
+            <w:tcBorders>
+              <w:top w:val="single" w:color="808080" w:sz="4"/>
+              <w:left w:val="single" w:color="808080" w:sz="4"/>
+              <w:bottom w:val="single" w:color="808080" w:sz="4"/>
+              <w:right w:val="single" w:color="808080" w:sz="4"/>
+            </w:tcBorders>
+            <w:shd w:fill="D9E2F3" w:val="clear"/>
+            <w:tcMar>
+              <w:top w:type="dxa" w:w="60"/>
+              <w:left w:type="dxa" w:w="100"/>
+              <w:bottom w:type="dxa" w:w="60"/>
+              <w:right w:type="dxa" w:w="100"/>
+            </w:tcMar>
+            <w:vAlign w:val="top"/>
+          </w:tcPr>
+          <w:p>
+            <w:pPr>
+              <w:pStyle w:val="TableText"/>
+            </w:pPr>
+            <w:r>
+              <w:rPr>
+                <w:b/>
+                <w:bCs/>
+              </w:rPr>
+              <w:t xml:space="preserve">Field</w:t>
+            </w:r>
+          </w:p>
+        </w:tc>
+        <w:tc>
+          <w:tcPr>
+            <w:tcW w:type="dxa" w:w="7160"/>
+            <w:tcBorders>
+              <w:top w:val="single" w:color="808080" w:sz="4"/>
+              <w:left w:val="single" w:color="808080" w:sz="4"/>
+              <w:bottom w:val="single" w:color="808080" w:sz="4"/>
+              <w:right w:val="single" w:color="808080" w:sz="4"/>
+            </w:tcBorders>
+            <w:shd w:fill="D9E2F3" w:val="clear"/>
+            <w:tcMar>
+              <w:top w:type="dxa" w:w="60"/>
+              <w:left w:type="dxa" w:w="100"/>
+              <w:bottom w:type="dxa" w:w="60"/>
+              <w:right w:type="dxa" w:w="100"/>
+            </w:tcMar>
+            <w:vAlign w:val="top"/>
+          </w:tcPr>
+          <w:p>
+            <w:pPr>
+              <w:pStyle w:val="TableText"/>
+            </w:pPr>
+            <w:r>
+              <w:rPr>
+                <w:b/>
+                <w:bCs/>
+              </w:rPr>
+              <w:t xml:space="preserve">Description</w:t>
+            </w:r>
+          </w:p>
+        </w:tc>
+      </w:tr>
+      <w:tr>
+        <w:trPr>
+          <w:cantSplit/>
+        </w:trPr>
+        <w:tc>
+          <w:tcPr>
+            <w:tcW w:type="dxa" w:w="2200"/>
+            <w:tcBorders>
+              <w:top w:val="single" w:color="808080" w:sz="4"/>
+              <w:left w:val="single" w:color="808080" w:sz="4"/>
+              <w:bottom w:val="single" w:color="808080" w:sz="4"/>
+              <w:right w:val="single" w:color="808080" w:sz="4"/>
+            </w:tcBorders>
+            <w:tcMar>
+              <w:top w:type="dxa" w:w="60"/>
+              <w:left w:type="dxa" w:w="100"/>
+              <w:bottom w:type="dxa" w:w="60"/>
+              <w:right w:type="dxa" w:w="100"/>
+            </w:tcMar>
+            <w:vAlign w:val="top"/>
+          </w:tcPr>
+          <w:p>
+            <w:pPr>
+              <w:pStyle w:val="TableText"/>
+            </w:pPr>
+            <w:r>
+              <w:t xml:space="preserve">Title</w:t>
+            </w:r>
+          </w:p>
+        </w:tc>
+        <w:tc>
+          <w:tcPr>
+            <w:tcW w:type="dxa" w:w="7160"/>
+            <w:tcBorders>
+              <w:top w:val="single" w:color="808080" w:sz="4"/>
+              <w:left w:val="single" w:color="808080" w:sz="4"/>
+              <w:bottom w:val="single" w:color="808080" w:sz="4"/>
+              <w:right w:val="single" w:color="808080" w:sz="4"/>
+            </w:tcBorders>
+            <w:tcMar>
+              <w:top w:type="dxa" w:w="60"/>
+              <w:left w:type="dxa" w:w="100"/>
+              <w:bottom w:type="dxa" w:w="60"/>
+              <w:right w:type="dxa" w:w="100"/>
+            </w:tcMar>
+            <w:vAlign w:val="top"/>
+          </w:tcPr>
+          <w:p>
+            <w:pPr>
+              <w:pStyle w:val="TableText"/>
+            </w:pPr>
+            <w:r>
+              <w:t xml:space="preserve">Engine Comparison</w:t>
+            </w:r>
+          </w:p>
+        </w:tc>
+      </w:tr>
+      <w:tr>
+        <w:trPr>
+          <w:cantSplit/>
+        </w:trPr>
+        <w:tc>
+          <w:tcPr>
+            <w:tcW w:type="dxa" w:w="2200"/>
+            <w:tcBorders>
+              <w:top w:val="single" w:color="808080" w:sz="4"/>
+              <w:left w:val="single" w:color="808080" w:sz="4"/>
+              <w:bottom w:val="single" w:color="808080" w:sz="4"/>
+              <w:right w:val="single" w:color="808080" w:sz="4"/>
+            </w:tcBorders>
+            <w:tcMar>
+              <w:top w:type="dxa" w:w="60"/>
+              <w:left w:type="dxa" w:w="100"/>
+              <w:bottom w:type="dxa" w:w="60"/>
+              <w:right w:type="dxa" w:w="100"/>
+            </w:tcMar>
+            <w:vAlign w:val="top"/>
+          </w:tcPr>
+          <w:p>
+            <w:pPr>
+              <w:pStyle w:val="TableText"/>
+            </w:pPr>
+            <w:r>
+              <w:t xml:space="preserve">Test Scenario</w:t>
+            </w:r>
+          </w:p>
+        </w:tc>
+        <w:tc>
+          <w:tcPr>
+            <w:tcW w:type="dxa" w:w="7160"/>
+            <w:tcBorders>
+              <w:top w:val="single" w:color="808080" w:sz="4"/>
+              <w:left w:val="single" w:color="808080" w:sz="4"/>
+              <w:bottom w:val="single" w:color="808080" w:sz="4"/>
+              <w:right w:val="single" w:color="808080" w:sz="4"/>
+            </w:tcBorders>
+            <w:tcMar>
+              <w:top w:type="dxa" w:w="60"/>
+              <w:left w:type="dxa" w:w="100"/>
+              <w:bottom w:type="dxa" w:w="60"/>
+              <w:right w:type="dxa" w:w="100"/>
+            </w:tcMar>
+            <w:vAlign w:val="top"/>
+          </w:tcPr>
+          <w:p>
+            <w:pPr>
+              <w:pStyle w:val="TableText"/>
+            </w:pPr>
+            <w:r>
+              <w:t xml:space="preserve">Generate the same text with the rule-based and an AI engine in the Class Modeler and open the Compare tab.</w:t>
+            </w:r>
+          </w:p>
+        </w:tc>
+      </w:tr>
+      <w:tr>
+        <w:trPr>
+          <w:cantSplit/>
+        </w:trPr>
+        <w:tc>
+          <w:tcPr>
+            <w:tcW w:type="dxa" w:w="2200"/>
+            <w:tcBorders>
+              <w:top w:val="single" w:color="808080" w:sz="4"/>
+              <w:left w:val="single" w:color="808080" w:sz="4"/>
+              <w:bottom w:val="single" w:color="808080" w:sz="4"/>
+              <w:right w:val="single" w:color="808080" w:sz="4"/>
+            </w:tcBorders>
+            <w:tcMar>
+              <w:top w:type="dxa" w:w="60"/>
+              <w:left w:type="dxa" w:w="100"/>
+              <w:bottom w:type="dxa" w:w="60"/>
+              <w:right w:type="dxa" w:w="100"/>
+            </w:tcMar>
+            <w:vAlign w:val="top"/>
+          </w:tcPr>
+          <w:p>
+            <w:pPr>
+              <w:pStyle w:val="TableText"/>
+            </w:pPr>
+            <w:r>
+              <w:t xml:space="preserve">Expected Outcome</w:t>
+            </w:r>
+          </w:p>
+        </w:tc>
+        <w:tc>
+          <w:tcPr>
+            <w:tcW w:type="dxa" w:w="7160"/>
+            <w:tcBorders>
+              <w:top w:val="single" w:color="808080" w:sz="4"/>
+              <w:left w:val="single" w:color="808080" w:sz="4"/>
+              <w:bottom w:val="single" w:color="808080" w:sz="4"/>
+              <w:right w:val="single" w:color="808080" w:sz="4"/>
+            </w:tcBorders>
+            <w:tcMar>
+              <w:top w:type="dxa" w:w="60"/>
+              <w:left w:type="dxa" w:w="100"/>
+              <w:bottom w:type="dxa" w:w="60"/>
+              <w:right w:type="dxa" w:w="100"/>
+            </w:tcMar>
+            <w:vAlign w:val="top"/>
+          </w:tcPr>
+          <w:p>
+            <w:pPr>
+              <w:pStyle w:val="TableText"/>
+            </w:pPr>
+            <w:r>
+              <w:t xml:space="preserve">Class, member and relationship agreement scores are shown, and differences are marked per engine.</w:t>
+            </w:r>
+          </w:p>
+        </w:tc>
+      </w:tr>
+    </w:tbl>
+    <w:p>
+      <w:pPr>
+        <w:spacing w:after="120"/>
+      </w:pPr>
+    </w:p>
+    <w:p>
+      <w:pPr>
+        <w:pStyle w:val="Heading3"/>
+      </w:pPr>
+      <w:r>
+        <w:t xml:space="preserve">Test Case ID: T14</w:t>
+      </w:r>
+    </w:p>
+    <w:tbl>
+      <w:tblPr>
+        <w:tblW w:type="dxa" w:w="9360"/>
+        <w:tblBorders>
+          <w:top w:val="single" w:color="auto" w:sz="4"/>
+          <w:left w:val="single" w:color="auto" w:sz="4"/>
+          <w:bottom w:val="single" w:color="auto" w:sz="4"/>
+          <w:right w:val="single" w:color="auto" w:sz="4"/>
+          <w:insideH w:val="single" w:color="auto" w:sz="4"/>
+          <w:insideV w:val="single" w:color="auto" w:sz="4"/>
+        </w:tblBorders>
+      </w:tblPr>
+      <w:tblGrid>
+        <w:gridCol w:w="2200"/>
+        <w:gridCol w:w="7160"/>
+      </w:tblGrid>
+      <w:tr>
+        <w:trPr>
+          <w:tblHeader/>
+        </w:trPr>
+        <w:tc>
+          <w:tcPr>
+            <w:tcW w:type="dxa" w:w="2200"/>
+            <w:tcBorders>
+              <w:top w:val="single" w:color="808080" w:sz="4"/>
+              <w:left w:val="single" w:color="808080" w:sz="4"/>
+              <w:bottom w:val="single" w:color="808080" w:sz="4"/>
+              <w:right w:val="single" w:color="808080" w:sz="4"/>
+            </w:tcBorders>
+            <w:shd w:fill="D9E2F3" w:val="clear"/>
+            <w:tcMar>
+              <w:top w:type="dxa" w:w="60"/>
+              <w:left w:type="dxa" w:w="100"/>
+              <w:bottom w:type="dxa" w:w="60"/>
+              <w:right w:type="dxa" w:w="100"/>
+            </w:tcMar>
+            <w:vAlign w:val="top"/>
+          </w:tcPr>
+          <w:p>
+            <w:pPr>
+              <w:pStyle w:val="TableText"/>
+            </w:pPr>
+            <w:r>
+              <w:rPr>
+                <w:b/>
+                <w:bCs/>
+              </w:rPr>
+              <w:t xml:space="preserve">Field</w:t>
+            </w:r>
+          </w:p>
+        </w:tc>
+        <w:tc>
+          <w:tcPr>
+            <w:tcW w:type="dxa" w:w="7160"/>
+            <w:tcBorders>
+              <w:top w:val="single" w:color="808080" w:sz="4"/>
+              <w:left w:val="single" w:color="808080" w:sz="4"/>
+              <w:bottom w:val="single" w:color="808080" w:sz="4"/>
+              <w:right w:val="single" w:color="808080" w:sz="4"/>
+            </w:tcBorders>
+            <w:shd w:fill="D9E2F3" w:val="clear"/>
+            <w:tcMar>
+              <w:top w:type="dxa" w:w="60"/>
+              <w:left w:type="dxa" w:w="100"/>
+              <w:bottom w:type="dxa" w:w="60"/>
+              <w:right w:type="dxa" w:w="100"/>
+            </w:tcMar>
+            <w:vAlign w:val="top"/>
+          </w:tcPr>
+          <w:p>
+            <w:pPr>
+              <w:pStyle w:val="TableText"/>
+            </w:pPr>
+            <w:r>
+              <w:rPr>
+                <w:b/>
+                <w:bCs/>
+              </w:rPr>
+              <w:t xml:space="preserve">Description</w:t>
+            </w:r>
+          </w:p>
+        </w:tc>
+      </w:tr>
+      <w:tr>
+        <w:trPr>
+          <w:cantSplit/>
+        </w:trPr>
+        <w:tc>
+          <w:tcPr>
+            <w:tcW w:type="dxa" w:w="2200"/>
+            <w:tcBorders>
+              <w:top w:val="single" w:color="808080" w:sz="4"/>
+              <w:left w:val="single" w:color="808080" w:sz="4"/>
+              <w:bottom w:val="single" w:color="808080" w:sz="4"/>
+              <w:right w:val="single" w:color="808080" w:sz="4"/>
+            </w:tcBorders>
+            <w:tcMar>
+              <w:top w:type="dxa" w:w="60"/>
+              <w:left w:type="dxa" w:w="100"/>
+              <w:bottom w:type="dxa" w:w="60"/>
+              <w:right w:type="dxa" w:w="100"/>
+            </w:tcMar>
+            <w:vAlign w:val="top"/>
+          </w:tcPr>
+          <w:p>
+            <w:pPr>
+              <w:pStyle w:val="TableText"/>
+            </w:pPr>
+            <w:r>
+              <w:t xml:space="preserve">Title</w:t>
+            </w:r>
+          </w:p>
+        </w:tc>
+        <w:tc>
+          <w:tcPr>
+            <w:tcW w:type="dxa" w:w="7160"/>
+            <w:tcBorders>
+              <w:top w:val="single" w:color="808080" w:sz="4"/>
+              <w:left w:val="single" w:color="808080" w:sz="4"/>
+              <w:bottom w:val="single" w:color="808080" w:sz="4"/>
+              <w:right w:val="single" w:color="808080" w:sz="4"/>
+            </w:tcBorders>
+            <w:tcMar>
+              <w:top w:type="dxa" w:w="60"/>
+              <w:left w:type="dxa" w:w="100"/>
+              <w:bottom w:type="dxa" w:w="60"/>
+              <w:right w:type="dxa" w:w="100"/>
+            </w:tcMar>
+            <w:vAlign w:val="top"/>
+          </w:tcPr>
+          <w:p>
+            <w:pPr>
+              <w:pStyle w:val="TableText"/>
+            </w:pPr>
+            <w:r>
+              <w:t xml:space="preserve">Export of Documents and Diagrams</w:t>
+            </w:r>
+          </w:p>
+        </w:tc>
+      </w:tr>
+      <w:tr>
+        <w:trPr>
+          <w:cantSplit/>
+        </w:trPr>
+        <w:tc>
+          <w:tcPr>
+            <w:tcW w:type="dxa" w:w="2200"/>
+            <w:tcBorders>
+              <w:top w:val="single" w:color="808080" w:sz="4"/>
+              <w:left w:val="single" w:color="808080" w:sz="4"/>
+              <w:bottom w:val="single" w:color="808080" w:sz="4"/>
+              <w:right w:val="single" w:color="808080" w:sz="4"/>
+            </w:tcBorders>
+            <w:tcMar>
+              <w:top w:type="dxa" w:w="60"/>
+              <w:left w:type="dxa" w:w="100"/>
+              <w:bottom w:type="dxa" w:w="60"/>
+              <w:right w:type="dxa" w:w="100"/>
+            </w:tcMar>
+            <w:vAlign w:val="top"/>
+          </w:tcPr>
+          <w:p>
+            <w:pPr>
+              <w:pStyle w:val="TableText"/>
+            </w:pPr>
+            <w:r>
+              <w:t xml:space="preserve">Test Scenario</w:t>
+            </w:r>
+          </w:p>
+        </w:tc>
+        <w:tc>
+          <w:tcPr>
+            <w:tcW w:type="dxa" w:w="7160"/>
+            <w:tcBorders>
+              <w:top w:val="single" w:color="808080" w:sz="4"/>
+              <w:left w:val="single" w:color="808080" w:sz="4"/>
+              <w:bottom w:val="single" w:color="808080" w:sz="4"/>
+              <w:right w:val="single" w:color="808080" w:sz="4"/>
+            </w:tcBorders>
+            <w:tcMar>
+              <w:top w:type="dxa" w:w="60"/>
+              <w:left w:type="dxa" w:w="100"/>
+              <w:bottom w:type="dxa" w:w="60"/>
+              <w:right w:type="dxa" w:w="100"/>
+            </w:tcMar>
+            <w:vAlign w:val="top"/>
+          </w:tcPr>
+          <w:p>
+            <w:pPr>
+              <w:pStyle w:val="TableText"/>
+            </w:pPr>
+            <w:r>
+              <w:t xml:space="preserve">Export an SRS document as Markdown and PDF, and a diagram as .drawio, PNG and SVG. Open the .drawio file in diagrams.net.</w:t>
+            </w:r>
+          </w:p>
+        </w:tc>
+      </w:tr>
+      <w:tr>
+        <w:trPr>
+          <w:cantSplit/>
+        </w:trPr>
+        <w:tc>
+          <w:tcPr>
+            <w:tcW w:type="dxa" w:w="2200"/>
+            <w:tcBorders>
+              <w:top w:val="single" w:color="808080" w:sz="4"/>
+              <w:left w:val="single" w:color="808080" w:sz="4"/>
+              <w:bottom w:val="single" w:color="808080" w:sz="4"/>
+              <w:right w:val="single" w:color="808080" w:sz="4"/>
+            </w:tcBorders>
+            <w:tcMar>
+              <w:top w:type="dxa" w:w="60"/>
+              <w:left w:type="dxa" w:w="100"/>
+              <w:bottom w:type="dxa" w:w="60"/>
+              <w:right w:type="dxa" w:w="100"/>
+            </w:tcMar>
+            <w:vAlign w:val="top"/>
+          </w:tcPr>
+          <w:p>
+            <w:pPr>
+              <w:pStyle w:val="TableText"/>
+            </w:pPr>
+            <w:r>
+              <w:t xml:space="preserve">Expected Outcome</w:t>
+            </w:r>
+          </w:p>
+        </w:tc>
+        <w:tc>
+          <w:tcPr>
+            <w:tcW w:type="dxa" w:w="7160"/>
+            <w:tcBorders>
+              <w:top w:val="single" w:color="808080" w:sz="4"/>
+              <w:left w:val="single" w:color="808080" w:sz="4"/>
+              <w:bottom w:val="single" w:color="808080" w:sz="4"/>
+              <w:right w:val="single" w:color="808080" w:sz="4"/>
+            </w:tcBorders>
+            <w:tcMar>
+              <w:top w:type="dxa" w:w="60"/>
+              <w:left w:type="dxa" w:w="100"/>
+              <w:bottom w:type="dxa" w:w="60"/>
+              <w:right w:type="dxa" w:w="100"/>
+            </w:tcMar>
+            <w:vAlign w:val="top"/>
+          </w:tcPr>
+          <w:p>
+            <w:pPr>
+              <w:pStyle w:val="TableText"/>
+            </w:pPr>
+            <w:r>
+              <w:t xml:space="preserve">All files download with correct content, and the .drawio file opens with the same classes and relationships.</w:t>
+            </w:r>
+          </w:p>
+        </w:tc>
+      </w:tr>
+    </w:tbl>
+    <w:p>
+      <w:pPr>
+        <w:spacing w:after="120"/>
+      </w:pPr>
+    </w:p>
+    <w:p>
+      <w:pPr>
+        <w:pStyle w:val="Heading3"/>
+      </w:pPr>
+      <w:r>
+        <w:t xml:space="preserve">Test Case ID: T15</w:t>
+      </w:r>
+    </w:p>
+    <w:tbl>
+      <w:tblPr>
+        <w:tblW w:type="dxa" w:w="9360"/>
+        <w:tblBorders>
+          <w:top w:val="single" w:color="auto" w:sz="4"/>
+          <w:left w:val="single" w:color="auto" w:sz="4"/>
+          <w:bottom w:val="single" w:color="auto" w:sz="4"/>
+          <w:right w:val="single" w:color="auto" w:sz="4"/>
+          <w:insideH w:val="single" w:color="auto" w:sz="4"/>
+          <w:insideV w:val="single" w:color="auto" w:sz="4"/>
+        </w:tblBorders>
+      </w:tblPr>
+      <w:tblGrid>
+        <w:gridCol w:w="2200"/>
+        <w:gridCol w:w="7160"/>
+      </w:tblGrid>
+      <w:tr>
+        <w:trPr>
+          <w:tblHeader/>
+        </w:trPr>
+        <w:tc>
+          <w:tcPr>
+            <w:tcW w:type="dxa" w:w="2200"/>
+            <w:tcBorders>
+              <w:top w:val="single" w:color="808080" w:sz="4"/>
+              <w:left w:val="single" w:color="808080" w:sz="4"/>
+              <w:bottom w:val="single" w:color="808080" w:sz="4"/>
+              <w:right w:val="single" w:color="808080" w:sz="4"/>
+            </w:tcBorders>
+            <w:shd w:fill="D9E2F3" w:val="clear"/>
+            <w:tcMar>
+              <w:top w:type="dxa" w:w="60"/>
+              <w:left w:type="dxa" w:w="100"/>
+              <w:bottom w:type="dxa" w:w="60"/>
+              <w:right w:type="dxa" w:w="100"/>
+            </w:tcMar>
+            <w:vAlign w:val="top"/>
+          </w:tcPr>
+          <w:p>
+            <w:pPr>
+              <w:pStyle w:val="TableText"/>
+            </w:pPr>
+            <w:r>
+              <w:rPr>
+                <w:b/>
+                <w:bCs/>
+              </w:rPr>
+              <w:t xml:space="preserve">Field</w:t>
+            </w:r>
+          </w:p>
+        </w:tc>
+        <w:tc>
+          <w:tcPr>
+            <w:tcW w:type="dxa" w:w="7160"/>
+            <w:tcBorders>
+              <w:top w:val="single" w:color="808080" w:sz="4"/>
+              <w:left w:val="single" w:color="808080" w:sz="4"/>
+              <w:bottom w:val="single" w:color="808080" w:sz="4"/>
+              <w:right w:val="single" w:color="808080" w:sz="4"/>
+            </w:tcBorders>
+            <w:shd w:fill="D9E2F3" w:val="clear"/>
+            <w:tcMar>
+              <w:top w:type="dxa" w:w="60"/>
+              <w:left w:type="dxa" w:w="100"/>
+              <w:bottom w:type="dxa" w:w="60"/>
+              <w:right w:type="dxa" w:w="100"/>
+            </w:tcMar>
+            <w:vAlign w:val="top"/>
+          </w:tcPr>
+          <w:p>
+            <w:pPr>
+              <w:pStyle w:val="TableText"/>
+            </w:pPr>
+            <w:r>
+              <w:rPr>
+                <w:b/>
+                <w:bCs/>
+              </w:rPr>
+              <w:t xml:space="preserve">Description</w:t>
+            </w:r>
+          </w:p>
+        </w:tc>
+      </w:tr>
+      <w:tr>
+        <w:trPr>
+          <w:cantSplit/>
+        </w:trPr>
+        <w:tc>
+          <w:tcPr>
+            <w:tcW w:type="dxa" w:w="2200"/>
+            <w:tcBorders>
+              <w:top w:val="single" w:color="808080" w:sz="4"/>
+              <w:left w:val="single" w:color="808080" w:sz="4"/>
+              <w:bottom w:val="single" w:color="808080" w:sz="4"/>
+              <w:right w:val="single" w:color="808080" w:sz="4"/>
+            </w:tcBorders>
+            <w:tcMar>
+              <w:top w:type="dxa" w:w="60"/>
+              <w:left w:type="dxa" w:w="100"/>
+              <w:bottom w:type="dxa" w:w="60"/>
+              <w:right w:type="dxa" w:w="100"/>
+            </w:tcMar>
+            <w:vAlign w:val="top"/>
+          </w:tcPr>
+          <w:p>
+            <w:pPr>
+              <w:pStyle w:val="TableText"/>
+            </w:pPr>
+            <w:r>
+              <w:t xml:space="preserve">Title</w:t>
+            </w:r>
+          </w:p>
+        </w:tc>
+        <w:tc>
+          <w:tcPr>
+            <w:tcW w:type="dxa" w:w="7160"/>
+            <w:tcBorders>
+              <w:top w:val="single" w:color="808080" w:sz="4"/>
+              <w:left w:val="single" w:color="808080" w:sz="4"/>
+              <w:bottom w:val="single" w:color="808080" w:sz="4"/>
+              <w:right w:val="single" w:color="808080" w:sz="4"/>
+            </w:tcBorders>
+            <w:tcMar>
+              <w:top w:type="dxa" w:w="60"/>
+              <w:left w:type="dxa" w:w="100"/>
+              <w:bottom w:type="dxa" w:w="60"/>
+              <w:right w:type="dxa" w:w="100"/>
+            </w:tcMar>
+            <w:vAlign w:val="top"/>
+          </w:tcPr>
+          <w:p>
+            <w:pPr>
+              <w:pStyle w:val="TableText"/>
+            </w:pPr>
+            <w:r>
+              <w:t xml:space="preserve">Containerised Deployment</w:t>
+            </w:r>
+          </w:p>
+        </w:tc>
+      </w:tr>
+      <w:tr>
+        <w:trPr>
+          <w:cantSplit/>
+        </w:trPr>
+        <w:tc>
+          <w:tcPr>
+            <w:tcW w:type="dxa" w:w="2200"/>
+            <w:tcBorders>
+              <w:top w:val="single" w:color="808080" w:sz="4"/>
+              <w:left w:val="single" w:color="808080" w:sz="4"/>
+              <w:bottom w:val="single" w:color="808080" w:sz="4"/>
+              <w:right w:val="single" w:color="808080" w:sz="4"/>
+            </w:tcBorders>
+            <w:tcMar>
+              <w:top w:type="dxa" w:w="60"/>
+              <w:left w:type="dxa" w:w="100"/>
+              <w:bottom w:type="dxa" w:w="60"/>
+              <w:right w:type="dxa" w:w="100"/>
+            </w:tcMar>
+            <w:vAlign w:val="top"/>
+          </w:tcPr>
+          <w:p>
+            <w:pPr>
+              <w:pStyle w:val="TableText"/>
+            </w:pPr>
+            <w:r>
+              <w:t xml:space="preserve">Test Scenario</w:t>
+            </w:r>
+          </w:p>
+        </w:tc>
+        <w:tc>
+          <w:tcPr>
+            <w:tcW w:type="dxa" w:w="7160"/>
+            <w:tcBorders>
+              <w:top w:val="single" w:color="808080" w:sz="4"/>
+              <w:left w:val="single" w:color="808080" w:sz="4"/>
+              <w:bottom w:val="single" w:color="808080" w:sz="4"/>
+              <w:right w:val="single" w:color="808080" w:sz="4"/>
+            </w:tcBorders>
+            <w:tcMar>
+              <w:top w:type="dxa" w:w="60"/>
+              <w:left w:type="dxa" w:w="100"/>
+              <w:bottom w:type="dxa" w:w="60"/>
+              <w:right w:type="dxa" w:w="100"/>
+            </w:tcMar>
+            <w:vAlign w:val="top"/>
+          </w:tcPr>
+          <w:p>
+            <w:pPr>
+              <w:pStyle w:val="TableText"/>
+            </w:pPr>
+            <w:r>
+              <w:t xml:space="preserve">Run docker compose up -d --build on a clean machine.</w:t>
+            </w:r>
+          </w:p>
+        </w:tc>
+      </w:tr>
+      <w:tr>
+        <w:trPr>
+          <w:cantSplit/>
+        </w:trPr>
+        <w:tc>
+          <w:tcPr>
+            <w:tcW w:type="dxa" w:w="2200"/>
+            <w:tcBorders>
+              <w:top w:val="single" w:color="808080" w:sz="4"/>
+              <w:left w:val="single" w:color="808080" w:sz="4"/>
+              <w:bottom w:val="single" w:color="808080" w:sz="4"/>
+              <w:right w:val="single" w:color="808080" w:sz="4"/>
+            </w:tcBorders>
+            <w:tcMar>
+              <w:top w:type="dxa" w:w="60"/>
+              <w:left w:type="dxa" w:w="100"/>
+              <w:bottom w:type="dxa" w:w="60"/>
+              <w:right w:type="dxa" w:w="100"/>
+            </w:tcMar>
+            <w:vAlign w:val="top"/>
+          </w:tcPr>
+          <w:p>
+            <w:pPr>
+              <w:pStyle w:val="TableText"/>
+            </w:pPr>
+            <w:r>
+              <w:t xml:space="preserve">Expected Outcome</w:t>
+            </w:r>
+          </w:p>
+        </w:tc>
+        <w:tc>
+          <w:tcPr>
+            <w:tcW w:type="dxa" w:w="7160"/>
+            <w:tcBorders>
+              <w:top w:val="single" w:color="808080" w:sz="4"/>
+              <w:left w:val="single" w:color="808080" w:sz="4"/>
+              <w:bottom w:val="single" w:color="808080" w:sz="4"/>
+              <w:right w:val="single" w:color="808080" w:sz="4"/>
+            </w:tcBorders>
+            <w:tcMar>
+              <w:top w:type="dxa" w:w="60"/>
+              <w:left w:type="dxa" w:w="100"/>
+              <w:bottom w:type="dxa" w:w="60"/>
+              <w:right w:type="dxa" w:w="100"/>
+            </w:tcMar>
+            <w:vAlign w:val="top"/>
+          </w:tcPr>
+          <w:p>
+            <w:pPr>
+              <w:pStyle w:val="TableText"/>
+            </w:pPr>
+            <w:r>
+              <w:t xml:space="preserve">All containers become healthy, migrations run, and the app is reachable at port 5173 with the API at port 8000.</w:t>
+            </w:r>
+          </w:p>
+        </w:tc>
+      </w:tr>
+    </w:tbl>
+    <w:p>
+      <w:pPr>
+        <w:spacing w:after="120"/>
+      </w:pPr>
+    </w:p>
+    <w:p>
+      <w:pPr>
+        <w:pStyle w:val="Heading3"/>
+      </w:pPr>
+      <w:r>
+        <w:t xml:space="preserve">Test Case ID: T16</w:t>
+      </w:r>
+    </w:p>
+    <w:tbl>
+      <w:tblPr>
+        <w:tblW w:type="dxa" w:w="9360"/>
+        <w:tblBorders>
+          <w:top w:val="single" w:color="auto" w:sz="4"/>
+          <w:left w:val="single" w:color="auto" w:sz="4"/>
+          <w:bottom w:val="single" w:color="auto" w:sz="4"/>
+          <w:right w:val="single" w:color="auto" w:sz="4"/>
+          <w:insideH w:val="single" w:color="auto" w:sz="4"/>
+          <w:insideV w:val="single" w:color="auto" w:sz="4"/>
+        </w:tblBorders>
+      </w:tblPr>
+      <w:tblGrid>
+        <w:gridCol w:w="2200"/>
+        <w:gridCol w:w="7160"/>
+      </w:tblGrid>
+      <w:tr>
+        <w:trPr>
+          <w:tblHeader/>
+        </w:trPr>
+        <w:tc>
+          <w:tcPr>
+            <w:tcW w:type="dxa" w:w="2200"/>
+            <w:tcBorders>
+              <w:top w:val="single" w:color="808080" w:sz="4"/>
+              <w:left w:val="single" w:color="808080" w:sz="4"/>
+              <w:bottom w:val="single" w:color="808080" w:sz="4"/>
+              <w:right w:val="single" w:color="808080" w:sz="4"/>
+            </w:tcBorders>
+            <w:shd w:fill="D9E2F3" w:val="clear"/>
+            <w:tcMar>
+              <w:top w:type="dxa" w:w="60"/>
+              <w:left w:type="dxa" w:w="100"/>
+              <w:bottom w:type="dxa" w:w="60"/>
+              <w:right w:type="dxa" w:w="100"/>
+            </w:tcMar>
+            <w:vAlign w:val="top"/>
+          </w:tcPr>
+          <w:p>
+            <w:pPr>
+              <w:pStyle w:val="TableText"/>
+            </w:pPr>
+            <w:r>
+              <w:rPr>
+                <w:b/>
+                <w:bCs/>
+              </w:rPr>
+              <w:t xml:space="preserve">Field</w:t>
+            </w:r>
+          </w:p>
+        </w:tc>
+        <w:tc>
+          <w:tcPr>
+            <w:tcW w:type="dxa" w:w="7160"/>
+            <w:tcBorders>
+              <w:top w:val="single" w:color="808080" w:sz="4"/>
+              <w:left w:val="single" w:color="808080" w:sz="4"/>
+              <w:bottom w:val="single" w:color="808080" w:sz="4"/>
+              <w:right w:val="single" w:color="808080" w:sz="4"/>
+            </w:tcBorders>
+            <w:shd w:fill="D9E2F3" w:val="clear"/>
+            <w:tcMar>
+              <w:top w:type="dxa" w:w="60"/>
+              <w:left w:type="dxa" w:w="100"/>
+              <w:bottom w:type="dxa" w:w="60"/>
+              <w:right w:type="dxa" w:w="100"/>
+            </w:tcMar>
+            <w:vAlign w:val="top"/>
+          </w:tcPr>
+          <w:p>
+            <w:pPr>
+              <w:pStyle w:val="TableText"/>
+            </w:pPr>
+            <w:r>
+              <w:rPr>
+                <w:b/>
+                <w:bCs/>
+              </w:rPr>
+              <w:t xml:space="preserve">Description</w:t>
+            </w:r>
+          </w:p>
+        </w:tc>
+      </w:tr>
+      <w:tr>
+        <w:trPr>
+          <w:cantSplit/>
+        </w:trPr>
+        <w:tc>
+          <w:tcPr>
+            <w:tcW w:type="dxa" w:w="2200"/>
+            <w:tcBorders>
+              <w:top w:val="single" w:color="808080" w:sz="4"/>
+              <w:left w:val="single" w:color="808080" w:sz="4"/>
+              <w:bottom w:val="single" w:color="808080" w:sz="4"/>
+              <w:right w:val="single" w:color="808080" w:sz="4"/>
+            </w:tcBorders>
+            <w:tcMar>
+              <w:top w:type="dxa" w:w="60"/>
+              <w:left w:type="dxa" w:w="100"/>
+              <w:bottom w:type="dxa" w:w="60"/>
+              <w:right w:type="dxa" w:w="100"/>
+            </w:tcMar>
+            <w:vAlign w:val="top"/>
+          </w:tcPr>
+          <w:p>
+            <w:pPr>
+              <w:pStyle w:val="TableText"/>
+            </w:pPr>
+            <w:r>
+              <w:t xml:space="preserve">Title</w:t>
+            </w:r>
+          </w:p>
+        </w:tc>
+        <w:tc>
+          <w:tcPr>
+            <w:tcW w:type="dxa" w:w="7160"/>
+            <w:tcBorders>
+              <w:top w:val="single" w:color="808080" w:sz="4"/>
+              <w:left w:val="single" w:color="808080" w:sz="4"/>
+              <w:bottom w:val="single" w:color="808080" w:sz="4"/>
+              <w:right w:val="single" w:color="808080" w:sz="4"/>
+            </w:tcBorders>
+            <w:tcMar>
+              <w:top w:type="dxa" w:w="60"/>
+              <w:left w:type="dxa" w:w="100"/>
+              <w:bottom w:type="dxa" w:w="60"/>
+              <w:right w:type="dxa" w:w="100"/>
+            </w:tcMar>
+            <w:vAlign w:val="top"/>
+          </w:tcPr>
+          <w:p>
+            <w:pPr>
+              <w:pStyle w:val="TableText"/>
+            </w:pPr>
+            <w:r>
+              <w:t xml:space="preserve">Admin Console and Audit Log</w:t>
+            </w:r>
+          </w:p>
+        </w:tc>
+      </w:tr>
+      <w:tr>
+        <w:trPr>
+          <w:cantSplit/>
+        </w:trPr>
+        <w:tc>
+          <w:tcPr>
+            <w:tcW w:type="dxa" w:w="2200"/>
+            <w:tcBorders>
+              <w:top w:val="single" w:color="808080" w:sz="4"/>
+              <w:left w:val="single" w:color="808080" w:sz="4"/>
+              <w:bottom w:val="single" w:color="808080" w:sz="4"/>
+              <w:right w:val="single" w:color="808080" w:sz="4"/>
+            </w:tcBorders>
+            <w:tcMar>
+              <w:top w:type="dxa" w:w="60"/>
+              <w:left w:type="dxa" w:w="100"/>
+              <w:bottom w:type="dxa" w:w="60"/>
+              <w:right w:type="dxa" w:w="100"/>
+            </w:tcMar>
+            <w:vAlign w:val="top"/>
+          </w:tcPr>
+          <w:p>
+            <w:pPr>
+              <w:pStyle w:val="TableText"/>
+            </w:pPr>
+            <w:r>
+              <w:t xml:space="preserve">Test Scenario</w:t>
+            </w:r>
+          </w:p>
+        </w:tc>
+        <w:tc>
+          <w:tcPr>
+            <w:tcW w:type="dxa" w:w="7160"/>
+            <w:tcBorders>
+              <w:top w:val="single" w:color="808080" w:sz="4"/>
+              <w:left w:val="single" w:color="808080" w:sz="4"/>
+              <w:bottom w:val="single" w:color="808080" w:sz="4"/>
+              <w:right w:val="single" w:color="808080" w:sz="4"/>
+            </w:tcBorders>
+            <w:tcMar>
+              <w:top w:type="dxa" w:w="60"/>
+              <w:left w:type="dxa" w:w="100"/>
+              <w:bottom w:type="dxa" w:w="60"/>
+              <w:right w:type="dxa" w:w="100"/>
+            </w:tcMar>
+            <w:vAlign w:val="top"/>
+          </w:tcPr>
+          <w:p>
+            <w:pPr>
+              <w:pStyle w:val="TableText"/>
+            </w:pPr>
+            <w:r>
+              <w:t xml:space="preserve">Log in as super admin, view the overview and update a platform setting. Try the same as a normal user.</w:t>
+            </w:r>
+          </w:p>
+        </w:tc>
+      </w:tr>
+      <w:tr>
+        <w:trPr>
+          <w:cantSplit/>
+        </w:trPr>
+        <w:tc>
+          <w:tcPr>
+            <w:tcW w:type="dxa" w:w="2200"/>
+            <w:tcBorders>
+              <w:top w:val="single" w:color="808080" w:sz="4"/>
+              <w:left w:val="single" w:color="808080" w:sz="4"/>
+              <w:bottom w:val="single" w:color="808080" w:sz="4"/>
+              <w:right w:val="single" w:color="808080" w:sz="4"/>
+            </w:tcBorders>
+            <w:tcMar>
+              <w:top w:type="dxa" w:w="60"/>
+              <w:left w:type="dxa" w:w="100"/>
+              <w:bottom w:type="dxa" w:w="60"/>
+              <w:right w:type="dxa" w:w="100"/>
+            </w:tcMar>
+            <w:vAlign w:val="top"/>
+          </w:tcPr>
+          <w:p>
+            <w:pPr>
+              <w:pStyle w:val="TableText"/>
+            </w:pPr>
+            <w:r>
+              <w:t xml:space="preserve">Expected Outcome</w:t>
+            </w:r>
+          </w:p>
+        </w:tc>
+        <w:tc>
+          <w:tcPr>
+            <w:tcW w:type="dxa" w:w="7160"/>
+            <w:tcBorders>
+              <w:top w:val="single" w:color="808080" w:sz="4"/>
+              <w:left w:val="single" w:color="808080" w:sz="4"/>
+              <w:bottom w:val="single" w:color="808080" w:sz="4"/>
+              <w:right w:val="single" w:color="808080" w:sz="4"/>
+            </w:tcBorders>
+            <w:tcMar>
+              <w:top w:type="dxa" w:w="60"/>
+              <w:left w:type="dxa" w:w="100"/>
+              <w:bottom w:type="dxa" w:w="60"/>
+              <w:right w:type="dxa" w:w="100"/>
+            </w:tcMar>
+            <w:vAlign w:val="top"/>
+          </w:tcPr>
+          <w:p>
+            <w:pPr>
+              <w:pStyle w:val="TableText"/>
+            </w:pPr>
+            <w:r>
               <w:t xml:space="preserve">The super admin sees the data and the action is recorded in the audit log; the normal user is denied.</w:t>
             </w:r>
           </w:p>
@@ -25841,7 +34758,7 @@
         <w:pStyle w:val="ListText"/>
         <w:numPr>
           <w:ilvl w:val="0"/>
-          <w:numId w:val="5"/>
+          <w:numId w:val="8"/>
         </w:numPr>
       </w:pPr>
       <w:r>
@@ -25853,7 +34770,7 @@
         <w:pStyle w:val="ListText"/>
         <w:numPr>
           <w:ilvl w:val="0"/>
-          <w:numId w:val="5"/>
+          <w:numId w:val="8"/>
         </w:numPr>
       </w:pPr>
       <w:r>
@@ -25865,7 +34782,7 @@
         <w:pStyle w:val="ListText"/>
         <w:numPr>
           <w:ilvl w:val="0"/>
-          <w:numId w:val="5"/>
+          <w:numId w:val="8"/>
         </w:numPr>
       </w:pPr>
       <w:r>
@@ -25877,7 +34794,7 @@
         <w:pStyle w:val="ListText"/>
         <w:numPr>
           <w:ilvl w:val="0"/>
-          <w:numId w:val="5"/>
+          <w:numId w:val="8"/>
         </w:numPr>
       </w:pPr>
       <w:r>
@@ -25889,7 +34806,7 @@
         <w:pStyle w:val="ListText"/>
         <w:numPr>
           <w:ilvl w:val="0"/>
-          <w:numId w:val="5"/>
+          <w:numId w:val="8"/>
         </w:numPr>
       </w:pPr>
       <w:r>
@@ -25901,7 +34818,7 @@
         <w:pStyle w:val="ListText"/>
         <w:numPr>
           <w:ilvl w:val="0"/>
-          <w:numId w:val="5"/>
+          <w:numId w:val="8"/>
         </w:numPr>
       </w:pPr>
       <w:r>
@@ -25913,7 +34830,7 @@
         <w:pStyle w:val="ListText"/>
         <w:numPr>
           <w:ilvl w:val="0"/>
-          <w:numId w:val="5"/>
+          <w:numId w:val="8"/>
         </w:numPr>
       </w:pPr>
       <w:r>
@@ -25925,7 +34842,7 @@
         <w:pStyle w:val="ListText"/>
         <w:numPr>
           <w:ilvl w:val="0"/>
-          <w:numId w:val="5"/>
+          <w:numId w:val="8"/>
         </w:numPr>
       </w:pPr>
       <w:r>
@@ -25937,7 +34854,7 @@
         <w:pStyle w:val="ListText"/>
         <w:numPr>
           <w:ilvl w:val="0"/>
-          <w:numId w:val="5"/>
+          <w:numId w:val="8"/>
         </w:numPr>
       </w:pPr>
       <w:r>
@@ -25949,7 +34866,7 @@
         <w:pStyle w:val="ListText"/>
         <w:numPr>
           <w:ilvl w:val="0"/>
-          <w:numId w:val="5"/>
+          <w:numId w:val="8"/>
         </w:numPr>
       </w:pPr>
       <w:r>
@@ -26192,6 +35109,42 @@
     <w:lvl w:ilvl="0" w15:tentative="1">
       <w:start w:val="1"/>
       <w:numFmt w:val="decimal"/>
+      <w:lvlText w:val="%1."/>
+      <w:lvlJc w:val="left"/>
+      <w:pPr>
+        <w:ind w:left="720" w:hanging="360"/>
+      </w:pPr>
+    </w:lvl>
+  </w:abstractNum>
+  <w:abstractNum w:abstractNumId="6" w15:restartNumberingAfterBreak="0">
+    <w:multiLevelType w:val="hybridMultilevel"/>
+    <w:lvl w:ilvl="0" w15:tentative="1">
+      <w:start w:val="1"/>
+      <w:numFmt w:val="decimal"/>
+      <w:lvlText w:val="%1."/>
+      <w:lvlJc w:val="left"/>
+      <w:pPr>
+        <w:ind w:left="720" w:hanging="360"/>
+      </w:pPr>
+    </w:lvl>
+  </w:abstractNum>
+  <w:abstractNum w:abstractNumId="7" w15:restartNumberingAfterBreak="0">
+    <w:multiLevelType w:val="hybridMultilevel"/>
+    <w:lvl w:ilvl="0" w15:tentative="1">
+      <w:start w:val="1"/>
+      <w:numFmt w:val="decimal"/>
+      <w:lvlText w:val="%1."/>
+      <w:lvlJc w:val="left"/>
+      <w:pPr>
+        <w:ind w:left="720" w:hanging="360"/>
+      </w:pPr>
+    </w:lvl>
+  </w:abstractNum>
+  <w:abstractNum w:abstractNumId="8" w15:restartNumberingAfterBreak="0">
+    <w:multiLevelType w:val="hybridMultilevel"/>
+    <w:lvl w:ilvl="0" w15:tentative="1">
+      <w:start w:val="1"/>
+      <w:numFmt w:val="decimal"/>
       <w:lvlText w:val="[%1]"/>
       <w:lvlJc w:val="left"/>
       <w:pPr>
@@ -26212,7 +35165,7 @@
     </w:lvlOverride>
   </w:num>
   <w:num w:numId="3">
-    <w:abstractNumId w:val="4"/>
+    <w:abstractNumId w:val="7"/>
     <w:lvlOverride w:ilvl="0">
       <w:startOverride w:val="1"/>
     </w:lvlOverride>
@@ -26224,7 +35177,25 @@
     </w:lvlOverride>
   </w:num>
   <w:num w:numId="5">
+    <w:abstractNumId w:val="4"/>
+    <w:lvlOverride w:ilvl="0">
+      <w:startOverride w:val="1"/>
+    </w:lvlOverride>
+  </w:num>
+  <w:num w:numId="6">
     <w:abstractNumId w:val="5"/>
+    <w:lvlOverride w:ilvl="0">
+      <w:startOverride w:val="1"/>
+    </w:lvlOverride>
+  </w:num>
+  <w:num w:numId="7">
+    <w:abstractNumId w:val="6"/>
+    <w:lvlOverride w:ilvl="0">
+      <w:startOverride w:val="1"/>
+    </w:lvlOverride>
+  </w:num>
+  <w:num w:numId="8">
+    <w:abstractNumId w:val="8"/>
     <w:lvlOverride w:ilvl="0">
       <w:startOverride w:val="1"/>
     </w:lvlOverride>

--- a/docs/report/SpecTwin_Technical_Report.docx
+++ b/docs/report/SpecTwin_Technical_Report.docx
@@ -23107,7 +23107,12 @@
         <w:pStyle w:val="Caption"/>
       </w:pPr>
       <w:r>
-        <w:t xml:space="preserve">Figure 13: State Diagram of a Stage Revision</w:t>
+        <w:t xml:space="preserve">Figure 13: State Diagram of the Generation Pipeline</w:t>
+      </w:r>
+    </w:p>
+    <w:p>
+      <w:r>
+        <w:t xml:space="preserve">The state diagram covers the whole pipeline run. A run starts in the Input stage and moves through the six stages; in each stage the user can edit (saving a new version) and approve (the payload is validated, the run is running while the next stage is generated, and the next stage becomes ready for review). Approving the XML stage completes the run, which is then published. A generation error moves the run to failed, from where it can be retried, and reopening a stage after publishing marks later stages stale until they are re-approved and regenerated.</w:t>
       </w:r>
     </w:p>
     <w:tbl>
@@ -23123,8 +23128,9 @@
         </w:tblBorders>
       </w:tblPr>
       <w:tblGrid>
-        <w:gridCol w:w="2600"/>
-        <w:gridCol w:w="6760"/>
+        <w:gridCol w:w="2200"/>
+        <w:gridCol w:w="1800"/>
+        <w:gridCol w:w="5360"/>
       </w:tblGrid>
       <w:tr>
         <w:trPr>
@@ -23132,7 +23138,7 @@
         </w:trPr>
         <w:tc>
           <w:tcPr>
-            <w:tcW w:type="dxa" w:w="2600"/>
+            <w:tcW w:type="dxa" w:w="2200"/>
             <w:tcBorders>
               <w:top w:val="single" w:color="808080" w:sz="4"/>
               <w:left w:val="single" w:color="808080" w:sz="4"/>
@@ -23163,7 +23169,38 @@
         </w:tc>
         <w:tc>
           <w:tcPr>
-            <w:tcW w:type="dxa" w:w="6760"/>
+            <w:tcW w:type="dxa" w:w="1800"/>
+            <w:tcBorders>
+              <w:top w:val="single" w:color="808080" w:sz="4"/>
+              <w:left w:val="single" w:color="808080" w:sz="4"/>
+              <w:bottom w:val="single" w:color="808080" w:sz="4"/>
+              <w:right w:val="single" w:color="808080" w:sz="4"/>
+            </w:tcBorders>
+            <w:shd w:fill="D9E2F3" w:val="clear"/>
+            <w:tcMar>
+              <w:top w:type="dxa" w:w="60"/>
+              <w:left w:type="dxa" w:w="100"/>
+              <w:bottom w:type="dxa" w:w="60"/>
+              <w:right w:type="dxa" w:w="100"/>
+            </w:tcMar>
+            <w:vAlign w:val="top"/>
+          </w:tcPr>
+          <w:p>
+            <w:pPr>
+              <w:pStyle w:val="TableText"/>
+            </w:pPr>
+            <w:r>
+              <w:rPr>
+                <w:b/>
+                <w:bCs/>
+              </w:rPr>
+              <w:t xml:space="preserve">Applies to</w:t>
+            </w:r>
+          </w:p>
+        </w:tc>
+        <w:tc>
+          <w:tcPr>
+            <w:tcW w:type="dxa" w:w="5360"/>
             <w:tcBorders>
               <w:top w:val="single" w:color="808080" w:sz="4"/>
               <w:left w:val="single" w:color="808080" w:sz="4"/>
@@ -23199,7 +23236,7 @@
         </w:trPr>
         <w:tc>
           <w:tcPr>
-            <w:tcW w:type="dxa" w:w="2600"/>
+            <w:tcW w:type="dxa" w:w="2200"/>
             <w:tcBorders>
               <w:top w:val="single" w:color="808080" w:sz="4"/>
               <w:left w:val="single" w:color="808080" w:sz="4"/>
@@ -23225,27 +23262,53 @@
         </w:tc>
         <w:tc>
           <w:tcPr>
-            <w:tcW w:type="dxa" w:w="6760"/>
-            <w:tcBorders>
-              <w:top w:val="single" w:color="808080" w:sz="4"/>
-              <w:left w:val="single" w:color="808080" w:sz="4"/>
-              <w:bottom w:val="single" w:color="808080" w:sz="4"/>
-              <w:right w:val="single" w:color="808080" w:sz="4"/>
-            </w:tcBorders>
-            <w:tcMar>
-              <w:top w:type="dxa" w:w="60"/>
-              <w:left w:type="dxa" w:w="100"/>
-              <w:bottom w:type="dxa" w:w="60"/>
-              <w:right w:type="dxa" w:w="100"/>
-            </w:tcMar>
-            <w:vAlign w:val="top"/>
-          </w:tcPr>
-          <w:p>
-            <w:pPr>
-              <w:pStyle w:val="TableText"/>
-            </w:pPr>
-            <w:r>
-              <w:t xml:space="preserve">The stage was generated or edited and waits for the user.</w:t>
+            <w:tcW w:type="dxa" w:w="1800"/>
+            <w:tcBorders>
+              <w:top w:val="single" w:color="808080" w:sz="4"/>
+              <w:left w:val="single" w:color="808080" w:sz="4"/>
+              <w:bottom w:val="single" w:color="808080" w:sz="4"/>
+              <w:right w:val="single" w:color="808080" w:sz="4"/>
+            </w:tcBorders>
+            <w:tcMar>
+              <w:top w:type="dxa" w:w="60"/>
+              <w:left w:type="dxa" w:w="100"/>
+              <w:bottom w:type="dxa" w:w="60"/>
+              <w:right w:type="dxa" w:w="100"/>
+            </w:tcMar>
+            <w:vAlign w:val="top"/>
+          </w:tcPr>
+          <w:p>
+            <w:pPr>
+              <w:pStyle w:val="TableText"/>
+            </w:pPr>
+            <w:r>
+              <w:t xml:space="preserve">Run and stage</w:t>
+            </w:r>
+          </w:p>
+        </w:tc>
+        <w:tc>
+          <w:tcPr>
+            <w:tcW w:type="dxa" w:w="5360"/>
+            <w:tcBorders>
+              <w:top w:val="single" w:color="808080" w:sz="4"/>
+              <w:left w:val="single" w:color="808080" w:sz="4"/>
+              <w:bottom w:val="single" w:color="808080" w:sz="4"/>
+              <w:right w:val="single" w:color="808080" w:sz="4"/>
+            </w:tcBorders>
+            <w:tcMar>
+              <w:top w:type="dxa" w:w="60"/>
+              <w:left w:type="dxa" w:w="100"/>
+              <w:bottom w:type="dxa" w:w="60"/>
+              <w:right w:type="dxa" w:w="100"/>
+            </w:tcMar>
+            <w:vAlign w:val="top"/>
+          </w:tcPr>
+          <w:p>
+            <w:pPr>
+              <w:pStyle w:val="TableText"/>
+            </w:pPr>
+            <w:r>
+              <w:t xml:space="preserve">The current stage was generated or edited and waits for the user.</w:t>
             </w:r>
           </w:p>
         </w:tc>
@@ -23256,7 +23319,7 @@
         </w:trPr>
         <w:tc>
           <w:tcPr>
-            <w:tcW w:type="dxa" w:w="2600"/>
+            <w:tcW w:type="dxa" w:w="2200"/>
             <w:tcBorders>
               <w:top w:val="single" w:color="808080" w:sz="4"/>
               <w:left w:val="single" w:color="808080" w:sz="4"/>
@@ -23282,7 +23345,33 @@
         </w:tc>
         <w:tc>
           <w:tcPr>
-            <w:tcW w:type="dxa" w:w="6760"/>
+            <w:tcW w:type="dxa" w:w="1800"/>
+            <w:tcBorders>
+              <w:top w:val="single" w:color="808080" w:sz="4"/>
+              <w:left w:val="single" w:color="808080" w:sz="4"/>
+              <w:bottom w:val="single" w:color="808080" w:sz="4"/>
+              <w:right w:val="single" w:color="808080" w:sz="4"/>
+            </w:tcBorders>
+            <w:tcMar>
+              <w:top w:type="dxa" w:w="60"/>
+              <w:left w:type="dxa" w:w="100"/>
+              <w:bottom w:type="dxa" w:w="60"/>
+              <w:right w:type="dxa" w:w="100"/>
+            </w:tcMar>
+            <w:vAlign w:val="top"/>
+          </w:tcPr>
+          <w:p>
+            <w:pPr>
+              <w:pStyle w:val="TableText"/>
+            </w:pPr>
+            <w:r>
+              <w:t xml:space="preserve">Run and stage</w:t>
+            </w:r>
+          </w:p>
+        </w:tc>
+        <w:tc>
+          <w:tcPr>
+            <w:tcW w:type="dxa" w:w="5360"/>
             <w:tcBorders>
               <w:top w:val="single" w:color="808080" w:sz="4"/>
               <w:left w:val="single" w:color="808080" w:sz="4"/>
@@ -23313,7 +23402,256 @@
         </w:trPr>
         <w:tc>
           <w:tcPr>
-            <w:tcW w:type="dxa" w:w="2600"/>
+            <w:tcW w:type="dxa" w:w="2200"/>
+            <w:tcBorders>
+              <w:top w:val="single" w:color="808080" w:sz="4"/>
+              <w:left w:val="single" w:color="808080" w:sz="4"/>
+              <w:bottom w:val="single" w:color="808080" w:sz="4"/>
+              <w:right w:val="single" w:color="808080" w:sz="4"/>
+            </w:tcBorders>
+            <w:tcMar>
+              <w:top w:type="dxa" w:w="60"/>
+              <w:left w:type="dxa" w:w="100"/>
+              <w:bottom w:type="dxa" w:w="60"/>
+              <w:right w:type="dxa" w:w="100"/>
+            </w:tcMar>
+            <w:vAlign w:val="top"/>
+          </w:tcPr>
+          <w:p>
+            <w:pPr>
+              <w:pStyle w:val="TableText"/>
+            </w:pPr>
+            <w:r>
+              <w:t xml:space="preserve">running</w:t>
+            </w:r>
+          </w:p>
+        </w:tc>
+        <w:tc>
+          <w:tcPr>
+            <w:tcW w:type="dxa" w:w="1800"/>
+            <w:tcBorders>
+              <w:top w:val="single" w:color="808080" w:sz="4"/>
+              <w:left w:val="single" w:color="808080" w:sz="4"/>
+              <w:bottom w:val="single" w:color="808080" w:sz="4"/>
+              <w:right w:val="single" w:color="808080" w:sz="4"/>
+            </w:tcBorders>
+            <w:tcMar>
+              <w:top w:type="dxa" w:w="60"/>
+              <w:left w:type="dxa" w:w="100"/>
+              <w:bottom w:type="dxa" w:w="60"/>
+              <w:right w:type="dxa" w:w="100"/>
+            </w:tcMar>
+            <w:vAlign w:val="top"/>
+          </w:tcPr>
+          <w:p>
+            <w:pPr>
+              <w:pStyle w:val="TableText"/>
+            </w:pPr>
+            <w:r>
+              <w:t xml:space="preserve">Run</w:t>
+            </w:r>
+          </w:p>
+        </w:tc>
+        <w:tc>
+          <w:tcPr>
+            <w:tcW w:type="dxa" w:w="5360"/>
+            <w:tcBorders>
+              <w:top w:val="single" w:color="808080" w:sz="4"/>
+              <w:left w:val="single" w:color="808080" w:sz="4"/>
+              <w:bottom w:val="single" w:color="808080" w:sz="4"/>
+              <w:right w:val="single" w:color="808080" w:sz="4"/>
+            </w:tcBorders>
+            <w:tcMar>
+              <w:top w:type="dxa" w:w="60"/>
+              <w:left w:type="dxa" w:w="100"/>
+              <w:bottom w:type="dxa" w:w="60"/>
+              <w:right w:type="dxa" w:w="100"/>
+            </w:tcMar>
+            <w:vAlign w:val="top"/>
+          </w:tcPr>
+          <w:p>
+            <w:pPr>
+              <w:pStyle w:val="TableText"/>
+            </w:pPr>
+            <w:r>
+              <w:t xml:space="preserve">The next stage is being generated by the selected engine.</w:t>
+            </w:r>
+          </w:p>
+        </w:tc>
+      </w:tr>
+      <w:tr>
+        <w:trPr>
+          <w:cantSplit/>
+        </w:trPr>
+        <w:tc>
+          <w:tcPr>
+            <w:tcW w:type="dxa" w:w="2200"/>
+            <w:tcBorders>
+              <w:top w:val="single" w:color="808080" w:sz="4"/>
+              <w:left w:val="single" w:color="808080" w:sz="4"/>
+              <w:bottom w:val="single" w:color="808080" w:sz="4"/>
+              <w:right w:val="single" w:color="808080" w:sz="4"/>
+            </w:tcBorders>
+            <w:tcMar>
+              <w:top w:type="dxa" w:w="60"/>
+              <w:left w:type="dxa" w:w="100"/>
+              <w:bottom w:type="dxa" w:w="60"/>
+              <w:right w:type="dxa" w:w="100"/>
+            </w:tcMar>
+            <w:vAlign w:val="top"/>
+          </w:tcPr>
+          <w:p>
+            <w:pPr>
+              <w:pStyle w:val="TableText"/>
+            </w:pPr>
+            <w:r>
+              <w:t xml:space="preserve">completed</w:t>
+            </w:r>
+          </w:p>
+        </w:tc>
+        <w:tc>
+          <w:tcPr>
+            <w:tcW w:type="dxa" w:w="1800"/>
+            <w:tcBorders>
+              <w:top w:val="single" w:color="808080" w:sz="4"/>
+              <w:left w:val="single" w:color="808080" w:sz="4"/>
+              <w:bottom w:val="single" w:color="808080" w:sz="4"/>
+              <w:right w:val="single" w:color="808080" w:sz="4"/>
+            </w:tcBorders>
+            <w:tcMar>
+              <w:top w:type="dxa" w:w="60"/>
+              <w:left w:type="dxa" w:w="100"/>
+              <w:bottom w:type="dxa" w:w="60"/>
+              <w:right w:type="dxa" w:w="100"/>
+            </w:tcMar>
+            <w:vAlign w:val="top"/>
+          </w:tcPr>
+          <w:p>
+            <w:pPr>
+              <w:pStyle w:val="TableText"/>
+            </w:pPr>
+            <w:r>
+              <w:t xml:space="preserve">Run</w:t>
+            </w:r>
+          </w:p>
+        </w:tc>
+        <w:tc>
+          <w:tcPr>
+            <w:tcW w:type="dxa" w:w="5360"/>
+            <w:tcBorders>
+              <w:top w:val="single" w:color="808080" w:sz="4"/>
+              <w:left w:val="single" w:color="808080" w:sz="4"/>
+              <w:bottom w:val="single" w:color="808080" w:sz="4"/>
+              <w:right w:val="single" w:color="808080" w:sz="4"/>
+            </w:tcBorders>
+            <w:tcMar>
+              <w:top w:type="dxa" w:w="60"/>
+              <w:left w:type="dxa" w:w="100"/>
+              <w:bottom w:type="dxa" w:w="60"/>
+              <w:right w:type="dxa" w:w="100"/>
+            </w:tcMar>
+            <w:vAlign w:val="top"/>
+          </w:tcPr>
+          <w:p>
+            <w:pPr>
+              <w:pStyle w:val="TableText"/>
+            </w:pPr>
+            <w:r>
+              <w:t xml:space="preserve">The XML stage was approved; the SRS document and diagram are published.</w:t>
+            </w:r>
+          </w:p>
+        </w:tc>
+      </w:tr>
+      <w:tr>
+        <w:trPr>
+          <w:cantSplit/>
+        </w:trPr>
+        <w:tc>
+          <w:tcPr>
+            <w:tcW w:type="dxa" w:w="2200"/>
+            <w:tcBorders>
+              <w:top w:val="single" w:color="808080" w:sz="4"/>
+              <w:left w:val="single" w:color="808080" w:sz="4"/>
+              <w:bottom w:val="single" w:color="808080" w:sz="4"/>
+              <w:right w:val="single" w:color="808080" w:sz="4"/>
+            </w:tcBorders>
+            <w:tcMar>
+              <w:top w:type="dxa" w:w="60"/>
+              <w:left w:type="dxa" w:w="100"/>
+              <w:bottom w:type="dxa" w:w="60"/>
+              <w:right w:type="dxa" w:w="100"/>
+            </w:tcMar>
+            <w:vAlign w:val="top"/>
+          </w:tcPr>
+          <w:p>
+            <w:pPr>
+              <w:pStyle w:val="TableText"/>
+            </w:pPr>
+            <w:r>
+              <w:t xml:space="preserve">failed</w:t>
+            </w:r>
+          </w:p>
+        </w:tc>
+        <w:tc>
+          <w:tcPr>
+            <w:tcW w:type="dxa" w:w="1800"/>
+            <w:tcBorders>
+              <w:top w:val="single" w:color="808080" w:sz="4"/>
+              <w:left w:val="single" w:color="808080" w:sz="4"/>
+              <w:bottom w:val="single" w:color="808080" w:sz="4"/>
+              <w:right w:val="single" w:color="808080" w:sz="4"/>
+            </w:tcBorders>
+            <w:tcMar>
+              <w:top w:type="dxa" w:w="60"/>
+              <w:left w:type="dxa" w:w="100"/>
+              <w:bottom w:type="dxa" w:w="60"/>
+              <w:right w:type="dxa" w:w="100"/>
+            </w:tcMar>
+            <w:vAlign w:val="top"/>
+          </w:tcPr>
+          <w:p>
+            <w:pPr>
+              <w:pStyle w:val="TableText"/>
+            </w:pPr>
+            <w:r>
+              <w:t xml:space="preserve">Run</w:t>
+            </w:r>
+          </w:p>
+        </w:tc>
+        <w:tc>
+          <w:tcPr>
+            <w:tcW w:type="dxa" w:w="5360"/>
+            <w:tcBorders>
+              <w:top w:val="single" w:color="808080" w:sz="4"/>
+              <w:left w:val="single" w:color="808080" w:sz="4"/>
+              <w:bottom w:val="single" w:color="808080" w:sz="4"/>
+              <w:right w:val="single" w:color="808080" w:sz="4"/>
+            </w:tcBorders>
+            <w:tcMar>
+              <w:top w:type="dxa" w:w="60"/>
+              <w:left w:type="dxa" w:w="100"/>
+              <w:bottom w:type="dxa" w:w="60"/>
+              <w:right w:type="dxa" w:w="100"/>
+            </w:tcMar>
+            <w:vAlign w:val="top"/>
+          </w:tcPr>
+          <w:p>
+            <w:pPr>
+              <w:pStyle w:val="TableText"/>
+            </w:pPr>
+            <w:r>
+              <w:t xml:space="preserve">A generation error occurred; the user can fix the input and retry.</w:t>
+            </w:r>
+          </w:p>
+        </w:tc>
+      </w:tr>
+      <w:tr>
+        <w:trPr>
+          <w:cantSplit/>
+        </w:trPr>
+        <w:tc>
+          <w:tcPr>
+            <w:tcW w:type="dxa" w:w="2200"/>
             <w:tcBorders>
               <w:top w:val="single" w:color="808080" w:sz="4"/>
               <w:left w:val="single" w:color="808080" w:sz="4"/>
@@ -23339,27 +23677,53 @@
         </w:tc>
         <w:tc>
           <w:tcPr>
-            <w:tcW w:type="dxa" w:w="6760"/>
-            <w:tcBorders>
-              <w:top w:val="single" w:color="808080" w:sz="4"/>
-              <w:left w:val="single" w:color="808080" w:sz="4"/>
-              <w:bottom w:val="single" w:color="808080" w:sz="4"/>
-              <w:right w:val="single" w:color="808080" w:sz="4"/>
-            </w:tcBorders>
-            <w:tcMar>
-              <w:top w:type="dxa" w:w="60"/>
-              <w:left w:type="dxa" w:w="100"/>
-              <w:bottom w:type="dxa" w:w="60"/>
-              <w:right w:type="dxa" w:w="100"/>
-            </w:tcMar>
-            <w:vAlign w:val="top"/>
-          </w:tcPr>
-          <w:p>
-            <w:pPr>
-              <w:pStyle w:val="TableText"/>
-            </w:pPr>
-            <w:r>
-              <w:t xml:space="preserve">An earlier stage was edited or reopened, so this stage was built from outdated input.</w:t>
+            <w:tcW w:type="dxa" w:w="1800"/>
+            <w:tcBorders>
+              <w:top w:val="single" w:color="808080" w:sz="4"/>
+              <w:left w:val="single" w:color="808080" w:sz="4"/>
+              <w:bottom w:val="single" w:color="808080" w:sz="4"/>
+              <w:right w:val="single" w:color="808080" w:sz="4"/>
+            </w:tcBorders>
+            <w:tcMar>
+              <w:top w:type="dxa" w:w="60"/>
+              <w:left w:type="dxa" w:w="100"/>
+              <w:bottom w:type="dxa" w:w="60"/>
+              <w:right w:type="dxa" w:w="100"/>
+            </w:tcMar>
+            <w:vAlign w:val="top"/>
+          </w:tcPr>
+          <w:p>
+            <w:pPr>
+              <w:pStyle w:val="TableText"/>
+            </w:pPr>
+            <w:r>
+              <w:t xml:space="preserve">Stage</w:t>
+            </w:r>
+          </w:p>
+        </w:tc>
+        <w:tc>
+          <w:tcPr>
+            <w:tcW w:type="dxa" w:w="5360"/>
+            <w:tcBorders>
+              <w:top w:val="single" w:color="808080" w:sz="4"/>
+              <w:left w:val="single" w:color="808080" w:sz="4"/>
+              <w:bottom w:val="single" w:color="808080" w:sz="4"/>
+              <w:right w:val="single" w:color="808080" w:sz="4"/>
+            </w:tcBorders>
+            <w:tcMar>
+              <w:top w:type="dxa" w:w="60"/>
+              <w:left w:type="dxa" w:w="100"/>
+              <w:bottom w:type="dxa" w:w="60"/>
+              <w:right w:type="dxa" w:w="100"/>
+            </w:tcMar>
+            <w:vAlign w:val="top"/>
+          </w:tcPr>
+          <w:p>
+            <w:pPr>
+              <w:pStyle w:val="TableText"/>
+            </w:pPr>
+            <w:r>
+              <w:t xml:space="preserve">An earlier stage was edited or reopened, so this stage must be regenerated.</w:t>
             </w:r>
           </w:p>
         </w:tc>
@@ -23370,7 +23734,7 @@
         <w:pStyle w:val="Caption"/>
       </w:pPr>
       <w:r>
-        <w:t xml:space="preserve">Table 18: Stage revision states</w:t>
+        <w:t xml:space="preserve">Table 18: Pipeline run and stage states</w:t>
       </w:r>
     </w:p>
     <w:p>
